--- a/Backend_Development_Lab_Programs.docx
+++ b/Backend_Development_Lab_Programs.docx
@@ -38,8 +38,18 @@
           <w:color w:val="000080"/>
           <w:sz w:val="18"/>
         </w:rPr>
-        <w:t>from flask import Flask, jsonify</w:t>
-      </w:r>
+        <w:t xml:space="preserve">from flask import Flask, </w:t>
+      </w:r>
+      <w:proofErr w:type="spellStart"/>
+      <w:r>
+        <w:rPr>
+          <w:rFonts w:ascii="Consolas" w:hAnsi="Consolas"/>
+          <w:color w:val="000080"/>
+          <w:sz w:val="18"/>
+        </w:rPr>
+        <w:t>jsonify</w:t>
+      </w:r>
+      <w:proofErr w:type="spellEnd"/>
     </w:p>
     <w:p>
       <w:pPr>
@@ -196,20 +206,56 @@
           <w:color w:val="000080"/>
           <w:sz w:val="18"/>
         </w:rPr>
-        <w:t>def get_users():</w:t>
-      </w:r>
-    </w:p>
-    <w:p>
-      <w:pPr>
-        <w:spacing w:after="0" w:line="240" w:lineRule="exact"/>
-      </w:pPr>
-      <w:r>
-        <w:rPr>
-          <w:rFonts w:ascii="Consolas" w:hAnsi="Consolas"/>
-          <w:color w:val="000080"/>
-          <w:sz w:val="18"/>
-        </w:rPr>
-        <w:t xml:space="preserve">    return jsonify(users)</w:t>
+        <w:t xml:space="preserve">def </w:t>
+      </w:r>
+      <w:proofErr w:type="spellStart"/>
+      <w:r>
+        <w:rPr>
+          <w:rFonts w:ascii="Consolas" w:hAnsi="Consolas"/>
+          <w:color w:val="000080"/>
+          <w:sz w:val="18"/>
+        </w:rPr>
+        <w:t>get_users</w:t>
+      </w:r>
+      <w:proofErr w:type="spellEnd"/>
+      <w:r>
+        <w:rPr>
+          <w:rFonts w:ascii="Consolas" w:hAnsi="Consolas"/>
+          <w:color w:val="000080"/>
+          <w:sz w:val="18"/>
+        </w:rPr>
+        <w:t>():</w:t>
+      </w:r>
+    </w:p>
+    <w:p>
+      <w:pPr>
+        <w:spacing w:after="0" w:line="240" w:lineRule="exact"/>
+      </w:pPr>
+      <w:r>
+        <w:rPr>
+          <w:rFonts w:ascii="Consolas" w:hAnsi="Consolas"/>
+          <w:color w:val="000080"/>
+          <w:sz w:val="18"/>
+        </w:rPr>
+        <w:t xml:space="preserve">    return </w:t>
+      </w:r>
+      <w:proofErr w:type="spellStart"/>
+      <w:r>
+        <w:rPr>
+          <w:rFonts w:ascii="Consolas" w:hAnsi="Consolas"/>
+          <w:color w:val="000080"/>
+          <w:sz w:val="18"/>
+        </w:rPr>
+        <w:t>jsonify</w:t>
+      </w:r>
+      <w:proofErr w:type="spellEnd"/>
+      <w:r>
+        <w:rPr>
+          <w:rFonts w:ascii="Consolas" w:hAnsi="Consolas"/>
+          <w:color w:val="000080"/>
+          <w:sz w:val="18"/>
+        </w:rPr>
+        <w:t>(users)</w:t>
       </w:r>
     </w:p>
     <w:p>
@@ -240,20 +286,74 @@
           <w:color w:val="000080"/>
           <w:sz w:val="18"/>
         </w:rPr>
-        <w:t>def get_user(user_id):</w:t>
-      </w:r>
-    </w:p>
-    <w:p>
-      <w:pPr>
-        <w:spacing w:after="0" w:line="240" w:lineRule="exact"/>
-      </w:pPr>
-      <w:r>
-        <w:rPr>
-          <w:rFonts w:ascii="Consolas" w:hAnsi="Consolas"/>
-          <w:color w:val="000080"/>
-          <w:sz w:val="18"/>
-        </w:rPr>
-        <w:t xml:space="preserve">    user = next((u for u in users if u['id'] == user_id), None)</w:t>
+        <w:t xml:space="preserve">def </w:t>
+      </w:r>
+      <w:proofErr w:type="spellStart"/>
+      <w:r>
+        <w:rPr>
+          <w:rFonts w:ascii="Consolas" w:hAnsi="Consolas"/>
+          <w:color w:val="000080"/>
+          <w:sz w:val="18"/>
+        </w:rPr>
+        <w:t>get_user</w:t>
+      </w:r>
+      <w:proofErr w:type="spellEnd"/>
+      <w:r>
+        <w:rPr>
+          <w:rFonts w:ascii="Consolas" w:hAnsi="Consolas"/>
+          <w:color w:val="000080"/>
+          <w:sz w:val="18"/>
+        </w:rPr>
+        <w:t>(</w:t>
+      </w:r>
+      <w:proofErr w:type="spellStart"/>
+      <w:r>
+        <w:rPr>
+          <w:rFonts w:ascii="Consolas" w:hAnsi="Consolas"/>
+          <w:color w:val="000080"/>
+          <w:sz w:val="18"/>
+        </w:rPr>
+        <w:t>user_id</w:t>
+      </w:r>
+      <w:proofErr w:type="spellEnd"/>
+      <w:r>
+        <w:rPr>
+          <w:rFonts w:ascii="Consolas" w:hAnsi="Consolas"/>
+          <w:color w:val="000080"/>
+          <w:sz w:val="18"/>
+        </w:rPr>
+        <w:t>):</w:t>
+      </w:r>
+    </w:p>
+    <w:p>
+      <w:pPr>
+        <w:spacing w:after="0" w:line="240" w:lineRule="exact"/>
+      </w:pPr>
+      <w:r>
+        <w:rPr>
+          <w:rFonts w:ascii="Consolas" w:hAnsi="Consolas"/>
+          <w:color w:val="000080"/>
+          <w:sz w:val="18"/>
+        </w:rPr>
+        <w:t xml:space="preserve">    user = next((u for u in users if u['id'] == </w:t>
+      </w:r>
+      <w:proofErr w:type="spellStart"/>
+      <w:r>
+        <w:rPr>
+          <w:rFonts w:ascii="Consolas" w:hAnsi="Consolas"/>
+          <w:color w:val="000080"/>
+          <w:sz w:val="18"/>
+        </w:rPr>
+        <w:t>user_id</w:t>
+      </w:r>
+      <w:proofErr w:type="spellEnd"/>
+      <w:r>
+        <w:rPr>
+          <w:rFonts w:ascii="Consolas" w:hAnsi="Consolas"/>
+          <w:color w:val="000080"/>
+          <w:sz w:val="18"/>
+        </w:rPr>
+        <w:t>), None)</w:t>
       </w:r>
     </w:p>
     <w:p>
@@ -279,20 +379,56 @@
           <w:color w:val="000080"/>
           <w:sz w:val="18"/>
         </w:rPr>
-        <w:t xml:space="preserve">        return jsonify(user)</w:t>
-      </w:r>
-    </w:p>
-    <w:p>
-      <w:pPr>
-        <w:spacing w:after="0" w:line="240" w:lineRule="exact"/>
-      </w:pPr>
-      <w:r>
-        <w:rPr>
-          <w:rFonts w:ascii="Consolas" w:hAnsi="Consolas"/>
-          <w:color w:val="000080"/>
-          <w:sz w:val="18"/>
-        </w:rPr>
-        <w:t xml:space="preserve">    return jsonify({"error": "User not found"}), 404</w:t>
+        <w:t xml:space="preserve">        return </w:t>
+      </w:r>
+      <w:proofErr w:type="spellStart"/>
+      <w:r>
+        <w:rPr>
+          <w:rFonts w:ascii="Consolas" w:hAnsi="Consolas"/>
+          <w:color w:val="000080"/>
+          <w:sz w:val="18"/>
+        </w:rPr>
+        <w:t>jsonify</w:t>
+      </w:r>
+      <w:proofErr w:type="spellEnd"/>
+      <w:r>
+        <w:rPr>
+          <w:rFonts w:ascii="Consolas" w:hAnsi="Consolas"/>
+          <w:color w:val="000080"/>
+          <w:sz w:val="18"/>
+        </w:rPr>
+        <w:t>(user)</w:t>
+      </w:r>
+    </w:p>
+    <w:p>
+      <w:pPr>
+        <w:spacing w:after="0" w:line="240" w:lineRule="exact"/>
+      </w:pPr>
+      <w:r>
+        <w:rPr>
+          <w:rFonts w:ascii="Consolas" w:hAnsi="Consolas"/>
+          <w:color w:val="000080"/>
+          <w:sz w:val="18"/>
+        </w:rPr>
+        <w:t xml:space="preserve">    return </w:t>
+      </w:r>
+      <w:proofErr w:type="spellStart"/>
+      <w:r>
+        <w:rPr>
+          <w:rFonts w:ascii="Consolas" w:hAnsi="Consolas"/>
+          <w:color w:val="000080"/>
+          <w:sz w:val="18"/>
+        </w:rPr>
+        <w:t>jsonify</w:t>
+      </w:r>
+      <w:proofErr w:type="spellEnd"/>
+      <w:r>
+        <w:rPr>
+          <w:rFonts w:ascii="Consolas" w:hAnsi="Consolas"/>
+          <w:color w:val="000080"/>
+          <w:sz w:val="18"/>
+        </w:rPr>
+        <w:t>({"error": "User not found"}), 404</w:t>
       </w:r>
     </w:p>
     <w:p>
@@ -323,7 +459,25 @@
           <w:color w:val="000080"/>
           <w:sz w:val="18"/>
         </w:rPr>
-        <w:t xml:space="preserve">    app.run(debug=True)</w:t>
+        <w:t xml:space="preserve">    </w:t>
+      </w:r>
+      <w:proofErr w:type="spellStart"/>
+      <w:r>
+        <w:rPr>
+          <w:rFonts w:ascii="Consolas" w:hAnsi="Consolas"/>
+          <w:color w:val="000080"/>
+          <w:sz w:val="18"/>
+        </w:rPr>
+        <w:t>app.run</w:t>
+      </w:r>
+      <w:proofErr w:type="spellEnd"/>
+      <w:r>
+        <w:rPr>
+          <w:rFonts w:ascii="Consolas" w:hAnsi="Consolas"/>
+          <w:color w:val="000080"/>
+          <w:sz w:val="18"/>
+        </w:rPr>
+        <w:t>(debug=True)</w:t>
       </w:r>
     </w:p>
     <w:p/>
@@ -353,12 +507,38 @@
           <w:color w:val="000080"/>
           <w:sz w:val="18"/>
         </w:rPr>
-        <w:t>from flask import Flask, jsonify</w:t>
-      </w:r>
-    </w:p>
-    <w:p>
-      <w:r>
-        <w:t>Import Flask class and jsonify function. jsonify converts Python dictionaries/lists into JSON format for API responses.</w:t>
+        <w:t xml:space="preserve">from flask import Flask, </w:t>
+      </w:r>
+      <w:proofErr w:type="spellStart"/>
+      <w:r>
+        <w:rPr>
+          <w:rFonts w:ascii="Consolas" w:hAnsi="Consolas"/>
+          <w:color w:val="000080"/>
+          <w:sz w:val="18"/>
+        </w:rPr>
+        <w:t>jsonify</w:t>
+      </w:r>
+      <w:proofErr w:type="spellEnd"/>
+    </w:p>
+    <w:p>
+      <w:r>
+        <w:t xml:space="preserve">Import Flask class and </w:t>
+      </w:r>
+      <w:proofErr w:type="spellStart"/>
+      <w:r>
+        <w:t>jsonify</w:t>
+      </w:r>
+      <w:proofErr w:type="spellEnd"/>
+      <w:r>
+        <w:t xml:space="preserve"> function. </w:t>
+      </w:r>
+      <w:proofErr w:type="spellStart"/>
+      <w:r>
+        <w:t>jsonify</w:t>
+      </w:r>
+      <w:proofErr w:type="spellEnd"/>
+      <w:r>
+        <w:t xml:space="preserve"> converts Python dictionaries/lists into JSON format for API responses.</w:t>
       </w:r>
     </w:p>
     <w:p>
@@ -458,7 +638,25 @@
           <w:color w:val="000080"/>
           <w:sz w:val="18"/>
         </w:rPr>
-        <w:t>def get_users():</w:t>
+        <w:t xml:space="preserve">def </w:t>
+      </w:r>
+      <w:proofErr w:type="spellStart"/>
+      <w:r>
+        <w:rPr>
+          <w:rFonts w:ascii="Consolas" w:hAnsi="Consolas"/>
+          <w:color w:val="000080"/>
+          <w:sz w:val="18"/>
+        </w:rPr>
+        <w:t>get_users</w:t>
+      </w:r>
+      <w:proofErr w:type="spellEnd"/>
+      <w:r>
+        <w:rPr>
+          <w:rFonts w:ascii="Consolas" w:hAnsi="Consolas"/>
+          <w:color w:val="000080"/>
+          <w:sz w:val="18"/>
+        </w:rPr>
+        <w:t>():</w:t>
       </w:r>
     </w:p>
     <w:p>
@@ -484,12 +682,38 @@
           <w:color w:val="000080"/>
           <w:sz w:val="18"/>
         </w:rPr>
-        <w:t>return jsonify(users)</w:t>
-      </w:r>
-    </w:p>
-    <w:p>
-      <w:r>
-        <w:t>Convert the users list to JSON and return it as the HTTP response. Flask automatically sets Content-Type to application/json.</w:t>
+        <w:t xml:space="preserve">return </w:t>
+      </w:r>
+      <w:proofErr w:type="spellStart"/>
+      <w:r>
+        <w:rPr>
+          <w:rFonts w:ascii="Consolas" w:hAnsi="Consolas"/>
+          <w:color w:val="000080"/>
+          <w:sz w:val="18"/>
+        </w:rPr>
+        <w:t>jsonify</w:t>
+      </w:r>
+      <w:proofErr w:type="spellEnd"/>
+      <w:r>
+        <w:rPr>
+          <w:rFonts w:ascii="Consolas" w:hAnsi="Consolas"/>
+          <w:color w:val="000080"/>
+          <w:sz w:val="18"/>
+        </w:rPr>
+        <w:t>(users)</w:t>
+      </w:r>
+    </w:p>
+    <w:p>
+      <w:r>
+        <w:t>Convert the users list to JSON and return it as the HTTP response. Flask automatically sets Content-Type to application/</w:t>
+      </w:r>
+      <w:proofErr w:type="spellStart"/>
+      <w:r>
+        <w:t>json</w:t>
+      </w:r>
+      <w:proofErr w:type="spellEnd"/>
+      <w:r>
+        <w:t>.</w:t>
       </w:r>
     </w:p>
     <w:p>
@@ -515,7 +739,23 @@
     </w:p>
     <w:p>
       <w:r>
-        <w:t>Dynamic route that captures user_id from URL. The &lt;int:&gt; converter ensures only integers are accepted. Example: /users/3 will pass user_id=3.</w:t>
+        <w:t xml:space="preserve">Dynamic route that captures </w:t>
+      </w:r>
+      <w:proofErr w:type="spellStart"/>
+      <w:r>
+        <w:t>user_id</w:t>
+      </w:r>
+      <w:proofErr w:type="spellEnd"/>
+      <w:r>
+        <w:t xml:space="preserve"> from URL. The &lt;int:&gt; converter ensures only integers are accepted. Example: /users/3 will pass </w:t>
+      </w:r>
+      <w:proofErr w:type="spellStart"/>
+      <w:r>
+        <w:t>user_id</w:t>
+      </w:r>
+      <w:proofErr w:type="spellEnd"/>
+      <w:r>
+        <w:t>=3.</w:t>
       </w:r>
     </w:p>
     <w:p>
@@ -536,12 +776,56 @@
           <w:color w:val="000080"/>
           <w:sz w:val="18"/>
         </w:rPr>
-        <w:t>def get_user(user_id):</w:t>
-      </w:r>
-    </w:p>
-    <w:p>
-      <w:r>
-        <w:t>Define function that receives the captured user_id as parameter.</w:t>
+        <w:t xml:space="preserve">def </w:t>
+      </w:r>
+      <w:proofErr w:type="spellStart"/>
+      <w:r>
+        <w:rPr>
+          <w:rFonts w:ascii="Consolas" w:hAnsi="Consolas"/>
+          <w:color w:val="000080"/>
+          <w:sz w:val="18"/>
+        </w:rPr>
+        <w:t>get_user</w:t>
+      </w:r>
+      <w:proofErr w:type="spellEnd"/>
+      <w:r>
+        <w:rPr>
+          <w:rFonts w:ascii="Consolas" w:hAnsi="Consolas"/>
+          <w:color w:val="000080"/>
+          <w:sz w:val="18"/>
+        </w:rPr>
+        <w:t>(</w:t>
+      </w:r>
+      <w:proofErr w:type="spellStart"/>
+      <w:r>
+        <w:rPr>
+          <w:rFonts w:ascii="Consolas" w:hAnsi="Consolas"/>
+          <w:color w:val="000080"/>
+          <w:sz w:val="18"/>
+        </w:rPr>
+        <w:t>user_id</w:t>
+      </w:r>
+      <w:proofErr w:type="spellEnd"/>
+      <w:r>
+        <w:rPr>
+          <w:rFonts w:ascii="Consolas" w:hAnsi="Consolas"/>
+          <w:color w:val="000080"/>
+          <w:sz w:val="18"/>
+        </w:rPr>
+        <w:t>):</w:t>
+      </w:r>
+    </w:p>
+    <w:p>
+      <w:r>
+        <w:t xml:space="preserve">Define function that receives the captured </w:t>
+      </w:r>
+      <w:proofErr w:type="spellStart"/>
+      <w:r>
+        <w:t>user_id</w:t>
+      </w:r>
+      <w:proofErr w:type="spellEnd"/>
+      <w:r>
+        <w:t xml:space="preserve"> as parameter.</w:t>
       </w:r>
     </w:p>
     <w:p>
@@ -562,7 +846,25 @@
           <w:color w:val="000080"/>
           <w:sz w:val="18"/>
         </w:rPr>
-        <w:t>user = next((u for u in users if u['id'] == user_id), None)</w:t>
+        <w:t xml:space="preserve">user = next((u for u in users if u['id'] == </w:t>
+      </w:r>
+      <w:proofErr w:type="spellStart"/>
+      <w:r>
+        <w:rPr>
+          <w:rFonts w:ascii="Consolas" w:hAnsi="Consolas"/>
+          <w:color w:val="000080"/>
+          <w:sz w:val="18"/>
+        </w:rPr>
+        <w:t>user_id</w:t>
+      </w:r>
+      <w:proofErr w:type="spellEnd"/>
+      <w:r>
+        <w:rPr>
+          <w:rFonts w:ascii="Consolas" w:hAnsi="Consolas"/>
+          <w:color w:val="000080"/>
+          <w:sz w:val="18"/>
+        </w:rPr>
+        <w:t>), None)</w:t>
       </w:r>
     </w:p>
     <w:p>
@@ -614,7 +916,25 @@
           <w:color w:val="000080"/>
           <w:sz w:val="18"/>
         </w:rPr>
-        <w:t>return jsonify(user)</w:t>
+        <w:t xml:space="preserve">return </w:t>
+      </w:r>
+      <w:proofErr w:type="spellStart"/>
+      <w:r>
+        <w:rPr>
+          <w:rFonts w:ascii="Consolas" w:hAnsi="Consolas"/>
+          <w:color w:val="000080"/>
+          <w:sz w:val="18"/>
+        </w:rPr>
+        <w:t>jsonify</w:t>
+      </w:r>
+      <w:proofErr w:type="spellEnd"/>
+      <w:r>
+        <w:rPr>
+          <w:rFonts w:ascii="Consolas" w:hAnsi="Consolas"/>
+          <w:color w:val="000080"/>
+          <w:sz w:val="18"/>
+        </w:rPr>
+        <w:t>(user)</w:t>
       </w:r>
     </w:p>
     <w:p>
@@ -641,7 +961,25 @@
           <w:color w:val="000080"/>
           <w:sz w:val="18"/>
         </w:rPr>
-        <w:t>return jsonify({"error": "User not found"}), 404</w:t>
+        <w:t xml:space="preserve">return </w:t>
+      </w:r>
+      <w:proofErr w:type="spellStart"/>
+      <w:r>
+        <w:rPr>
+          <w:rFonts w:ascii="Consolas" w:hAnsi="Consolas"/>
+          <w:color w:val="000080"/>
+          <w:sz w:val="18"/>
+        </w:rPr>
+        <w:t>jsonify</w:t>
+      </w:r>
+      <w:proofErr w:type="spellEnd"/>
+      <w:r>
+        <w:rPr>
+          <w:rFonts w:ascii="Consolas" w:hAnsi="Consolas"/>
+          <w:color w:val="000080"/>
+          <w:sz w:val="18"/>
+        </w:rPr>
+        <w:t>({"error": "User not found"}), 404</w:t>
       </w:r>
     </w:p>
     <w:p>
@@ -687,13 +1025,23 @@
       <w:pPr>
         <w:spacing w:after="0"/>
       </w:pPr>
-      <w:r>
-        <w:rPr>
-          <w:rFonts w:ascii="Consolas" w:hAnsi="Consolas"/>
-          <w:color w:val="000080"/>
-          <w:sz w:val="18"/>
-        </w:rPr>
-        <w:t>app.run(debug=True)</w:t>
+      <w:proofErr w:type="spellStart"/>
+      <w:r>
+        <w:rPr>
+          <w:rFonts w:ascii="Consolas" w:hAnsi="Consolas"/>
+          <w:color w:val="000080"/>
+          <w:sz w:val="18"/>
+        </w:rPr>
+        <w:t>app.run</w:t>
+      </w:r>
+      <w:proofErr w:type="spellEnd"/>
+      <w:r>
+        <w:rPr>
+          <w:rFonts w:ascii="Consolas" w:hAnsi="Consolas"/>
+          <w:color w:val="000080"/>
+          <w:sz w:val="18"/>
+        </w:rPr>
+        <w:t>(debug=True)</w:t>
       </w:r>
     </w:p>
     <w:p>
@@ -733,8 +1081,18 @@
           <w:color w:val="000080"/>
           <w:sz w:val="18"/>
         </w:rPr>
-        <w:t>from flask import Flask, request, jsonify</w:t>
-      </w:r>
+        <w:t xml:space="preserve">from flask import Flask, request, </w:t>
+      </w:r>
+      <w:proofErr w:type="spellStart"/>
+      <w:r>
+        <w:rPr>
+          <w:rFonts w:ascii="Consolas" w:hAnsi="Consolas"/>
+          <w:color w:val="000080"/>
+          <w:sz w:val="18"/>
+        </w:rPr>
+        <w:t>jsonify</w:t>
+      </w:r>
+      <w:proofErr w:type="spellEnd"/>
     </w:p>
     <w:p>
       <w:pPr>
@@ -782,33 +1140,87 @@
           <w:color w:val="000080"/>
           <w:sz w:val="18"/>
         </w:rPr>
-        <w:t>def is_valid_email(email):</w:t>
-      </w:r>
-    </w:p>
-    <w:p>
-      <w:pPr>
-        <w:spacing w:after="0" w:line="240" w:lineRule="exact"/>
-      </w:pPr>
-      <w:r>
-        <w:rPr>
-          <w:rFonts w:ascii="Consolas" w:hAnsi="Consolas"/>
-          <w:color w:val="000080"/>
-          <w:sz w:val="18"/>
-        </w:rPr>
-        <w:t xml:space="preserve">    pattern = r'^[a-zA-Z0-9._%+-]+@[a-zA-Z0-9.-]+\.[a-zA-Z]{2,}$'</w:t>
-      </w:r>
-    </w:p>
-    <w:p>
-      <w:pPr>
-        <w:spacing w:after="0" w:line="240" w:lineRule="exact"/>
-      </w:pPr>
-      <w:r>
-        <w:rPr>
-          <w:rFonts w:ascii="Consolas" w:hAnsi="Consolas"/>
-          <w:color w:val="000080"/>
-          <w:sz w:val="18"/>
-        </w:rPr>
-        <w:t xml:space="preserve">    return re.match(pattern, email) is not None</w:t>
+        <w:t xml:space="preserve">def </w:t>
+      </w:r>
+      <w:proofErr w:type="spellStart"/>
+      <w:r>
+        <w:rPr>
+          <w:rFonts w:ascii="Consolas" w:hAnsi="Consolas"/>
+          <w:color w:val="000080"/>
+          <w:sz w:val="18"/>
+        </w:rPr>
+        <w:t>is_valid_email</w:t>
+      </w:r>
+      <w:proofErr w:type="spellEnd"/>
+      <w:r>
+        <w:rPr>
+          <w:rFonts w:ascii="Consolas" w:hAnsi="Consolas"/>
+          <w:color w:val="000080"/>
+          <w:sz w:val="18"/>
+        </w:rPr>
+        <w:t>(email):</w:t>
+      </w:r>
+    </w:p>
+    <w:p>
+      <w:pPr>
+        <w:spacing w:after="0" w:line="240" w:lineRule="exact"/>
+      </w:pPr>
+      <w:r>
+        <w:rPr>
+          <w:rFonts w:ascii="Consolas" w:hAnsi="Consolas"/>
+          <w:color w:val="000080"/>
+          <w:sz w:val="18"/>
+        </w:rPr>
+        <w:t xml:space="preserve">    pattern = r'^[a-zA-Z0-9._%+-]+@[a-zA-Z0-9.-]+\.[a-</w:t>
+      </w:r>
+      <w:proofErr w:type="spellStart"/>
+      <w:r>
+        <w:rPr>
+          <w:rFonts w:ascii="Consolas" w:hAnsi="Consolas"/>
+          <w:color w:val="000080"/>
+          <w:sz w:val="18"/>
+        </w:rPr>
+        <w:t>zA</w:t>
+      </w:r>
+      <w:proofErr w:type="spellEnd"/>
+      <w:r>
+        <w:rPr>
+          <w:rFonts w:ascii="Consolas" w:hAnsi="Consolas"/>
+          <w:color w:val="000080"/>
+          <w:sz w:val="18"/>
+        </w:rPr>
+        <w:t>-Z]{2,}$'</w:t>
+      </w:r>
+    </w:p>
+    <w:p>
+      <w:pPr>
+        <w:spacing w:after="0" w:line="240" w:lineRule="exact"/>
+      </w:pPr>
+      <w:r>
+        <w:rPr>
+          <w:rFonts w:ascii="Consolas" w:hAnsi="Consolas"/>
+          <w:color w:val="000080"/>
+          <w:sz w:val="18"/>
+        </w:rPr>
+        <w:t xml:space="preserve">    return </w:t>
+      </w:r>
+      <w:proofErr w:type="spellStart"/>
+      <w:r>
+        <w:rPr>
+          <w:rFonts w:ascii="Consolas" w:hAnsi="Consolas"/>
+          <w:color w:val="000080"/>
+          <w:sz w:val="18"/>
+        </w:rPr>
+        <w:t>re.match</w:t>
+      </w:r>
+      <w:proofErr w:type="spellEnd"/>
+      <w:r>
+        <w:rPr>
+          <w:rFonts w:ascii="Consolas" w:hAnsi="Consolas"/>
+          <w:color w:val="000080"/>
+          <w:sz w:val="18"/>
+        </w:rPr>
+        <w:t>(pattern, email) is not None</w:t>
       </w:r>
     </w:p>
     <w:p>
@@ -852,33 +1264,87 @@
           <w:color w:val="000080"/>
           <w:sz w:val="18"/>
         </w:rPr>
-        <w:t xml:space="preserve">    data = request.get_json()</w:t>
-      </w:r>
-    </w:p>
-    <w:p>
-      <w:pPr>
-        <w:spacing w:after="0" w:line="240" w:lineRule="exact"/>
-      </w:pPr>
-      <w:r>
-        <w:rPr>
-          <w:rFonts w:ascii="Consolas" w:hAnsi="Consolas"/>
-          <w:color w:val="000080"/>
-          <w:sz w:val="18"/>
-        </w:rPr>
-        <w:t xml:space="preserve">    name = data.get('name', '')</w:t>
-      </w:r>
-    </w:p>
-    <w:p>
-      <w:pPr>
-        <w:spacing w:after="0" w:line="240" w:lineRule="exact"/>
-      </w:pPr>
-      <w:r>
-        <w:rPr>
-          <w:rFonts w:ascii="Consolas" w:hAnsi="Consolas"/>
-          <w:color w:val="000080"/>
-          <w:sz w:val="18"/>
-        </w:rPr>
-        <w:t xml:space="preserve">    email = data.get('email', '')</w:t>
+        <w:t xml:space="preserve">    data = </w:t>
+      </w:r>
+      <w:proofErr w:type="spellStart"/>
+      <w:r>
+        <w:rPr>
+          <w:rFonts w:ascii="Consolas" w:hAnsi="Consolas"/>
+          <w:color w:val="000080"/>
+          <w:sz w:val="18"/>
+        </w:rPr>
+        <w:t>request.get_json</w:t>
+      </w:r>
+      <w:proofErr w:type="spellEnd"/>
+      <w:r>
+        <w:rPr>
+          <w:rFonts w:ascii="Consolas" w:hAnsi="Consolas"/>
+          <w:color w:val="000080"/>
+          <w:sz w:val="18"/>
+        </w:rPr>
+        <w:t>()</w:t>
+      </w:r>
+    </w:p>
+    <w:p>
+      <w:pPr>
+        <w:spacing w:after="0" w:line="240" w:lineRule="exact"/>
+      </w:pPr>
+      <w:r>
+        <w:rPr>
+          <w:rFonts w:ascii="Consolas" w:hAnsi="Consolas"/>
+          <w:color w:val="000080"/>
+          <w:sz w:val="18"/>
+        </w:rPr>
+        <w:t xml:space="preserve">    name = </w:t>
+      </w:r>
+      <w:proofErr w:type="spellStart"/>
+      <w:r>
+        <w:rPr>
+          <w:rFonts w:ascii="Consolas" w:hAnsi="Consolas"/>
+          <w:color w:val="000080"/>
+          <w:sz w:val="18"/>
+        </w:rPr>
+        <w:t>data.get</w:t>
+      </w:r>
+      <w:proofErr w:type="spellEnd"/>
+      <w:r>
+        <w:rPr>
+          <w:rFonts w:ascii="Consolas" w:hAnsi="Consolas"/>
+          <w:color w:val="000080"/>
+          <w:sz w:val="18"/>
+        </w:rPr>
+        <w:t>('name', '')</w:t>
+      </w:r>
+    </w:p>
+    <w:p>
+      <w:pPr>
+        <w:spacing w:after="0" w:line="240" w:lineRule="exact"/>
+      </w:pPr>
+      <w:r>
+        <w:rPr>
+          <w:rFonts w:ascii="Consolas" w:hAnsi="Consolas"/>
+          <w:color w:val="000080"/>
+          <w:sz w:val="18"/>
+        </w:rPr>
+        <w:t xml:space="preserve">    email = </w:t>
+      </w:r>
+      <w:proofErr w:type="spellStart"/>
+      <w:r>
+        <w:rPr>
+          <w:rFonts w:ascii="Consolas" w:hAnsi="Consolas"/>
+          <w:color w:val="000080"/>
+          <w:sz w:val="18"/>
+        </w:rPr>
+        <w:t>data.get</w:t>
+      </w:r>
+      <w:proofErr w:type="spellEnd"/>
+      <w:r>
+        <w:rPr>
+          <w:rFonts w:ascii="Consolas" w:hAnsi="Consolas"/>
+          <w:color w:val="000080"/>
+          <w:sz w:val="18"/>
+        </w:rPr>
+        <w:t>('email', '')</w:t>
       </w:r>
     </w:p>
     <w:p>
@@ -909,7 +1375,25 @@
           <w:color w:val="000080"/>
           <w:sz w:val="18"/>
         </w:rPr>
-        <w:t xml:space="preserve">        return jsonify({</w:t>
+        <w:t xml:space="preserve">        return </w:t>
+      </w:r>
+      <w:proofErr w:type="spellStart"/>
+      <w:r>
+        <w:rPr>
+          <w:rFonts w:ascii="Consolas" w:hAnsi="Consolas"/>
+          <w:color w:val="000080"/>
+          <w:sz w:val="18"/>
+        </w:rPr>
+        <w:t>jsonify</w:t>
+      </w:r>
+      <w:proofErr w:type="spellEnd"/>
+      <w:r>
+        <w:rPr>
+          <w:rFonts w:ascii="Consolas" w:hAnsi="Consolas"/>
+          <w:color w:val="000080"/>
+          <w:sz w:val="18"/>
+        </w:rPr>
+        <w:t>({</w:t>
       </w:r>
     </w:p>
     <w:p>
@@ -966,20 +1450,56 @@
           <w:color w:val="000080"/>
           <w:sz w:val="18"/>
         </w:rPr>
-        <w:t xml:space="preserve">    if not is_valid_email(email):</w:t>
-      </w:r>
-    </w:p>
-    <w:p>
-      <w:pPr>
-        <w:spacing w:after="0" w:line="240" w:lineRule="exact"/>
-      </w:pPr>
-      <w:r>
-        <w:rPr>
-          <w:rFonts w:ascii="Consolas" w:hAnsi="Consolas"/>
-          <w:color w:val="000080"/>
-          <w:sz w:val="18"/>
-        </w:rPr>
-        <w:t xml:space="preserve">        return jsonify({</w:t>
+        <w:t xml:space="preserve">    if not </w:t>
+      </w:r>
+      <w:proofErr w:type="spellStart"/>
+      <w:r>
+        <w:rPr>
+          <w:rFonts w:ascii="Consolas" w:hAnsi="Consolas"/>
+          <w:color w:val="000080"/>
+          <w:sz w:val="18"/>
+        </w:rPr>
+        <w:t>is_valid_email</w:t>
+      </w:r>
+      <w:proofErr w:type="spellEnd"/>
+      <w:r>
+        <w:rPr>
+          <w:rFonts w:ascii="Consolas" w:hAnsi="Consolas"/>
+          <w:color w:val="000080"/>
+          <w:sz w:val="18"/>
+        </w:rPr>
+        <w:t>(email):</w:t>
+      </w:r>
+    </w:p>
+    <w:p>
+      <w:pPr>
+        <w:spacing w:after="0" w:line="240" w:lineRule="exact"/>
+      </w:pPr>
+      <w:r>
+        <w:rPr>
+          <w:rFonts w:ascii="Consolas" w:hAnsi="Consolas"/>
+          <w:color w:val="000080"/>
+          <w:sz w:val="18"/>
+        </w:rPr>
+        <w:t xml:space="preserve">        return </w:t>
+      </w:r>
+      <w:proofErr w:type="spellStart"/>
+      <w:r>
+        <w:rPr>
+          <w:rFonts w:ascii="Consolas" w:hAnsi="Consolas"/>
+          <w:color w:val="000080"/>
+          <w:sz w:val="18"/>
+        </w:rPr>
+        <w:t>jsonify</w:t>
+      </w:r>
+      <w:proofErr w:type="spellEnd"/>
+      <w:r>
+        <w:rPr>
+          <w:rFonts w:ascii="Consolas" w:hAnsi="Consolas"/>
+          <w:color w:val="000080"/>
+          <w:sz w:val="18"/>
+        </w:rPr>
+        <w:t>({</w:t>
       </w:r>
     </w:p>
     <w:p>
@@ -1036,7 +1556,25 @@
           <w:color w:val="000080"/>
           <w:sz w:val="18"/>
         </w:rPr>
-        <w:t xml:space="preserve">    return jsonify({</w:t>
+        <w:t xml:space="preserve">    return </w:t>
+      </w:r>
+      <w:proofErr w:type="spellStart"/>
+      <w:r>
+        <w:rPr>
+          <w:rFonts w:ascii="Consolas" w:hAnsi="Consolas"/>
+          <w:color w:val="000080"/>
+          <w:sz w:val="18"/>
+        </w:rPr>
+        <w:t>jsonify</w:t>
+      </w:r>
+      <w:proofErr w:type="spellEnd"/>
+      <w:r>
+        <w:rPr>
+          <w:rFonts w:ascii="Consolas" w:hAnsi="Consolas"/>
+          <w:color w:val="000080"/>
+          <w:sz w:val="18"/>
+        </w:rPr>
+        <w:t>({</w:t>
       </w:r>
     </w:p>
     <w:p>
@@ -1062,7 +1600,25 @@
           <w:color w:val="000080"/>
           <w:sz w:val="18"/>
         </w:rPr>
-        <w:t xml:space="preserve">        "message": f"User {name} registered successfully with email {email}"</w:t>
+        <w:t xml:space="preserve">        "message": </w:t>
+      </w:r>
+      <w:proofErr w:type="spellStart"/>
+      <w:r>
+        <w:rPr>
+          <w:rFonts w:ascii="Consolas" w:hAnsi="Consolas"/>
+          <w:color w:val="000080"/>
+          <w:sz w:val="18"/>
+        </w:rPr>
+        <w:t>f"User</w:t>
+      </w:r>
+      <w:proofErr w:type="spellEnd"/>
+      <w:r>
+        <w:rPr>
+          <w:rFonts w:ascii="Consolas" w:hAnsi="Consolas"/>
+          <w:color w:val="000080"/>
+          <w:sz w:val="18"/>
+        </w:rPr>
+        <w:t xml:space="preserve"> {name} registered successfully with email {email}"</w:t>
       </w:r>
     </w:p>
     <w:p>
@@ -1106,7 +1662,25 @@
           <w:color w:val="000080"/>
           <w:sz w:val="18"/>
         </w:rPr>
-        <w:t xml:space="preserve">    app.run(debug=True)</w:t>
+        <w:t xml:space="preserve">    </w:t>
+      </w:r>
+      <w:proofErr w:type="spellStart"/>
+      <w:r>
+        <w:rPr>
+          <w:rFonts w:ascii="Consolas" w:hAnsi="Consolas"/>
+          <w:color w:val="000080"/>
+          <w:sz w:val="18"/>
+        </w:rPr>
+        <w:t>app.run</w:t>
+      </w:r>
+      <w:proofErr w:type="spellEnd"/>
+      <w:r>
+        <w:rPr>
+          <w:rFonts w:ascii="Consolas" w:hAnsi="Consolas"/>
+          <w:color w:val="000080"/>
+          <w:sz w:val="18"/>
+        </w:rPr>
+        <w:t>(debug=True)</w:t>
       </w:r>
     </w:p>
     <w:p/>
@@ -1136,12 +1710,30 @@
           <w:color w:val="000080"/>
           <w:sz w:val="18"/>
         </w:rPr>
-        <w:t>from flask import Flask, request, jsonify</w:t>
-      </w:r>
-    </w:p>
-    <w:p>
-      <w:r>
-        <w:t>Import Flask along with request (to read incoming data) and jsonify (to send JSON responses).</w:t>
+        <w:t xml:space="preserve">from flask import Flask, request, </w:t>
+      </w:r>
+      <w:proofErr w:type="spellStart"/>
+      <w:r>
+        <w:rPr>
+          <w:rFonts w:ascii="Consolas" w:hAnsi="Consolas"/>
+          <w:color w:val="000080"/>
+          <w:sz w:val="18"/>
+        </w:rPr>
+        <w:t>jsonify</w:t>
+      </w:r>
+      <w:proofErr w:type="spellEnd"/>
+    </w:p>
+    <w:p>
+      <w:r>
+        <w:t xml:space="preserve">Import Flask along with request (to read incoming data) and </w:t>
+      </w:r>
+      <w:proofErr w:type="spellStart"/>
+      <w:r>
+        <w:t>jsonify</w:t>
+      </w:r>
+      <w:proofErr w:type="spellEnd"/>
+      <w:r>
+        <w:t xml:space="preserve"> (to send JSON responses).</w:t>
       </w:r>
     </w:p>
     <w:p>
@@ -1215,7 +1807,25 @@
           <w:color w:val="000080"/>
           <w:sz w:val="18"/>
         </w:rPr>
-        <w:t>def is_valid_email(email): ...</w:t>
+        <w:t xml:space="preserve">def </w:t>
+      </w:r>
+      <w:proofErr w:type="spellStart"/>
+      <w:r>
+        <w:rPr>
+          <w:rFonts w:ascii="Consolas" w:hAnsi="Consolas"/>
+          <w:color w:val="000080"/>
+          <w:sz w:val="18"/>
+        </w:rPr>
+        <w:t>is_valid_email</w:t>
+      </w:r>
+      <w:proofErr w:type="spellEnd"/>
+      <w:r>
+        <w:rPr>
+          <w:rFonts w:ascii="Consolas" w:hAnsi="Consolas"/>
+          <w:color w:val="000080"/>
+          <w:sz w:val="18"/>
+        </w:rPr>
+        <w:t>(email): ...</w:t>
       </w:r>
     </w:p>
     <w:p>
@@ -1293,12 +1903,38 @@
           <w:color w:val="000080"/>
           <w:sz w:val="18"/>
         </w:rPr>
-        <w:t>data = request.get_json()</w:t>
-      </w:r>
-    </w:p>
-    <w:p>
-      <w:r>
-        <w:t>Parse the incoming request body as JSON. The client must send Content-Type: application/json.</w:t>
+        <w:t xml:space="preserve">data = </w:t>
+      </w:r>
+      <w:proofErr w:type="spellStart"/>
+      <w:r>
+        <w:rPr>
+          <w:rFonts w:ascii="Consolas" w:hAnsi="Consolas"/>
+          <w:color w:val="000080"/>
+          <w:sz w:val="18"/>
+        </w:rPr>
+        <w:t>request.get_json</w:t>
+      </w:r>
+      <w:proofErr w:type="spellEnd"/>
+      <w:r>
+        <w:rPr>
+          <w:rFonts w:ascii="Consolas" w:hAnsi="Consolas"/>
+          <w:color w:val="000080"/>
+          <w:sz w:val="18"/>
+        </w:rPr>
+        <w:t>()</w:t>
+      </w:r>
+    </w:p>
+    <w:p>
+      <w:r>
+        <w:t>Parse the incoming request body as JSON. The client must send Content-Type: application/</w:t>
+      </w:r>
+      <w:proofErr w:type="spellStart"/>
+      <w:r>
+        <w:t>json</w:t>
+      </w:r>
+      <w:proofErr w:type="spellEnd"/>
+      <w:r>
+        <w:t>.</w:t>
       </w:r>
     </w:p>
     <w:p>
@@ -1319,12 +1955,56 @@
           <w:color w:val="000080"/>
           <w:sz w:val="18"/>
         </w:rPr>
-        <w:t>name = data.get('name', '')  email = data.get('email', '')</w:t>
-      </w:r>
-    </w:p>
-    <w:p>
-      <w:r>
-        <w:t>Extract 'name' and 'email' fields from the JSON data. get() with default '' prevents KeyError if field is missing.</w:t>
+        <w:t xml:space="preserve">name = </w:t>
+      </w:r>
+      <w:proofErr w:type="spellStart"/>
+      <w:r>
+        <w:rPr>
+          <w:rFonts w:ascii="Consolas" w:hAnsi="Consolas"/>
+          <w:color w:val="000080"/>
+          <w:sz w:val="18"/>
+        </w:rPr>
+        <w:t>data.get</w:t>
+      </w:r>
+      <w:proofErr w:type="spellEnd"/>
+      <w:r>
+        <w:rPr>
+          <w:rFonts w:ascii="Consolas" w:hAnsi="Consolas"/>
+          <w:color w:val="000080"/>
+          <w:sz w:val="18"/>
+        </w:rPr>
+        <w:t xml:space="preserve">('name', '')  email = </w:t>
+      </w:r>
+      <w:proofErr w:type="spellStart"/>
+      <w:r>
+        <w:rPr>
+          <w:rFonts w:ascii="Consolas" w:hAnsi="Consolas"/>
+          <w:color w:val="000080"/>
+          <w:sz w:val="18"/>
+        </w:rPr>
+        <w:t>data.get</w:t>
+      </w:r>
+      <w:proofErr w:type="spellEnd"/>
+      <w:r>
+        <w:rPr>
+          <w:rFonts w:ascii="Consolas" w:hAnsi="Consolas"/>
+          <w:color w:val="000080"/>
+          <w:sz w:val="18"/>
+        </w:rPr>
+        <w:t>('email', '')</w:t>
+      </w:r>
+    </w:p>
+    <w:p>
+      <w:r>
+        <w:t xml:space="preserve">Extract 'name' and 'email' fields from the JSON data. get() with default '' prevents </w:t>
+      </w:r>
+      <w:proofErr w:type="spellStart"/>
+      <w:r>
+        <w:t>KeyError</w:t>
+      </w:r>
+      <w:proofErr w:type="spellEnd"/>
+      <w:r>
+        <w:t xml:space="preserve"> if field is missing.</w:t>
       </w:r>
     </w:p>
     <w:p>
@@ -1371,7 +2051,25 @@
           <w:color w:val="000080"/>
           <w:sz w:val="18"/>
         </w:rPr>
-        <w:t>if not is_valid_email(email): ...</w:t>
+        <w:t xml:space="preserve">if not </w:t>
+      </w:r>
+      <w:proofErr w:type="spellStart"/>
+      <w:r>
+        <w:rPr>
+          <w:rFonts w:ascii="Consolas" w:hAnsi="Consolas"/>
+          <w:color w:val="000080"/>
+          <w:sz w:val="18"/>
+        </w:rPr>
+        <w:t>is_valid_email</w:t>
+      </w:r>
+      <w:proofErr w:type="spellEnd"/>
+      <w:r>
+        <w:rPr>
+          <w:rFonts w:ascii="Consolas" w:hAnsi="Consolas"/>
+          <w:color w:val="000080"/>
+          <w:sz w:val="18"/>
+        </w:rPr>
+        <w:t>(email): ...</w:t>
       </w:r>
     </w:p>
     <w:p>
@@ -1397,7 +2095,25 @@
           <w:color w:val="000080"/>
           <w:sz w:val="18"/>
         </w:rPr>
-        <w:t>return jsonify({...})</w:t>
+        <w:t xml:space="preserve">return </w:t>
+      </w:r>
+      <w:proofErr w:type="spellStart"/>
+      <w:r>
+        <w:rPr>
+          <w:rFonts w:ascii="Consolas" w:hAnsi="Consolas"/>
+          <w:color w:val="000080"/>
+          <w:sz w:val="18"/>
+        </w:rPr>
+        <w:t>jsonify</w:t>
+      </w:r>
+      <w:proofErr w:type="spellEnd"/>
+      <w:r>
+        <w:rPr>
+          <w:rFonts w:ascii="Consolas" w:hAnsi="Consolas"/>
+          <w:color w:val="000080"/>
+          <w:sz w:val="18"/>
+        </w:rPr>
+        <w:t>({...})</w:t>
       </w:r>
     </w:p>
     <w:p>
@@ -1423,7 +2139,25 @@
           <w:color w:val="000080"/>
           <w:sz w:val="18"/>
         </w:rPr>
-        <w:t>if __name__... app.run...</w:t>
+        <w:t xml:space="preserve">if __name__... </w:t>
+      </w:r>
+      <w:proofErr w:type="spellStart"/>
+      <w:r>
+        <w:rPr>
+          <w:rFonts w:ascii="Consolas" w:hAnsi="Consolas"/>
+          <w:color w:val="000080"/>
+          <w:sz w:val="18"/>
+        </w:rPr>
+        <w:t>app.run</w:t>
+      </w:r>
+      <w:proofErr w:type="spellEnd"/>
+      <w:r>
+        <w:rPr>
+          <w:rFonts w:ascii="Consolas" w:hAnsi="Consolas"/>
+          <w:color w:val="000080"/>
+          <w:sz w:val="18"/>
+        </w:rPr>
+        <w:t>...</w:t>
       </w:r>
     </w:p>
     <w:p>
@@ -1464,8 +2198,18 @@
           <w:color w:val="000080"/>
           <w:sz w:val="18"/>
         </w:rPr>
-        <w:t>from flask import Flask, request, jsonify</w:t>
-      </w:r>
+        <w:t xml:space="preserve">from flask import Flask, request, </w:t>
+      </w:r>
+      <w:proofErr w:type="spellStart"/>
+      <w:r>
+        <w:rPr>
+          <w:rFonts w:ascii="Consolas" w:hAnsi="Consolas"/>
+          <w:color w:val="000080"/>
+          <w:sz w:val="18"/>
+        </w:rPr>
+        <w:t>jsonify</w:t>
+      </w:r>
+      <w:proofErr w:type="spellEnd"/>
     </w:p>
     <w:p>
       <w:pPr>
@@ -1513,46 +2257,118 @@
           <w:color w:val="000080"/>
           <w:sz w:val="18"/>
         </w:rPr>
-        <w:t>def init_db():</w:t>
-      </w:r>
-    </w:p>
-    <w:p>
-      <w:pPr>
-        <w:spacing w:after="0" w:line="240" w:lineRule="exact"/>
-      </w:pPr>
-      <w:r>
-        <w:rPr>
-          <w:rFonts w:ascii="Consolas" w:hAnsi="Consolas"/>
-          <w:color w:val="000080"/>
-          <w:sz w:val="18"/>
-        </w:rPr>
-        <w:t xml:space="preserve">    conn = sqlite3.connect('students.db')</w:t>
-      </w:r>
-    </w:p>
-    <w:p>
-      <w:pPr>
-        <w:spacing w:after="0" w:line="240" w:lineRule="exact"/>
-      </w:pPr>
-      <w:r>
-        <w:rPr>
-          <w:rFonts w:ascii="Consolas" w:hAnsi="Consolas"/>
-          <w:color w:val="000080"/>
-          <w:sz w:val="18"/>
-        </w:rPr>
-        <w:t xml:space="preserve">    cursor = conn.cursor()</w:t>
-      </w:r>
-    </w:p>
-    <w:p>
-      <w:pPr>
-        <w:spacing w:after="0" w:line="240" w:lineRule="exact"/>
-      </w:pPr>
-      <w:r>
-        <w:rPr>
-          <w:rFonts w:ascii="Consolas" w:hAnsi="Consolas"/>
-          <w:color w:val="000080"/>
-          <w:sz w:val="18"/>
-        </w:rPr>
-        <w:t xml:space="preserve">    cursor.execute('''</w:t>
+        <w:t xml:space="preserve">def </w:t>
+      </w:r>
+      <w:proofErr w:type="spellStart"/>
+      <w:r>
+        <w:rPr>
+          <w:rFonts w:ascii="Consolas" w:hAnsi="Consolas"/>
+          <w:color w:val="000080"/>
+          <w:sz w:val="18"/>
+        </w:rPr>
+        <w:t>init_db</w:t>
+      </w:r>
+      <w:proofErr w:type="spellEnd"/>
+      <w:r>
+        <w:rPr>
+          <w:rFonts w:ascii="Consolas" w:hAnsi="Consolas"/>
+          <w:color w:val="000080"/>
+          <w:sz w:val="18"/>
+        </w:rPr>
+        <w:t>():</w:t>
+      </w:r>
+    </w:p>
+    <w:p>
+      <w:pPr>
+        <w:spacing w:after="0" w:line="240" w:lineRule="exact"/>
+      </w:pPr>
+      <w:r>
+        <w:rPr>
+          <w:rFonts w:ascii="Consolas" w:hAnsi="Consolas"/>
+          <w:color w:val="000080"/>
+          <w:sz w:val="18"/>
+        </w:rPr>
+        <w:t xml:space="preserve">    conn = sqlite3.connect('</w:t>
+      </w:r>
+      <w:proofErr w:type="spellStart"/>
+      <w:r>
+        <w:rPr>
+          <w:rFonts w:ascii="Consolas" w:hAnsi="Consolas"/>
+          <w:color w:val="000080"/>
+          <w:sz w:val="18"/>
+        </w:rPr>
+        <w:t>students.db</w:t>
+      </w:r>
+      <w:proofErr w:type="spellEnd"/>
+      <w:r>
+        <w:rPr>
+          <w:rFonts w:ascii="Consolas" w:hAnsi="Consolas"/>
+          <w:color w:val="000080"/>
+          <w:sz w:val="18"/>
+        </w:rPr>
+        <w:t>')</w:t>
+      </w:r>
+    </w:p>
+    <w:p>
+      <w:pPr>
+        <w:spacing w:after="0" w:line="240" w:lineRule="exact"/>
+      </w:pPr>
+      <w:r>
+        <w:rPr>
+          <w:rFonts w:ascii="Consolas" w:hAnsi="Consolas"/>
+          <w:color w:val="000080"/>
+          <w:sz w:val="18"/>
+        </w:rPr>
+        <w:t xml:space="preserve">    cursor = </w:t>
+      </w:r>
+      <w:proofErr w:type="spellStart"/>
+      <w:r>
+        <w:rPr>
+          <w:rFonts w:ascii="Consolas" w:hAnsi="Consolas"/>
+          <w:color w:val="000080"/>
+          <w:sz w:val="18"/>
+        </w:rPr>
+        <w:t>conn.cursor</w:t>
+      </w:r>
+      <w:proofErr w:type="spellEnd"/>
+      <w:r>
+        <w:rPr>
+          <w:rFonts w:ascii="Consolas" w:hAnsi="Consolas"/>
+          <w:color w:val="000080"/>
+          <w:sz w:val="18"/>
+        </w:rPr>
+        <w:t>()</w:t>
+      </w:r>
+    </w:p>
+    <w:p>
+      <w:pPr>
+        <w:spacing w:after="0" w:line="240" w:lineRule="exact"/>
+      </w:pPr>
+      <w:r>
+        <w:rPr>
+          <w:rFonts w:ascii="Consolas" w:hAnsi="Consolas"/>
+          <w:color w:val="000080"/>
+          <w:sz w:val="18"/>
+        </w:rPr>
+        <w:t xml:space="preserve">    </w:t>
+      </w:r>
+      <w:proofErr w:type="spellStart"/>
+      <w:r>
+        <w:rPr>
+          <w:rFonts w:ascii="Consolas" w:hAnsi="Consolas"/>
+          <w:color w:val="000080"/>
+          <w:sz w:val="18"/>
+        </w:rPr>
+        <w:t>cursor.execute</w:t>
+      </w:r>
+      <w:proofErr w:type="spellEnd"/>
+      <w:r>
+        <w:rPr>
+          <w:rFonts w:ascii="Consolas" w:hAnsi="Consolas"/>
+          <w:color w:val="000080"/>
+          <w:sz w:val="18"/>
+        </w:rPr>
+        <w:t>('''</w:t>
       </w:r>
     </w:p>
     <w:p>
@@ -1656,20 +2472,56 @@
           <w:color w:val="000080"/>
           <w:sz w:val="18"/>
         </w:rPr>
-        <w:t xml:space="preserve">    conn.commit()</w:t>
-      </w:r>
-    </w:p>
-    <w:p>
-      <w:pPr>
-        <w:spacing w:after="0" w:line="240" w:lineRule="exact"/>
-      </w:pPr>
-      <w:r>
-        <w:rPr>
-          <w:rFonts w:ascii="Consolas" w:hAnsi="Consolas"/>
-          <w:color w:val="000080"/>
-          <w:sz w:val="18"/>
-        </w:rPr>
-        <w:t xml:space="preserve">    conn.close()</w:t>
+        <w:t xml:space="preserve">    </w:t>
+      </w:r>
+      <w:proofErr w:type="spellStart"/>
+      <w:r>
+        <w:rPr>
+          <w:rFonts w:ascii="Consolas" w:hAnsi="Consolas"/>
+          <w:color w:val="000080"/>
+          <w:sz w:val="18"/>
+        </w:rPr>
+        <w:t>conn.commit</w:t>
+      </w:r>
+      <w:proofErr w:type="spellEnd"/>
+      <w:r>
+        <w:rPr>
+          <w:rFonts w:ascii="Consolas" w:hAnsi="Consolas"/>
+          <w:color w:val="000080"/>
+          <w:sz w:val="18"/>
+        </w:rPr>
+        <w:t>()</w:t>
+      </w:r>
+    </w:p>
+    <w:p>
+      <w:pPr>
+        <w:spacing w:after="0" w:line="240" w:lineRule="exact"/>
+      </w:pPr>
+      <w:r>
+        <w:rPr>
+          <w:rFonts w:ascii="Consolas" w:hAnsi="Consolas"/>
+          <w:color w:val="000080"/>
+          <w:sz w:val="18"/>
+        </w:rPr>
+        <w:t xml:space="preserve">    </w:t>
+      </w:r>
+      <w:proofErr w:type="spellStart"/>
+      <w:r>
+        <w:rPr>
+          <w:rFonts w:ascii="Consolas" w:hAnsi="Consolas"/>
+          <w:color w:val="000080"/>
+          <w:sz w:val="18"/>
+        </w:rPr>
+        <w:t>conn.close</w:t>
+      </w:r>
+      <w:proofErr w:type="spellEnd"/>
+      <w:r>
+        <w:rPr>
+          <w:rFonts w:ascii="Consolas" w:hAnsi="Consolas"/>
+          <w:color w:val="000080"/>
+          <w:sz w:val="18"/>
+        </w:rPr>
+        <w:t>()</w:t>
       </w:r>
     </w:p>
     <w:p>
@@ -1700,59 +2552,149 @@
           <w:color w:val="000080"/>
           <w:sz w:val="18"/>
         </w:rPr>
-        <w:t>def insert_student():</w:t>
-      </w:r>
-    </w:p>
-    <w:p>
-      <w:pPr>
-        <w:spacing w:after="0" w:line="240" w:lineRule="exact"/>
-      </w:pPr>
-      <w:r>
-        <w:rPr>
-          <w:rFonts w:ascii="Consolas" w:hAnsi="Consolas"/>
-          <w:color w:val="000080"/>
-          <w:sz w:val="18"/>
-        </w:rPr>
-        <w:t xml:space="preserve">    data = request.get_json()</w:t>
-      </w:r>
-    </w:p>
-    <w:p>
-      <w:pPr>
-        <w:spacing w:after="0" w:line="240" w:lineRule="exact"/>
-      </w:pPr>
-      <w:r>
-        <w:rPr>
-          <w:rFonts w:ascii="Consolas" w:hAnsi="Consolas"/>
-          <w:color w:val="000080"/>
-          <w:sz w:val="18"/>
-        </w:rPr>
-        <w:t xml:space="preserve">    conn = sqlite3.connect('students.db')</w:t>
-      </w:r>
-    </w:p>
-    <w:p>
-      <w:pPr>
-        <w:spacing w:after="0" w:line="240" w:lineRule="exact"/>
-      </w:pPr>
-      <w:r>
-        <w:rPr>
-          <w:rFonts w:ascii="Consolas" w:hAnsi="Consolas"/>
-          <w:color w:val="000080"/>
-          <w:sz w:val="18"/>
-        </w:rPr>
-        <w:t xml:space="preserve">    cursor = conn.cursor()</w:t>
-      </w:r>
-    </w:p>
-    <w:p>
-      <w:pPr>
-        <w:spacing w:after="0" w:line="240" w:lineRule="exact"/>
-      </w:pPr>
-      <w:r>
-        <w:rPr>
-          <w:rFonts w:ascii="Consolas" w:hAnsi="Consolas"/>
-          <w:color w:val="000080"/>
-          <w:sz w:val="18"/>
-        </w:rPr>
-        <w:t xml:space="preserve">    cursor.execute(</w:t>
+        <w:t xml:space="preserve">def </w:t>
+      </w:r>
+      <w:proofErr w:type="spellStart"/>
+      <w:r>
+        <w:rPr>
+          <w:rFonts w:ascii="Consolas" w:hAnsi="Consolas"/>
+          <w:color w:val="000080"/>
+          <w:sz w:val="18"/>
+        </w:rPr>
+        <w:t>insert_student</w:t>
+      </w:r>
+      <w:proofErr w:type="spellEnd"/>
+      <w:r>
+        <w:rPr>
+          <w:rFonts w:ascii="Consolas" w:hAnsi="Consolas"/>
+          <w:color w:val="000080"/>
+          <w:sz w:val="18"/>
+        </w:rPr>
+        <w:t>():</w:t>
+      </w:r>
+    </w:p>
+    <w:p>
+      <w:pPr>
+        <w:spacing w:after="0" w:line="240" w:lineRule="exact"/>
+      </w:pPr>
+      <w:r>
+        <w:rPr>
+          <w:rFonts w:ascii="Consolas" w:hAnsi="Consolas"/>
+          <w:color w:val="000080"/>
+          <w:sz w:val="18"/>
+        </w:rPr>
+        <w:t xml:space="preserve">    data = </w:t>
+      </w:r>
+      <w:proofErr w:type="spellStart"/>
+      <w:r>
+        <w:rPr>
+          <w:rFonts w:ascii="Consolas" w:hAnsi="Consolas"/>
+          <w:color w:val="000080"/>
+          <w:sz w:val="18"/>
+        </w:rPr>
+        <w:t>request.get_json</w:t>
+      </w:r>
+      <w:proofErr w:type="spellEnd"/>
+      <w:r>
+        <w:rPr>
+          <w:rFonts w:ascii="Consolas" w:hAnsi="Consolas"/>
+          <w:color w:val="000080"/>
+          <w:sz w:val="18"/>
+        </w:rPr>
+        <w:t>()</w:t>
+      </w:r>
+    </w:p>
+    <w:p>
+      <w:pPr>
+        <w:spacing w:after="0" w:line="240" w:lineRule="exact"/>
+      </w:pPr>
+      <w:r>
+        <w:rPr>
+          <w:rFonts w:ascii="Consolas" w:hAnsi="Consolas"/>
+          <w:color w:val="000080"/>
+          <w:sz w:val="18"/>
+        </w:rPr>
+        <w:t xml:space="preserve">    conn = sqlite3.connect('</w:t>
+      </w:r>
+      <w:proofErr w:type="spellStart"/>
+      <w:r>
+        <w:rPr>
+          <w:rFonts w:ascii="Consolas" w:hAnsi="Consolas"/>
+          <w:color w:val="000080"/>
+          <w:sz w:val="18"/>
+        </w:rPr>
+        <w:t>students.db</w:t>
+      </w:r>
+      <w:proofErr w:type="spellEnd"/>
+      <w:r>
+        <w:rPr>
+          <w:rFonts w:ascii="Consolas" w:hAnsi="Consolas"/>
+          <w:color w:val="000080"/>
+          <w:sz w:val="18"/>
+        </w:rPr>
+        <w:t>')</w:t>
+      </w:r>
+    </w:p>
+    <w:p>
+      <w:pPr>
+        <w:spacing w:after="0" w:line="240" w:lineRule="exact"/>
+      </w:pPr>
+      <w:r>
+        <w:rPr>
+          <w:rFonts w:ascii="Consolas" w:hAnsi="Consolas"/>
+          <w:color w:val="000080"/>
+          <w:sz w:val="18"/>
+        </w:rPr>
+        <w:t xml:space="preserve">    cursor = </w:t>
+      </w:r>
+      <w:proofErr w:type="spellStart"/>
+      <w:r>
+        <w:rPr>
+          <w:rFonts w:ascii="Consolas" w:hAnsi="Consolas"/>
+          <w:color w:val="000080"/>
+          <w:sz w:val="18"/>
+        </w:rPr>
+        <w:t>conn.cursor</w:t>
+      </w:r>
+      <w:proofErr w:type="spellEnd"/>
+      <w:r>
+        <w:rPr>
+          <w:rFonts w:ascii="Consolas" w:hAnsi="Consolas"/>
+          <w:color w:val="000080"/>
+          <w:sz w:val="18"/>
+        </w:rPr>
+        <w:t>()</w:t>
+      </w:r>
+    </w:p>
+    <w:p>
+      <w:pPr>
+        <w:spacing w:after="0" w:line="240" w:lineRule="exact"/>
+      </w:pPr>
+      <w:r>
+        <w:rPr>
+          <w:rFonts w:ascii="Consolas" w:hAnsi="Consolas"/>
+          <w:color w:val="000080"/>
+          <w:sz w:val="18"/>
+        </w:rPr>
+        <w:t xml:space="preserve">    </w:t>
+      </w:r>
+      <w:proofErr w:type="spellStart"/>
+      <w:r>
+        <w:rPr>
+          <w:rFonts w:ascii="Consolas" w:hAnsi="Consolas"/>
+          <w:color w:val="000080"/>
+          <w:sz w:val="18"/>
+        </w:rPr>
+        <w:t>cursor.execute</w:t>
+      </w:r>
+      <w:proofErr w:type="spellEnd"/>
+      <w:r>
+        <w:rPr>
+          <w:rFonts w:ascii="Consolas" w:hAnsi="Consolas"/>
+          <w:color w:val="000080"/>
+          <w:sz w:val="18"/>
+        </w:rPr>
+        <w:t>(</w:t>
       </w:r>
     </w:p>
     <w:p>
@@ -1778,7 +2720,25 @@
           <w:color w:val="000080"/>
           <w:sz w:val="18"/>
         </w:rPr>
-        <w:t xml:space="preserve">        (data['name'], data['email'], data.get('age', 0))</w:t>
+        <w:t xml:space="preserve">        (data['name'], data['email'], </w:t>
+      </w:r>
+      <w:proofErr w:type="spellStart"/>
+      <w:r>
+        <w:rPr>
+          <w:rFonts w:ascii="Consolas" w:hAnsi="Consolas"/>
+          <w:color w:val="000080"/>
+          <w:sz w:val="18"/>
+        </w:rPr>
+        <w:t>data.get</w:t>
+      </w:r>
+      <w:proofErr w:type="spellEnd"/>
+      <w:r>
+        <w:rPr>
+          <w:rFonts w:ascii="Consolas" w:hAnsi="Consolas"/>
+          <w:color w:val="000080"/>
+          <w:sz w:val="18"/>
+        </w:rPr>
+        <w:t>('age', 0))</w:t>
       </w:r>
     </w:p>
     <w:p>
@@ -1804,46 +2764,146 @@
           <w:color w:val="000080"/>
           <w:sz w:val="18"/>
         </w:rPr>
-        <w:t xml:space="preserve">    conn.commit()</w:t>
-      </w:r>
-    </w:p>
-    <w:p>
-      <w:pPr>
-        <w:spacing w:after="0" w:line="240" w:lineRule="exact"/>
-      </w:pPr>
-      <w:r>
-        <w:rPr>
-          <w:rFonts w:ascii="Consolas" w:hAnsi="Consolas"/>
-          <w:color w:val="000080"/>
-          <w:sz w:val="18"/>
-        </w:rPr>
-        <w:t xml:space="preserve">    student_id = cursor.lastrowid</w:t>
-      </w:r>
-    </w:p>
-    <w:p>
-      <w:pPr>
-        <w:spacing w:after="0" w:line="240" w:lineRule="exact"/>
-      </w:pPr>
-      <w:r>
-        <w:rPr>
-          <w:rFonts w:ascii="Consolas" w:hAnsi="Consolas"/>
-          <w:color w:val="000080"/>
-          <w:sz w:val="18"/>
-        </w:rPr>
-        <w:t xml:space="preserve">    conn.close()</w:t>
-      </w:r>
-    </w:p>
-    <w:p>
-      <w:pPr>
-        <w:spacing w:after="0" w:line="240" w:lineRule="exact"/>
-      </w:pPr>
-      <w:r>
-        <w:rPr>
-          <w:rFonts w:ascii="Consolas" w:hAnsi="Consolas"/>
-          <w:color w:val="000080"/>
-          <w:sz w:val="18"/>
-        </w:rPr>
-        <w:t xml:space="preserve">    return jsonify({"message": "Student created", "id": student_id}), 201</w:t>
+        <w:t xml:space="preserve">    </w:t>
+      </w:r>
+      <w:proofErr w:type="spellStart"/>
+      <w:r>
+        <w:rPr>
+          <w:rFonts w:ascii="Consolas" w:hAnsi="Consolas"/>
+          <w:color w:val="000080"/>
+          <w:sz w:val="18"/>
+        </w:rPr>
+        <w:t>conn.commit</w:t>
+      </w:r>
+      <w:proofErr w:type="spellEnd"/>
+      <w:r>
+        <w:rPr>
+          <w:rFonts w:ascii="Consolas" w:hAnsi="Consolas"/>
+          <w:color w:val="000080"/>
+          <w:sz w:val="18"/>
+        </w:rPr>
+        <w:t>()</w:t>
+      </w:r>
+    </w:p>
+    <w:p>
+      <w:pPr>
+        <w:spacing w:after="0" w:line="240" w:lineRule="exact"/>
+      </w:pPr>
+      <w:r>
+        <w:rPr>
+          <w:rFonts w:ascii="Consolas" w:hAnsi="Consolas"/>
+          <w:color w:val="000080"/>
+          <w:sz w:val="18"/>
+        </w:rPr>
+        <w:t xml:space="preserve">    </w:t>
+      </w:r>
+      <w:proofErr w:type="spellStart"/>
+      <w:r>
+        <w:rPr>
+          <w:rFonts w:ascii="Consolas" w:hAnsi="Consolas"/>
+          <w:color w:val="000080"/>
+          <w:sz w:val="18"/>
+        </w:rPr>
+        <w:t>student_id</w:t>
+      </w:r>
+      <w:proofErr w:type="spellEnd"/>
+      <w:r>
+        <w:rPr>
+          <w:rFonts w:ascii="Consolas" w:hAnsi="Consolas"/>
+          <w:color w:val="000080"/>
+          <w:sz w:val="18"/>
+        </w:rPr>
+        <w:t xml:space="preserve"> = </w:t>
+      </w:r>
+      <w:proofErr w:type="spellStart"/>
+      <w:r>
+        <w:rPr>
+          <w:rFonts w:ascii="Consolas" w:hAnsi="Consolas"/>
+          <w:color w:val="000080"/>
+          <w:sz w:val="18"/>
+        </w:rPr>
+        <w:t>cursor.lastrowid</w:t>
+      </w:r>
+      <w:proofErr w:type="spellEnd"/>
+    </w:p>
+    <w:p>
+      <w:pPr>
+        <w:spacing w:after="0" w:line="240" w:lineRule="exact"/>
+      </w:pPr>
+      <w:r>
+        <w:rPr>
+          <w:rFonts w:ascii="Consolas" w:hAnsi="Consolas"/>
+          <w:color w:val="000080"/>
+          <w:sz w:val="18"/>
+        </w:rPr>
+        <w:t xml:space="preserve">    </w:t>
+      </w:r>
+      <w:proofErr w:type="spellStart"/>
+      <w:r>
+        <w:rPr>
+          <w:rFonts w:ascii="Consolas" w:hAnsi="Consolas"/>
+          <w:color w:val="000080"/>
+          <w:sz w:val="18"/>
+        </w:rPr>
+        <w:t>conn.close</w:t>
+      </w:r>
+      <w:proofErr w:type="spellEnd"/>
+      <w:r>
+        <w:rPr>
+          <w:rFonts w:ascii="Consolas" w:hAnsi="Consolas"/>
+          <w:color w:val="000080"/>
+          <w:sz w:val="18"/>
+        </w:rPr>
+        <w:t>()</w:t>
+      </w:r>
+    </w:p>
+    <w:p>
+      <w:pPr>
+        <w:spacing w:after="0" w:line="240" w:lineRule="exact"/>
+      </w:pPr>
+      <w:r>
+        <w:rPr>
+          <w:rFonts w:ascii="Consolas" w:hAnsi="Consolas"/>
+          <w:color w:val="000080"/>
+          <w:sz w:val="18"/>
+        </w:rPr>
+        <w:t xml:space="preserve">    return </w:t>
+      </w:r>
+      <w:proofErr w:type="spellStart"/>
+      <w:r>
+        <w:rPr>
+          <w:rFonts w:ascii="Consolas" w:hAnsi="Consolas"/>
+          <w:color w:val="000080"/>
+          <w:sz w:val="18"/>
+        </w:rPr>
+        <w:t>jsonify</w:t>
+      </w:r>
+      <w:proofErr w:type="spellEnd"/>
+      <w:r>
+        <w:rPr>
+          <w:rFonts w:ascii="Consolas" w:hAnsi="Consolas"/>
+          <w:color w:val="000080"/>
+          <w:sz w:val="18"/>
+        </w:rPr>
+        <w:t xml:space="preserve">({"message": "Student created", "id": </w:t>
+      </w:r>
+      <w:proofErr w:type="spellStart"/>
+      <w:r>
+        <w:rPr>
+          <w:rFonts w:ascii="Consolas" w:hAnsi="Consolas"/>
+          <w:color w:val="000080"/>
+          <w:sz w:val="18"/>
+        </w:rPr>
+        <w:t>student_id</w:t>
+      </w:r>
+      <w:proofErr w:type="spellEnd"/>
+      <w:r>
+        <w:rPr>
+          <w:rFonts w:ascii="Consolas" w:hAnsi="Consolas"/>
+          <w:color w:val="000080"/>
+          <w:sz w:val="18"/>
+        </w:rPr>
+        <w:t>}), 201</w:t>
       </w:r>
     </w:p>
     <w:p>
@@ -1874,72 +2934,180 @@
           <w:color w:val="000080"/>
           <w:sz w:val="18"/>
         </w:rPr>
-        <w:t>def get_students():</w:t>
-      </w:r>
-    </w:p>
-    <w:p>
-      <w:pPr>
-        <w:spacing w:after="0" w:line="240" w:lineRule="exact"/>
-      </w:pPr>
-      <w:r>
-        <w:rPr>
-          <w:rFonts w:ascii="Consolas" w:hAnsi="Consolas"/>
-          <w:color w:val="000080"/>
-          <w:sz w:val="18"/>
-        </w:rPr>
-        <w:t xml:space="preserve">    conn = sqlite3.connect('students.db')</w:t>
-      </w:r>
-    </w:p>
-    <w:p>
-      <w:pPr>
-        <w:spacing w:after="0" w:line="240" w:lineRule="exact"/>
-      </w:pPr>
-      <w:r>
-        <w:rPr>
-          <w:rFonts w:ascii="Consolas" w:hAnsi="Consolas"/>
-          <w:color w:val="000080"/>
-          <w:sz w:val="18"/>
-        </w:rPr>
-        <w:t xml:space="preserve">    cursor = conn.cursor()</w:t>
-      </w:r>
-    </w:p>
-    <w:p>
-      <w:pPr>
-        <w:spacing w:after="0" w:line="240" w:lineRule="exact"/>
-      </w:pPr>
-      <w:r>
-        <w:rPr>
-          <w:rFonts w:ascii="Consolas" w:hAnsi="Consolas"/>
-          <w:color w:val="000080"/>
-          <w:sz w:val="18"/>
-        </w:rPr>
-        <w:t xml:space="preserve">    cursor.execute('SELECT * FROM students')</w:t>
-      </w:r>
-    </w:p>
-    <w:p>
-      <w:pPr>
-        <w:spacing w:after="0" w:line="240" w:lineRule="exact"/>
-      </w:pPr>
-      <w:r>
-        <w:rPr>
-          <w:rFonts w:ascii="Consolas" w:hAnsi="Consolas"/>
-          <w:color w:val="000080"/>
-          <w:sz w:val="18"/>
-        </w:rPr>
-        <w:t xml:space="preserve">    rows = cursor.fetchall()</w:t>
-      </w:r>
-    </w:p>
-    <w:p>
-      <w:pPr>
-        <w:spacing w:after="0" w:line="240" w:lineRule="exact"/>
-      </w:pPr>
-      <w:r>
-        <w:rPr>
-          <w:rFonts w:ascii="Consolas" w:hAnsi="Consolas"/>
-          <w:color w:val="000080"/>
-          <w:sz w:val="18"/>
-        </w:rPr>
-        <w:t xml:space="preserve">    conn.close()</w:t>
+        <w:t xml:space="preserve">def </w:t>
+      </w:r>
+      <w:proofErr w:type="spellStart"/>
+      <w:r>
+        <w:rPr>
+          <w:rFonts w:ascii="Consolas" w:hAnsi="Consolas"/>
+          <w:color w:val="000080"/>
+          <w:sz w:val="18"/>
+        </w:rPr>
+        <w:t>get_students</w:t>
+      </w:r>
+      <w:proofErr w:type="spellEnd"/>
+      <w:r>
+        <w:rPr>
+          <w:rFonts w:ascii="Consolas" w:hAnsi="Consolas"/>
+          <w:color w:val="000080"/>
+          <w:sz w:val="18"/>
+        </w:rPr>
+        <w:t>():</w:t>
+      </w:r>
+    </w:p>
+    <w:p>
+      <w:pPr>
+        <w:spacing w:after="0" w:line="240" w:lineRule="exact"/>
+      </w:pPr>
+      <w:r>
+        <w:rPr>
+          <w:rFonts w:ascii="Consolas" w:hAnsi="Consolas"/>
+          <w:color w:val="000080"/>
+          <w:sz w:val="18"/>
+        </w:rPr>
+        <w:t xml:space="preserve">    conn = sqlite3.connect('</w:t>
+      </w:r>
+      <w:proofErr w:type="spellStart"/>
+      <w:r>
+        <w:rPr>
+          <w:rFonts w:ascii="Consolas" w:hAnsi="Consolas"/>
+          <w:color w:val="000080"/>
+          <w:sz w:val="18"/>
+        </w:rPr>
+        <w:t>students.db</w:t>
+      </w:r>
+      <w:proofErr w:type="spellEnd"/>
+      <w:r>
+        <w:rPr>
+          <w:rFonts w:ascii="Consolas" w:hAnsi="Consolas"/>
+          <w:color w:val="000080"/>
+          <w:sz w:val="18"/>
+        </w:rPr>
+        <w:t>')</w:t>
+      </w:r>
+    </w:p>
+    <w:p>
+      <w:pPr>
+        <w:spacing w:after="0" w:line="240" w:lineRule="exact"/>
+      </w:pPr>
+      <w:r>
+        <w:rPr>
+          <w:rFonts w:ascii="Consolas" w:hAnsi="Consolas"/>
+          <w:color w:val="000080"/>
+          <w:sz w:val="18"/>
+        </w:rPr>
+        <w:t xml:space="preserve">    cursor = </w:t>
+      </w:r>
+      <w:proofErr w:type="spellStart"/>
+      <w:r>
+        <w:rPr>
+          <w:rFonts w:ascii="Consolas" w:hAnsi="Consolas"/>
+          <w:color w:val="000080"/>
+          <w:sz w:val="18"/>
+        </w:rPr>
+        <w:t>conn.cursor</w:t>
+      </w:r>
+      <w:proofErr w:type="spellEnd"/>
+      <w:r>
+        <w:rPr>
+          <w:rFonts w:ascii="Consolas" w:hAnsi="Consolas"/>
+          <w:color w:val="000080"/>
+          <w:sz w:val="18"/>
+        </w:rPr>
+        <w:t>()</w:t>
+      </w:r>
+    </w:p>
+    <w:p>
+      <w:pPr>
+        <w:spacing w:after="0" w:line="240" w:lineRule="exact"/>
+      </w:pPr>
+      <w:r>
+        <w:rPr>
+          <w:rFonts w:ascii="Consolas" w:hAnsi="Consolas"/>
+          <w:color w:val="000080"/>
+          <w:sz w:val="18"/>
+        </w:rPr>
+        <w:t xml:space="preserve">    </w:t>
+      </w:r>
+      <w:proofErr w:type="spellStart"/>
+      <w:r>
+        <w:rPr>
+          <w:rFonts w:ascii="Consolas" w:hAnsi="Consolas"/>
+          <w:color w:val="000080"/>
+          <w:sz w:val="18"/>
+        </w:rPr>
+        <w:t>cursor.execute</w:t>
+      </w:r>
+      <w:proofErr w:type="spellEnd"/>
+      <w:r>
+        <w:rPr>
+          <w:rFonts w:ascii="Consolas" w:hAnsi="Consolas"/>
+          <w:color w:val="000080"/>
+          <w:sz w:val="18"/>
+        </w:rPr>
+        <w:t>('SELECT * FROM students')</w:t>
+      </w:r>
+    </w:p>
+    <w:p>
+      <w:pPr>
+        <w:spacing w:after="0" w:line="240" w:lineRule="exact"/>
+      </w:pPr>
+      <w:r>
+        <w:rPr>
+          <w:rFonts w:ascii="Consolas" w:hAnsi="Consolas"/>
+          <w:color w:val="000080"/>
+          <w:sz w:val="18"/>
+        </w:rPr>
+        <w:t xml:space="preserve">    rows = </w:t>
+      </w:r>
+      <w:proofErr w:type="spellStart"/>
+      <w:r>
+        <w:rPr>
+          <w:rFonts w:ascii="Consolas" w:hAnsi="Consolas"/>
+          <w:color w:val="000080"/>
+          <w:sz w:val="18"/>
+        </w:rPr>
+        <w:t>cursor.fetchall</w:t>
+      </w:r>
+      <w:proofErr w:type="spellEnd"/>
+      <w:r>
+        <w:rPr>
+          <w:rFonts w:ascii="Consolas" w:hAnsi="Consolas"/>
+          <w:color w:val="000080"/>
+          <w:sz w:val="18"/>
+        </w:rPr>
+        <w:t>()</w:t>
+      </w:r>
+    </w:p>
+    <w:p>
+      <w:pPr>
+        <w:spacing w:after="0" w:line="240" w:lineRule="exact"/>
+      </w:pPr>
+      <w:r>
+        <w:rPr>
+          <w:rFonts w:ascii="Consolas" w:hAnsi="Consolas"/>
+          <w:color w:val="000080"/>
+          <w:sz w:val="18"/>
+        </w:rPr>
+        <w:t xml:space="preserve">    </w:t>
+      </w:r>
+      <w:proofErr w:type="spellStart"/>
+      <w:r>
+        <w:rPr>
+          <w:rFonts w:ascii="Consolas" w:hAnsi="Consolas"/>
+          <w:color w:val="000080"/>
+          <w:sz w:val="18"/>
+        </w:rPr>
+        <w:t>conn.close</w:t>
+      </w:r>
+      <w:proofErr w:type="spellEnd"/>
+      <w:r>
+        <w:rPr>
+          <w:rFonts w:ascii="Consolas" w:hAnsi="Consolas"/>
+          <w:color w:val="000080"/>
+          <w:sz w:val="18"/>
+        </w:rPr>
+        <w:t>()</w:t>
       </w:r>
     </w:p>
     <w:p>
@@ -2004,7 +3172,25 @@
           <w:color w:val="000080"/>
           <w:sz w:val="18"/>
         </w:rPr>
-        <w:t xml:space="preserve">    return jsonify(students)</w:t>
+        <w:t xml:space="preserve">    return </w:t>
+      </w:r>
+      <w:proofErr w:type="spellStart"/>
+      <w:r>
+        <w:rPr>
+          <w:rFonts w:ascii="Consolas" w:hAnsi="Consolas"/>
+          <w:color w:val="000080"/>
+          <w:sz w:val="18"/>
+        </w:rPr>
+        <w:t>jsonify</w:t>
+      </w:r>
+      <w:proofErr w:type="spellEnd"/>
+      <w:r>
+        <w:rPr>
+          <w:rFonts w:ascii="Consolas" w:hAnsi="Consolas"/>
+          <w:color w:val="000080"/>
+          <w:sz w:val="18"/>
+        </w:rPr>
+        <w:t>(students)</w:t>
       </w:r>
     </w:p>
     <w:p>
@@ -2035,20 +3221,56 @@
           <w:color w:val="000080"/>
           <w:sz w:val="18"/>
         </w:rPr>
-        <w:t xml:space="preserve">    init_db()</w:t>
-      </w:r>
-    </w:p>
-    <w:p>
-      <w:pPr>
-        <w:spacing w:after="0" w:line="240" w:lineRule="exact"/>
-      </w:pPr>
-      <w:r>
-        <w:rPr>
-          <w:rFonts w:ascii="Consolas" w:hAnsi="Consolas"/>
-          <w:color w:val="000080"/>
-          <w:sz w:val="18"/>
-        </w:rPr>
-        <w:t xml:space="preserve">    app.run(debug=True)</w:t>
+        <w:t xml:space="preserve">    </w:t>
+      </w:r>
+      <w:proofErr w:type="spellStart"/>
+      <w:r>
+        <w:rPr>
+          <w:rFonts w:ascii="Consolas" w:hAnsi="Consolas"/>
+          <w:color w:val="000080"/>
+          <w:sz w:val="18"/>
+        </w:rPr>
+        <w:t>init_db</w:t>
+      </w:r>
+      <w:proofErr w:type="spellEnd"/>
+      <w:r>
+        <w:rPr>
+          <w:rFonts w:ascii="Consolas" w:hAnsi="Consolas"/>
+          <w:color w:val="000080"/>
+          <w:sz w:val="18"/>
+        </w:rPr>
+        <w:t>()</w:t>
+      </w:r>
+    </w:p>
+    <w:p>
+      <w:pPr>
+        <w:spacing w:after="0" w:line="240" w:lineRule="exact"/>
+      </w:pPr>
+      <w:r>
+        <w:rPr>
+          <w:rFonts w:ascii="Consolas" w:hAnsi="Consolas"/>
+          <w:color w:val="000080"/>
+          <w:sz w:val="18"/>
+        </w:rPr>
+        <w:t xml:space="preserve">    </w:t>
+      </w:r>
+      <w:proofErr w:type="spellStart"/>
+      <w:r>
+        <w:rPr>
+          <w:rFonts w:ascii="Consolas" w:hAnsi="Consolas"/>
+          <w:color w:val="000080"/>
+          <w:sz w:val="18"/>
+        </w:rPr>
+        <w:t>app.run</w:t>
+      </w:r>
+      <w:proofErr w:type="spellEnd"/>
+      <w:r>
+        <w:rPr>
+          <w:rFonts w:ascii="Consolas" w:hAnsi="Consolas"/>
+          <w:color w:val="000080"/>
+          <w:sz w:val="18"/>
+        </w:rPr>
+        <w:t>(debug=True)</w:t>
       </w:r>
     </w:p>
     <w:p/>
@@ -2078,8 +3300,18 @@
           <w:color w:val="000080"/>
           <w:sz w:val="18"/>
         </w:rPr>
-        <w:t>from flask import Flask, request, jsonify</w:t>
-      </w:r>
+        <w:t xml:space="preserve">from flask import Flask, request, </w:t>
+      </w:r>
+      <w:proofErr w:type="spellStart"/>
+      <w:r>
+        <w:rPr>
+          <w:rFonts w:ascii="Consolas" w:hAnsi="Consolas"/>
+          <w:color w:val="000080"/>
+          <w:sz w:val="18"/>
+        </w:rPr>
+        <w:t>jsonify</w:t>
+      </w:r>
+      <w:proofErr w:type="spellEnd"/>
     </w:p>
     <w:p>
       <w:r>
@@ -2156,12 +3388,38 @@
           <w:color w:val="000080"/>
           <w:sz w:val="18"/>
         </w:rPr>
-        <w:t>def init_db(): ...</w:t>
-      </w:r>
-    </w:p>
-    <w:p>
-      <w:r>
-        <w:t>Function to create the database table if it doesn't exist. sqlite3.connect() creates or opens the database file. cursor.execute() runs SQL. CREATE TABLE IF NOT EXISTS ensures we don't get an error if table already exists. AUTOINCREMENT automatically assigns unique IDs.</w:t>
+        <w:t xml:space="preserve">def </w:t>
+      </w:r>
+      <w:proofErr w:type="spellStart"/>
+      <w:r>
+        <w:rPr>
+          <w:rFonts w:ascii="Consolas" w:hAnsi="Consolas"/>
+          <w:color w:val="000080"/>
+          <w:sz w:val="18"/>
+        </w:rPr>
+        <w:t>init_db</w:t>
+      </w:r>
+      <w:proofErr w:type="spellEnd"/>
+      <w:r>
+        <w:rPr>
+          <w:rFonts w:ascii="Consolas" w:hAnsi="Consolas"/>
+          <w:color w:val="000080"/>
+          <w:sz w:val="18"/>
+        </w:rPr>
+        <w:t>(): ...</w:t>
+      </w:r>
+    </w:p>
+    <w:p>
+      <w:r>
+        <w:t xml:space="preserve">Function to create the database table if it doesn't exist. sqlite3.connect() creates or opens the database file. </w:t>
+      </w:r>
+      <w:proofErr w:type="spellStart"/>
+      <w:r>
+        <w:t>cursor.execute</w:t>
+      </w:r>
+      <w:proofErr w:type="spellEnd"/>
+      <w:r>
+        <w:t>() runs SQL. CREATE TABLE IF NOT EXISTS ensures we don't get an error if table already exists. AUTOINCREMENT automatically assigns unique IDs.</w:t>
       </w:r>
     </w:p>
     <w:p>
@@ -2234,7 +3492,43 @@
           <w:color w:val="000080"/>
           <w:sz w:val="18"/>
         </w:rPr>
-        <w:t>if __name__... init_db(); app.run()</w:t>
+        <w:t xml:space="preserve">if __name__... </w:t>
+      </w:r>
+      <w:proofErr w:type="spellStart"/>
+      <w:r>
+        <w:rPr>
+          <w:rFonts w:ascii="Consolas" w:hAnsi="Consolas"/>
+          <w:color w:val="000080"/>
+          <w:sz w:val="18"/>
+        </w:rPr>
+        <w:t>init_db</w:t>
+      </w:r>
+      <w:proofErr w:type="spellEnd"/>
+      <w:r>
+        <w:rPr>
+          <w:rFonts w:ascii="Consolas" w:hAnsi="Consolas"/>
+          <w:color w:val="000080"/>
+          <w:sz w:val="18"/>
+        </w:rPr>
+        <w:t xml:space="preserve">(); </w:t>
+      </w:r>
+      <w:proofErr w:type="spellStart"/>
+      <w:r>
+        <w:rPr>
+          <w:rFonts w:ascii="Consolas" w:hAnsi="Consolas"/>
+          <w:color w:val="000080"/>
+          <w:sz w:val="18"/>
+        </w:rPr>
+        <w:t>app.run</w:t>
+      </w:r>
+      <w:proofErr w:type="spellEnd"/>
+      <w:r>
+        <w:rPr>
+          <w:rFonts w:ascii="Consolas" w:hAnsi="Consolas"/>
+          <w:color w:val="000080"/>
+          <w:sz w:val="18"/>
+        </w:rPr>
+        <w:t>()</w:t>
       </w:r>
     </w:p>
     <w:p>
@@ -2274,8 +3568,18 @@
           <w:color w:val="000080"/>
           <w:sz w:val="18"/>
         </w:rPr>
-        <w:t>from flask import Flask, request, jsonify</w:t>
-      </w:r>
+        <w:t xml:space="preserve">from flask import Flask, request, </w:t>
+      </w:r>
+      <w:proofErr w:type="spellStart"/>
+      <w:r>
+        <w:rPr>
+          <w:rFonts w:ascii="Consolas" w:hAnsi="Consolas"/>
+          <w:color w:val="000080"/>
+          <w:sz w:val="18"/>
+        </w:rPr>
+        <w:t>jsonify</w:t>
+      </w:r>
+      <w:proofErr w:type="spellEnd"/>
     </w:p>
     <w:p>
       <w:pPr>
@@ -2323,46 +3627,118 @@
           <w:color w:val="000080"/>
           <w:sz w:val="18"/>
         </w:rPr>
-        <w:t>def init_db():</w:t>
-      </w:r>
-    </w:p>
-    <w:p>
-      <w:pPr>
-        <w:spacing w:after="0" w:line="240" w:lineRule="exact"/>
-      </w:pPr>
-      <w:r>
-        <w:rPr>
-          <w:rFonts w:ascii="Consolas" w:hAnsi="Consolas"/>
-          <w:color w:val="000080"/>
-          <w:sz w:val="18"/>
-        </w:rPr>
-        <w:t xml:space="preserve">    conn = sqlite3.connect('students.db')</w:t>
-      </w:r>
-    </w:p>
-    <w:p>
-      <w:pPr>
-        <w:spacing w:after="0" w:line="240" w:lineRule="exact"/>
-      </w:pPr>
-      <w:r>
-        <w:rPr>
-          <w:rFonts w:ascii="Consolas" w:hAnsi="Consolas"/>
-          <w:color w:val="000080"/>
-          <w:sz w:val="18"/>
-        </w:rPr>
-        <w:t xml:space="preserve">    cursor = conn.cursor()</w:t>
-      </w:r>
-    </w:p>
-    <w:p>
-      <w:pPr>
-        <w:spacing w:after="0" w:line="240" w:lineRule="exact"/>
-      </w:pPr>
-      <w:r>
-        <w:rPr>
-          <w:rFonts w:ascii="Consolas" w:hAnsi="Consolas"/>
-          <w:color w:val="000080"/>
-          <w:sz w:val="18"/>
-        </w:rPr>
-        <w:t xml:space="preserve">    cursor.execute('''</w:t>
+        <w:t xml:space="preserve">def </w:t>
+      </w:r>
+      <w:proofErr w:type="spellStart"/>
+      <w:r>
+        <w:rPr>
+          <w:rFonts w:ascii="Consolas" w:hAnsi="Consolas"/>
+          <w:color w:val="000080"/>
+          <w:sz w:val="18"/>
+        </w:rPr>
+        <w:t>init_db</w:t>
+      </w:r>
+      <w:proofErr w:type="spellEnd"/>
+      <w:r>
+        <w:rPr>
+          <w:rFonts w:ascii="Consolas" w:hAnsi="Consolas"/>
+          <w:color w:val="000080"/>
+          <w:sz w:val="18"/>
+        </w:rPr>
+        <w:t>():</w:t>
+      </w:r>
+    </w:p>
+    <w:p>
+      <w:pPr>
+        <w:spacing w:after="0" w:line="240" w:lineRule="exact"/>
+      </w:pPr>
+      <w:r>
+        <w:rPr>
+          <w:rFonts w:ascii="Consolas" w:hAnsi="Consolas"/>
+          <w:color w:val="000080"/>
+          <w:sz w:val="18"/>
+        </w:rPr>
+        <w:t xml:space="preserve">    conn = sqlite3.connect('</w:t>
+      </w:r>
+      <w:proofErr w:type="spellStart"/>
+      <w:r>
+        <w:rPr>
+          <w:rFonts w:ascii="Consolas" w:hAnsi="Consolas"/>
+          <w:color w:val="000080"/>
+          <w:sz w:val="18"/>
+        </w:rPr>
+        <w:t>students.db</w:t>
+      </w:r>
+      <w:proofErr w:type="spellEnd"/>
+      <w:r>
+        <w:rPr>
+          <w:rFonts w:ascii="Consolas" w:hAnsi="Consolas"/>
+          <w:color w:val="000080"/>
+          <w:sz w:val="18"/>
+        </w:rPr>
+        <w:t>')</w:t>
+      </w:r>
+    </w:p>
+    <w:p>
+      <w:pPr>
+        <w:spacing w:after="0" w:line="240" w:lineRule="exact"/>
+      </w:pPr>
+      <w:r>
+        <w:rPr>
+          <w:rFonts w:ascii="Consolas" w:hAnsi="Consolas"/>
+          <w:color w:val="000080"/>
+          <w:sz w:val="18"/>
+        </w:rPr>
+        <w:t xml:space="preserve">    cursor = </w:t>
+      </w:r>
+      <w:proofErr w:type="spellStart"/>
+      <w:r>
+        <w:rPr>
+          <w:rFonts w:ascii="Consolas" w:hAnsi="Consolas"/>
+          <w:color w:val="000080"/>
+          <w:sz w:val="18"/>
+        </w:rPr>
+        <w:t>conn.cursor</w:t>
+      </w:r>
+      <w:proofErr w:type="spellEnd"/>
+      <w:r>
+        <w:rPr>
+          <w:rFonts w:ascii="Consolas" w:hAnsi="Consolas"/>
+          <w:color w:val="000080"/>
+          <w:sz w:val="18"/>
+        </w:rPr>
+        <w:t>()</w:t>
+      </w:r>
+    </w:p>
+    <w:p>
+      <w:pPr>
+        <w:spacing w:after="0" w:line="240" w:lineRule="exact"/>
+      </w:pPr>
+      <w:r>
+        <w:rPr>
+          <w:rFonts w:ascii="Consolas" w:hAnsi="Consolas"/>
+          <w:color w:val="000080"/>
+          <w:sz w:val="18"/>
+        </w:rPr>
+        <w:t xml:space="preserve">    </w:t>
+      </w:r>
+      <w:proofErr w:type="spellStart"/>
+      <w:r>
+        <w:rPr>
+          <w:rFonts w:ascii="Consolas" w:hAnsi="Consolas"/>
+          <w:color w:val="000080"/>
+          <w:sz w:val="18"/>
+        </w:rPr>
+        <w:t>cursor.execute</w:t>
+      </w:r>
+      <w:proofErr w:type="spellEnd"/>
+      <w:r>
+        <w:rPr>
+          <w:rFonts w:ascii="Consolas" w:hAnsi="Consolas"/>
+          <w:color w:val="000080"/>
+          <w:sz w:val="18"/>
+        </w:rPr>
+        <w:t>('''</w:t>
       </w:r>
     </w:p>
     <w:p>
@@ -2466,20 +3842,56 @@
           <w:color w:val="000080"/>
           <w:sz w:val="18"/>
         </w:rPr>
-        <w:t xml:space="preserve">    conn.commit()</w:t>
-      </w:r>
-    </w:p>
-    <w:p>
-      <w:pPr>
-        <w:spacing w:after="0" w:line="240" w:lineRule="exact"/>
-      </w:pPr>
-      <w:r>
-        <w:rPr>
-          <w:rFonts w:ascii="Consolas" w:hAnsi="Consolas"/>
-          <w:color w:val="000080"/>
-          <w:sz w:val="18"/>
-        </w:rPr>
-        <w:t xml:space="preserve">    conn.close()</w:t>
+        <w:t xml:space="preserve">    </w:t>
+      </w:r>
+      <w:proofErr w:type="spellStart"/>
+      <w:r>
+        <w:rPr>
+          <w:rFonts w:ascii="Consolas" w:hAnsi="Consolas"/>
+          <w:color w:val="000080"/>
+          <w:sz w:val="18"/>
+        </w:rPr>
+        <w:t>conn.commit</w:t>
+      </w:r>
+      <w:proofErr w:type="spellEnd"/>
+      <w:r>
+        <w:rPr>
+          <w:rFonts w:ascii="Consolas" w:hAnsi="Consolas"/>
+          <w:color w:val="000080"/>
+          <w:sz w:val="18"/>
+        </w:rPr>
+        <w:t>()</w:t>
+      </w:r>
+    </w:p>
+    <w:p>
+      <w:pPr>
+        <w:spacing w:after="0" w:line="240" w:lineRule="exact"/>
+      </w:pPr>
+      <w:r>
+        <w:rPr>
+          <w:rFonts w:ascii="Consolas" w:hAnsi="Consolas"/>
+          <w:color w:val="000080"/>
+          <w:sz w:val="18"/>
+        </w:rPr>
+        <w:t xml:space="preserve">    </w:t>
+      </w:r>
+      <w:proofErr w:type="spellStart"/>
+      <w:r>
+        <w:rPr>
+          <w:rFonts w:ascii="Consolas" w:hAnsi="Consolas"/>
+          <w:color w:val="000080"/>
+          <w:sz w:val="18"/>
+        </w:rPr>
+        <w:t>conn.close</w:t>
+      </w:r>
+      <w:proofErr w:type="spellEnd"/>
+      <w:r>
+        <w:rPr>
+          <w:rFonts w:ascii="Consolas" w:hAnsi="Consolas"/>
+          <w:color w:val="000080"/>
+          <w:sz w:val="18"/>
+        </w:rPr>
+        <w:t>()</w:t>
       </w:r>
     </w:p>
     <w:p>
@@ -2510,59 +3922,167 @@
           <w:color w:val="000080"/>
           <w:sz w:val="18"/>
         </w:rPr>
-        <w:t>def update_student(student_id):</w:t>
-      </w:r>
-    </w:p>
-    <w:p>
-      <w:pPr>
-        <w:spacing w:after="0" w:line="240" w:lineRule="exact"/>
-      </w:pPr>
-      <w:r>
-        <w:rPr>
-          <w:rFonts w:ascii="Consolas" w:hAnsi="Consolas"/>
-          <w:color w:val="000080"/>
-          <w:sz w:val="18"/>
-        </w:rPr>
-        <w:t xml:space="preserve">    data = request.get_json()</w:t>
-      </w:r>
-    </w:p>
-    <w:p>
-      <w:pPr>
-        <w:spacing w:after="0" w:line="240" w:lineRule="exact"/>
-      </w:pPr>
-      <w:r>
-        <w:rPr>
-          <w:rFonts w:ascii="Consolas" w:hAnsi="Consolas"/>
-          <w:color w:val="000080"/>
-          <w:sz w:val="18"/>
-        </w:rPr>
-        <w:t xml:space="preserve">    conn = sqlite3.connect('students.db')</w:t>
-      </w:r>
-    </w:p>
-    <w:p>
-      <w:pPr>
-        <w:spacing w:after="0" w:line="240" w:lineRule="exact"/>
-      </w:pPr>
-      <w:r>
-        <w:rPr>
-          <w:rFonts w:ascii="Consolas" w:hAnsi="Consolas"/>
-          <w:color w:val="000080"/>
-          <w:sz w:val="18"/>
-        </w:rPr>
-        <w:t xml:space="preserve">    cursor = conn.cursor()</w:t>
-      </w:r>
-    </w:p>
-    <w:p>
-      <w:pPr>
-        <w:spacing w:after="0" w:line="240" w:lineRule="exact"/>
-      </w:pPr>
-      <w:r>
-        <w:rPr>
-          <w:rFonts w:ascii="Consolas" w:hAnsi="Consolas"/>
-          <w:color w:val="000080"/>
-          <w:sz w:val="18"/>
-        </w:rPr>
-        <w:t xml:space="preserve">    cursor.execute(</w:t>
+        <w:t xml:space="preserve">def </w:t>
+      </w:r>
+      <w:proofErr w:type="spellStart"/>
+      <w:r>
+        <w:rPr>
+          <w:rFonts w:ascii="Consolas" w:hAnsi="Consolas"/>
+          <w:color w:val="000080"/>
+          <w:sz w:val="18"/>
+        </w:rPr>
+        <w:t>update_student</w:t>
+      </w:r>
+      <w:proofErr w:type="spellEnd"/>
+      <w:r>
+        <w:rPr>
+          <w:rFonts w:ascii="Consolas" w:hAnsi="Consolas"/>
+          <w:color w:val="000080"/>
+          <w:sz w:val="18"/>
+        </w:rPr>
+        <w:t>(</w:t>
+      </w:r>
+      <w:proofErr w:type="spellStart"/>
+      <w:r>
+        <w:rPr>
+          <w:rFonts w:ascii="Consolas" w:hAnsi="Consolas"/>
+          <w:color w:val="000080"/>
+          <w:sz w:val="18"/>
+        </w:rPr>
+        <w:t>student_id</w:t>
+      </w:r>
+      <w:proofErr w:type="spellEnd"/>
+      <w:r>
+        <w:rPr>
+          <w:rFonts w:ascii="Consolas" w:hAnsi="Consolas"/>
+          <w:color w:val="000080"/>
+          <w:sz w:val="18"/>
+        </w:rPr>
+        <w:t>):</w:t>
+      </w:r>
+    </w:p>
+    <w:p>
+      <w:pPr>
+        <w:spacing w:after="0" w:line="240" w:lineRule="exact"/>
+      </w:pPr>
+      <w:r>
+        <w:rPr>
+          <w:rFonts w:ascii="Consolas" w:hAnsi="Consolas"/>
+          <w:color w:val="000080"/>
+          <w:sz w:val="18"/>
+        </w:rPr>
+        <w:t xml:space="preserve">    data = </w:t>
+      </w:r>
+      <w:proofErr w:type="spellStart"/>
+      <w:r>
+        <w:rPr>
+          <w:rFonts w:ascii="Consolas" w:hAnsi="Consolas"/>
+          <w:color w:val="000080"/>
+          <w:sz w:val="18"/>
+        </w:rPr>
+        <w:t>request.get_json</w:t>
+      </w:r>
+      <w:proofErr w:type="spellEnd"/>
+      <w:r>
+        <w:rPr>
+          <w:rFonts w:ascii="Consolas" w:hAnsi="Consolas"/>
+          <w:color w:val="000080"/>
+          <w:sz w:val="18"/>
+        </w:rPr>
+        <w:t>()</w:t>
+      </w:r>
+    </w:p>
+    <w:p>
+      <w:pPr>
+        <w:spacing w:after="0" w:line="240" w:lineRule="exact"/>
+      </w:pPr>
+      <w:r>
+        <w:rPr>
+          <w:rFonts w:ascii="Consolas" w:hAnsi="Consolas"/>
+          <w:color w:val="000080"/>
+          <w:sz w:val="18"/>
+        </w:rPr>
+        <w:t xml:space="preserve">    conn = sqlite3.connect('</w:t>
+      </w:r>
+      <w:proofErr w:type="spellStart"/>
+      <w:r>
+        <w:rPr>
+          <w:rFonts w:ascii="Consolas" w:hAnsi="Consolas"/>
+          <w:color w:val="000080"/>
+          <w:sz w:val="18"/>
+        </w:rPr>
+        <w:t>students.db</w:t>
+      </w:r>
+      <w:proofErr w:type="spellEnd"/>
+      <w:r>
+        <w:rPr>
+          <w:rFonts w:ascii="Consolas" w:hAnsi="Consolas"/>
+          <w:color w:val="000080"/>
+          <w:sz w:val="18"/>
+        </w:rPr>
+        <w:t>')</w:t>
+      </w:r>
+    </w:p>
+    <w:p>
+      <w:pPr>
+        <w:spacing w:after="0" w:line="240" w:lineRule="exact"/>
+      </w:pPr>
+      <w:r>
+        <w:rPr>
+          <w:rFonts w:ascii="Consolas" w:hAnsi="Consolas"/>
+          <w:color w:val="000080"/>
+          <w:sz w:val="18"/>
+        </w:rPr>
+        <w:t xml:space="preserve">    cursor = </w:t>
+      </w:r>
+      <w:proofErr w:type="spellStart"/>
+      <w:r>
+        <w:rPr>
+          <w:rFonts w:ascii="Consolas" w:hAnsi="Consolas"/>
+          <w:color w:val="000080"/>
+          <w:sz w:val="18"/>
+        </w:rPr>
+        <w:t>conn.cursor</w:t>
+      </w:r>
+      <w:proofErr w:type="spellEnd"/>
+      <w:r>
+        <w:rPr>
+          <w:rFonts w:ascii="Consolas" w:hAnsi="Consolas"/>
+          <w:color w:val="000080"/>
+          <w:sz w:val="18"/>
+        </w:rPr>
+        <w:t>()</w:t>
+      </w:r>
+    </w:p>
+    <w:p>
+      <w:pPr>
+        <w:spacing w:after="0" w:line="240" w:lineRule="exact"/>
+      </w:pPr>
+      <w:r>
+        <w:rPr>
+          <w:rFonts w:ascii="Consolas" w:hAnsi="Consolas"/>
+          <w:color w:val="000080"/>
+          <w:sz w:val="18"/>
+        </w:rPr>
+        <w:t xml:space="preserve">    </w:t>
+      </w:r>
+      <w:proofErr w:type="spellStart"/>
+      <w:r>
+        <w:rPr>
+          <w:rFonts w:ascii="Consolas" w:hAnsi="Consolas"/>
+          <w:color w:val="000080"/>
+          <w:sz w:val="18"/>
+        </w:rPr>
+        <w:t>cursor.execute</w:t>
+      </w:r>
+      <w:proofErr w:type="spellEnd"/>
+      <w:r>
+        <w:rPr>
+          <w:rFonts w:ascii="Consolas" w:hAnsi="Consolas"/>
+          <w:color w:val="000080"/>
+          <w:sz w:val="18"/>
+        </w:rPr>
+        <w:t>(</w:t>
       </w:r>
     </w:p>
     <w:p>
@@ -2588,7 +4108,43 @@
           <w:color w:val="000080"/>
           <w:sz w:val="18"/>
         </w:rPr>
-        <w:t xml:space="preserve">        (data['name'], data['email'], data.get('age', 0), student_id)</w:t>
+        <w:t xml:space="preserve">        (data['name'], data['email'], </w:t>
+      </w:r>
+      <w:proofErr w:type="spellStart"/>
+      <w:r>
+        <w:rPr>
+          <w:rFonts w:ascii="Consolas" w:hAnsi="Consolas"/>
+          <w:color w:val="000080"/>
+          <w:sz w:val="18"/>
+        </w:rPr>
+        <w:t>data.get</w:t>
+      </w:r>
+      <w:proofErr w:type="spellEnd"/>
+      <w:r>
+        <w:rPr>
+          <w:rFonts w:ascii="Consolas" w:hAnsi="Consolas"/>
+          <w:color w:val="000080"/>
+          <w:sz w:val="18"/>
+        </w:rPr>
+        <w:t xml:space="preserve">('age', 0), </w:t>
+      </w:r>
+      <w:proofErr w:type="spellStart"/>
+      <w:r>
+        <w:rPr>
+          <w:rFonts w:ascii="Consolas" w:hAnsi="Consolas"/>
+          <w:color w:val="000080"/>
+          <w:sz w:val="18"/>
+        </w:rPr>
+        <w:t>student_id</w:t>
+      </w:r>
+      <w:proofErr w:type="spellEnd"/>
+      <w:r>
+        <w:rPr>
+          <w:rFonts w:ascii="Consolas" w:hAnsi="Consolas"/>
+          <w:color w:val="000080"/>
+          <w:sz w:val="18"/>
+        </w:rPr>
+        <w:t>)</w:t>
       </w:r>
     </w:p>
     <w:p>
@@ -2614,72 +4170,180 @@
           <w:color w:val="000080"/>
           <w:sz w:val="18"/>
         </w:rPr>
-        <w:t xml:space="preserve">    conn.commit()</w:t>
-      </w:r>
-    </w:p>
-    <w:p>
-      <w:pPr>
-        <w:spacing w:after="0" w:line="240" w:lineRule="exact"/>
-      </w:pPr>
-      <w:r>
-        <w:rPr>
-          <w:rFonts w:ascii="Consolas" w:hAnsi="Consolas"/>
-          <w:color w:val="000080"/>
-          <w:sz w:val="18"/>
-        </w:rPr>
-        <w:t xml:space="preserve">    if cursor.rowcount == 0:</w:t>
-      </w:r>
-    </w:p>
-    <w:p>
-      <w:pPr>
-        <w:spacing w:after="0" w:line="240" w:lineRule="exact"/>
-      </w:pPr>
-      <w:r>
-        <w:rPr>
-          <w:rFonts w:ascii="Consolas" w:hAnsi="Consolas"/>
-          <w:color w:val="000080"/>
-          <w:sz w:val="18"/>
-        </w:rPr>
-        <w:t xml:space="preserve">        conn.close()</w:t>
-      </w:r>
-    </w:p>
-    <w:p>
-      <w:pPr>
-        <w:spacing w:after="0" w:line="240" w:lineRule="exact"/>
-      </w:pPr>
-      <w:r>
-        <w:rPr>
-          <w:rFonts w:ascii="Consolas" w:hAnsi="Consolas"/>
-          <w:color w:val="000080"/>
-          <w:sz w:val="18"/>
-        </w:rPr>
-        <w:t xml:space="preserve">        return jsonify({"error": "Student not found"}), 404</w:t>
-      </w:r>
-    </w:p>
-    <w:p>
-      <w:pPr>
-        <w:spacing w:after="0" w:line="240" w:lineRule="exact"/>
-      </w:pPr>
-      <w:r>
-        <w:rPr>
-          <w:rFonts w:ascii="Consolas" w:hAnsi="Consolas"/>
-          <w:color w:val="000080"/>
-          <w:sz w:val="18"/>
-        </w:rPr>
-        <w:t xml:space="preserve">    conn.close()</w:t>
-      </w:r>
-    </w:p>
-    <w:p>
-      <w:pPr>
-        <w:spacing w:after="0" w:line="240" w:lineRule="exact"/>
-      </w:pPr>
-      <w:r>
-        <w:rPr>
-          <w:rFonts w:ascii="Consolas" w:hAnsi="Consolas"/>
-          <w:color w:val="000080"/>
-          <w:sz w:val="18"/>
-        </w:rPr>
-        <w:t xml:space="preserve">    return jsonify({"message": "Student updated"})</w:t>
+        <w:t xml:space="preserve">    </w:t>
+      </w:r>
+      <w:proofErr w:type="spellStart"/>
+      <w:r>
+        <w:rPr>
+          <w:rFonts w:ascii="Consolas" w:hAnsi="Consolas"/>
+          <w:color w:val="000080"/>
+          <w:sz w:val="18"/>
+        </w:rPr>
+        <w:t>conn.commit</w:t>
+      </w:r>
+      <w:proofErr w:type="spellEnd"/>
+      <w:r>
+        <w:rPr>
+          <w:rFonts w:ascii="Consolas" w:hAnsi="Consolas"/>
+          <w:color w:val="000080"/>
+          <w:sz w:val="18"/>
+        </w:rPr>
+        <w:t>()</w:t>
+      </w:r>
+    </w:p>
+    <w:p>
+      <w:pPr>
+        <w:spacing w:after="0" w:line="240" w:lineRule="exact"/>
+      </w:pPr>
+      <w:r>
+        <w:rPr>
+          <w:rFonts w:ascii="Consolas" w:hAnsi="Consolas"/>
+          <w:color w:val="000080"/>
+          <w:sz w:val="18"/>
+        </w:rPr>
+        <w:t xml:space="preserve">    if </w:t>
+      </w:r>
+      <w:proofErr w:type="spellStart"/>
+      <w:r>
+        <w:rPr>
+          <w:rFonts w:ascii="Consolas" w:hAnsi="Consolas"/>
+          <w:color w:val="000080"/>
+          <w:sz w:val="18"/>
+        </w:rPr>
+        <w:t>cursor.rowcount</w:t>
+      </w:r>
+      <w:proofErr w:type="spellEnd"/>
+      <w:r>
+        <w:rPr>
+          <w:rFonts w:ascii="Consolas" w:hAnsi="Consolas"/>
+          <w:color w:val="000080"/>
+          <w:sz w:val="18"/>
+        </w:rPr>
+        <w:t xml:space="preserve"> == 0:</w:t>
+      </w:r>
+    </w:p>
+    <w:p>
+      <w:pPr>
+        <w:spacing w:after="0" w:line="240" w:lineRule="exact"/>
+      </w:pPr>
+      <w:r>
+        <w:rPr>
+          <w:rFonts w:ascii="Consolas" w:hAnsi="Consolas"/>
+          <w:color w:val="000080"/>
+          <w:sz w:val="18"/>
+        </w:rPr>
+        <w:t xml:space="preserve">        </w:t>
+      </w:r>
+      <w:proofErr w:type="spellStart"/>
+      <w:r>
+        <w:rPr>
+          <w:rFonts w:ascii="Consolas" w:hAnsi="Consolas"/>
+          <w:color w:val="000080"/>
+          <w:sz w:val="18"/>
+        </w:rPr>
+        <w:t>conn.close</w:t>
+      </w:r>
+      <w:proofErr w:type="spellEnd"/>
+      <w:r>
+        <w:rPr>
+          <w:rFonts w:ascii="Consolas" w:hAnsi="Consolas"/>
+          <w:color w:val="000080"/>
+          <w:sz w:val="18"/>
+        </w:rPr>
+        <w:t>()</w:t>
+      </w:r>
+    </w:p>
+    <w:p>
+      <w:pPr>
+        <w:spacing w:after="0" w:line="240" w:lineRule="exact"/>
+      </w:pPr>
+      <w:r>
+        <w:rPr>
+          <w:rFonts w:ascii="Consolas" w:hAnsi="Consolas"/>
+          <w:color w:val="000080"/>
+          <w:sz w:val="18"/>
+        </w:rPr>
+        <w:t xml:space="preserve">        return </w:t>
+      </w:r>
+      <w:proofErr w:type="spellStart"/>
+      <w:r>
+        <w:rPr>
+          <w:rFonts w:ascii="Consolas" w:hAnsi="Consolas"/>
+          <w:color w:val="000080"/>
+          <w:sz w:val="18"/>
+        </w:rPr>
+        <w:t>jsonify</w:t>
+      </w:r>
+      <w:proofErr w:type="spellEnd"/>
+      <w:r>
+        <w:rPr>
+          <w:rFonts w:ascii="Consolas" w:hAnsi="Consolas"/>
+          <w:color w:val="000080"/>
+          <w:sz w:val="18"/>
+        </w:rPr>
+        <w:t>({"error": "Student not found"}), 404</w:t>
+      </w:r>
+    </w:p>
+    <w:p>
+      <w:pPr>
+        <w:spacing w:after="0" w:line="240" w:lineRule="exact"/>
+      </w:pPr>
+      <w:r>
+        <w:rPr>
+          <w:rFonts w:ascii="Consolas" w:hAnsi="Consolas"/>
+          <w:color w:val="000080"/>
+          <w:sz w:val="18"/>
+        </w:rPr>
+        <w:t xml:space="preserve">    </w:t>
+      </w:r>
+      <w:proofErr w:type="spellStart"/>
+      <w:r>
+        <w:rPr>
+          <w:rFonts w:ascii="Consolas" w:hAnsi="Consolas"/>
+          <w:color w:val="000080"/>
+          <w:sz w:val="18"/>
+        </w:rPr>
+        <w:t>conn.close</w:t>
+      </w:r>
+      <w:proofErr w:type="spellEnd"/>
+      <w:r>
+        <w:rPr>
+          <w:rFonts w:ascii="Consolas" w:hAnsi="Consolas"/>
+          <w:color w:val="000080"/>
+          <w:sz w:val="18"/>
+        </w:rPr>
+        <w:t>()</w:t>
+      </w:r>
+    </w:p>
+    <w:p>
+      <w:pPr>
+        <w:spacing w:after="0" w:line="240" w:lineRule="exact"/>
+      </w:pPr>
+      <w:r>
+        <w:rPr>
+          <w:rFonts w:ascii="Consolas" w:hAnsi="Consolas"/>
+          <w:color w:val="000080"/>
+          <w:sz w:val="18"/>
+        </w:rPr>
+        <w:t xml:space="preserve">    return </w:t>
+      </w:r>
+      <w:proofErr w:type="spellStart"/>
+      <w:r>
+        <w:rPr>
+          <w:rFonts w:ascii="Consolas" w:hAnsi="Consolas"/>
+          <w:color w:val="000080"/>
+          <w:sz w:val="18"/>
+        </w:rPr>
+        <w:t>jsonify</w:t>
+      </w:r>
+      <w:proofErr w:type="spellEnd"/>
+      <w:r>
+        <w:rPr>
+          <w:rFonts w:ascii="Consolas" w:hAnsi="Consolas"/>
+          <w:color w:val="000080"/>
+          <w:sz w:val="18"/>
+        </w:rPr>
+        <w:t>({"message": "Student updated"})</w:t>
       </w:r>
     </w:p>
     <w:p>
@@ -2710,124 +4374,340 @@
           <w:color w:val="000080"/>
           <w:sz w:val="18"/>
         </w:rPr>
-        <w:t>def delete_student(student_id):</w:t>
-      </w:r>
-    </w:p>
-    <w:p>
-      <w:pPr>
-        <w:spacing w:after="0" w:line="240" w:lineRule="exact"/>
-      </w:pPr>
-      <w:r>
-        <w:rPr>
-          <w:rFonts w:ascii="Consolas" w:hAnsi="Consolas"/>
-          <w:color w:val="000080"/>
-          <w:sz w:val="18"/>
-        </w:rPr>
-        <w:t xml:space="preserve">    conn = sqlite3.connect('students.db')</w:t>
-      </w:r>
-    </w:p>
-    <w:p>
-      <w:pPr>
-        <w:spacing w:after="0" w:line="240" w:lineRule="exact"/>
-      </w:pPr>
-      <w:r>
-        <w:rPr>
-          <w:rFonts w:ascii="Consolas" w:hAnsi="Consolas"/>
-          <w:color w:val="000080"/>
-          <w:sz w:val="18"/>
-        </w:rPr>
-        <w:t xml:space="preserve">    cursor = conn.cursor()</w:t>
-      </w:r>
-    </w:p>
-    <w:p>
-      <w:pPr>
-        <w:spacing w:after="0" w:line="240" w:lineRule="exact"/>
-      </w:pPr>
-      <w:r>
-        <w:rPr>
-          <w:rFonts w:ascii="Consolas" w:hAnsi="Consolas"/>
-          <w:color w:val="000080"/>
-          <w:sz w:val="18"/>
-        </w:rPr>
-        <w:t xml:space="preserve">    cursor.execute('DELETE FROM students WHERE id = ?', (student_id,))</w:t>
-      </w:r>
-    </w:p>
-    <w:p>
-      <w:pPr>
-        <w:spacing w:after="0" w:line="240" w:lineRule="exact"/>
-      </w:pPr>
-      <w:r>
-        <w:rPr>
-          <w:rFonts w:ascii="Consolas" w:hAnsi="Consolas"/>
-          <w:color w:val="000080"/>
-          <w:sz w:val="18"/>
-        </w:rPr>
-        <w:t xml:space="preserve">    conn.commit()</w:t>
-      </w:r>
-    </w:p>
-    <w:p>
-      <w:pPr>
-        <w:spacing w:after="0" w:line="240" w:lineRule="exact"/>
-      </w:pPr>
-      <w:r>
-        <w:rPr>
-          <w:rFonts w:ascii="Consolas" w:hAnsi="Consolas"/>
-          <w:color w:val="000080"/>
-          <w:sz w:val="18"/>
-        </w:rPr>
-        <w:t xml:space="preserve">    if cursor.rowcount == 0:</w:t>
-      </w:r>
-    </w:p>
-    <w:p>
-      <w:pPr>
-        <w:spacing w:after="0" w:line="240" w:lineRule="exact"/>
-      </w:pPr>
-      <w:r>
-        <w:rPr>
-          <w:rFonts w:ascii="Consolas" w:hAnsi="Consolas"/>
-          <w:color w:val="000080"/>
-          <w:sz w:val="18"/>
-        </w:rPr>
-        <w:t xml:space="preserve">        conn.close()</w:t>
-      </w:r>
-    </w:p>
-    <w:p>
-      <w:pPr>
-        <w:spacing w:after="0" w:line="240" w:lineRule="exact"/>
-      </w:pPr>
-      <w:r>
-        <w:rPr>
-          <w:rFonts w:ascii="Consolas" w:hAnsi="Consolas"/>
-          <w:color w:val="000080"/>
-          <w:sz w:val="18"/>
-        </w:rPr>
-        <w:t xml:space="preserve">        return jsonify({"error": "Student not found"}), 404</w:t>
-      </w:r>
-    </w:p>
-    <w:p>
-      <w:pPr>
-        <w:spacing w:after="0" w:line="240" w:lineRule="exact"/>
-      </w:pPr>
-      <w:r>
-        <w:rPr>
-          <w:rFonts w:ascii="Consolas" w:hAnsi="Consolas"/>
-          <w:color w:val="000080"/>
-          <w:sz w:val="18"/>
-        </w:rPr>
-        <w:t xml:space="preserve">    conn.close()</w:t>
-      </w:r>
-    </w:p>
-    <w:p>
-      <w:pPr>
-        <w:spacing w:after="0" w:line="240" w:lineRule="exact"/>
-      </w:pPr>
-      <w:r>
-        <w:rPr>
-          <w:rFonts w:ascii="Consolas" w:hAnsi="Consolas"/>
-          <w:color w:val="000080"/>
-          <w:sz w:val="18"/>
-        </w:rPr>
-        <w:t xml:space="preserve">    return jsonify({"message": "Student deleted"})</w:t>
+        <w:t xml:space="preserve">def </w:t>
+      </w:r>
+      <w:proofErr w:type="spellStart"/>
+      <w:r>
+        <w:rPr>
+          <w:rFonts w:ascii="Consolas" w:hAnsi="Consolas"/>
+          <w:color w:val="000080"/>
+          <w:sz w:val="18"/>
+        </w:rPr>
+        <w:t>delete_student</w:t>
+      </w:r>
+      <w:proofErr w:type="spellEnd"/>
+      <w:r>
+        <w:rPr>
+          <w:rFonts w:ascii="Consolas" w:hAnsi="Consolas"/>
+          <w:color w:val="000080"/>
+          <w:sz w:val="18"/>
+        </w:rPr>
+        <w:t>(</w:t>
+      </w:r>
+      <w:proofErr w:type="spellStart"/>
+      <w:r>
+        <w:rPr>
+          <w:rFonts w:ascii="Consolas" w:hAnsi="Consolas"/>
+          <w:color w:val="000080"/>
+          <w:sz w:val="18"/>
+        </w:rPr>
+        <w:t>student_id</w:t>
+      </w:r>
+      <w:proofErr w:type="spellEnd"/>
+      <w:r>
+        <w:rPr>
+          <w:rFonts w:ascii="Consolas" w:hAnsi="Consolas"/>
+          <w:color w:val="000080"/>
+          <w:sz w:val="18"/>
+        </w:rPr>
+        <w:t>):</w:t>
+      </w:r>
+    </w:p>
+    <w:p>
+      <w:pPr>
+        <w:spacing w:after="0" w:line="240" w:lineRule="exact"/>
+      </w:pPr>
+      <w:r>
+        <w:rPr>
+          <w:rFonts w:ascii="Consolas" w:hAnsi="Consolas"/>
+          <w:color w:val="000080"/>
+          <w:sz w:val="18"/>
+        </w:rPr>
+        <w:t xml:space="preserve">    conn = sqlite3.connect('</w:t>
+      </w:r>
+      <w:proofErr w:type="spellStart"/>
+      <w:r>
+        <w:rPr>
+          <w:rFonts w:ascii="Consolas" w:hAnsi="Consolas"/>
+          <w:color w:val="000080"/>
+          <w:sz w:val="18"/>
+        </w:rPr>
+        <w:t>students.db</w:t>
+      </w:r>
+      <w:proofErr w:type="spellEnd"/>
+      <w:r>
+        <w:rPr>
+          <w:rFonts w:ascii="Consolas" w:hAnsi="Consolas"/>
+          <w:color w:val="000080"/>
+          <w:sz w:val="18"/>
+        </w:rPr>
+        <w:t>')</w:t>
+      </w:r>
+    </w:p>
+    <w:p>
+      <w:pPr>
+        <w:spacing w:after="0" w:line="240" w:lineRule="exact"/>
+      </w:pPr>
+      <w:r>
+        <w:rPr>
+          <w:rFonts w:ascii="Consolas" w:hAnsi="Consolas"/>
+          <w:color w:val="000080"/>
+          <w:sz w:val="18"/>
+        </w:rPr>
+        <w:t xml:space="preserve">    cursor = </w:t>
+      </w:r>
+      <w:proofErr w:type="spellStart"/>
+      <w:r>
+        <w:rPr>
+          <w:rFonts w:ascii="Consolas" w:hAnsi="Consolas"/>
+          <w:color w:val="000080"/>
+          <w:sz w:val="18"/>
+        </w:rPr>
+        <w:t>conn.cursor</w:t>
+      </w:r>
+      <w:proofErr w:type="spellEnd"/>
+      <w:r>
+        <w:rPr>
+          <w:rFonts w:ascii="Consolas" w:hAnsi="Consolas"/>
+          <w:color w:val="000080"/>
+          <w:sz w:val="18"/>
+        </w:rPr>
+        <w:t>()</w:t>
+      </w:r>
+    </w:p>
+    <w:p>
+      <w:pPr>
+        <w:spacing w:after="0" w:line="240" w:lineRule="exact"/>
+      </w:pPr>
+      <w:r>
+        <w:rPr>
+          <w:rFonts w:ascii="Consolas" w:hAnsi="Consolas"/>
+          <w:color w:val="000080"/>
+          <w:sz w:val="18"/>
+        </w:rPr>
+        <w:t xml:space="preserve">    </w:t>
+      </w:r>
+      <w:proofErr w:type="spellStart"/>
+      <w:r>
+        <w:rPr>
+          <w:rFonts w:ascii="Consolas" w:hAnsi="Consolas"/>
+          <w:color w:val="000080"/>
+          <w:sz w:val="18"/>
+        </w:rPr>
+        <w:t>cursor.execute</w:t>
+      </w:r>
+      <w:proofErr w:type="spellEnd"/>
+      <w:r>
+        <w:rPr>
+          <w:rFonts w:ascii="Consolas" w:hAnsi="Consolas"/>
+          <w:color w:val="000080"/>
+          <w:sz w:val="18"/>
+        </w:rPr>
+        <w:t>('DELETE FROM students WHERE id = ?', (</w:t>
+      </w:r>
+      <w:proofErr w:type="spellStart"/>
+      <w:r>
+        <w:rPr>
+          <w:rFonts w:ascii="Consolas" w:hAnsi="Consolas"/>
+          <w:color w:val="000080"/>
+          <w:sz w:val="18"/>
+        </w:rPr>
+        <w:t>student_id</w:t>
+      </w:r>
+      <w:proofErr w:type="spellEnd"/>
+      <w:r>
+        <w:rPr>
+          <w:rFonts w:ascii="Consolas" w:hAnsi="Consolas"/>
+          <w:color w:val="000080"/>
+          <w:sz w:val="18"/>
+        </w:rPr>
+        <w:t>,))</w:t>
+      </w:r>
+    </w:p>
+    <w:p>
+      <w:pPr>
+        <w:spacing w:after="0" w:line="240" w:lineRule="exact"/>
+      </w:pPr>
+      <w:r>
+        <w:rPr>
+          <w:rFonts w:ascii="Consolas" w:hAnsi="Consolas"/>
+          <w:color w:val="000080"/>
+          <w:sz w:val="18"/>
+        </w:rPr>
+        <w:t xml:space="preserve">    </w:t>
+      </w:r>
+      <w:proofErr w:type="spellStart"/>
+      <w:r>
+        <w:rPr>
+          <w:rFonts w:ascii="Consolas" w:hAnsi="Consolas"/>
+          <w:color w:val="000080"/>
+          <w:sz w:val="18"/>
+        </w:rPr>
+        <w:t>conn.commit</w:t>
+      </w:r>
+      <w:proofErr w:type="spellEnd"/>
+      <w:r>
+        <w:rPr>
+          <w:rFonts w:ascii="Consolas" w:hAnsi="Consolas"/>
+          <w:color w:val="000080"/>
+          <w:sz w:val="18"/>
+        </w:rPr>
+        <w:t>()</w:t>
+      </w:r>
+    </w:p>
+    <w:p>
+      <w:pPr>
+        <w:spacing w:after="0" w:line="240" w:lineRule="exact"/>
+      </w:pPr>
+      <w:r>
+        <w:rPr>
+          <w:rFonts w:ascii="Consolas" w:hAnsi="Consolas"/>
+          <w:color w:val="000080"/>
+          <w:sz w:val="18"/>
+        </w:rPr>
+        <w:t xml:space="preserve">    if </w:t>
+      </w:r>
+      <w:proofErr w:type="spellStart"/>
+      <w:r>
+        <w:rPr>
+          <w:rFonts w:ascii="Consolas" w:hAnsi="Consolas"/>
+          <w:color w:val="000080"/>
+          <w:sz w:val="18"/>
+        </w:rPr>
+        <w:t>cursor.rowcount</w:t>
+      </w:r>
+      <w:proofErr w:type="spellEnd"/>
+      <w:r>
+        <w:rPr>
+          <w:rFonts w:ascii="Consolas" w:hAnsi="Consolas"/>
+          <w:color w:val="000080"/>
+          <w:sz w:val="18"/>
+        </w:rPr>
+        <w:t xml:space="preserve"> == 0:</w:t>
+      </w:r>
+    </w:p>
+    <w:p>
+      <w:pPr>
+        <w:spacing w:after="0" w:line="240" w:lineRule="exact"/>
+      </w:pPr>
+      <w:r>
+        <w:rPr>
+          <w:rFonts w:ascii="Consolas" w:hAnsi="Consolas"/>
+          <w:color w:val="000080"/>
+          <w:sz w:val="18"/>
+        </w:rPr>
+        <w:t xml:space="preserve">        </w:t>
+      </w:r>
+      <w:proofErr w:type="spellStart"/>
+      <w:r>
+        <w:rPr>
+          <w:rFonts w:ascii="Consolas" w:hAnsi="Consolas"/>
+          <w:color w:val="000080"/>
+          <w:sz w:val="18"/>
+        </w:rPr>
+        <w:t>conn.close</w:t>
+      </w:r>
+      <w:proofErr w:type="spellEnd"/>
+      <w:r>
+        <w:rPr>
+          <w:rFonts w:ascii="Consolas" w:hAnsi="Consolas"/>
+          <w:color w:val="000080"/>
+          <w:sz w:val="18"/>
+        </w:rPr>
+        <w:t>()</w:t>
+      </w:r>
+    </w:p>
+    <w:p>
+      <w:pPr>
+        <w:spacing w:after="0" w:line="240" w:lineRule="exact"/>
+      </w:pPr>
+      <w:r>
+        <w:rPr>
+          <w:rFonts w:ascii="Consolas" w:hAnsi="Consolas"/>
+          <w:color w:val="000080"/>
+          <w:sz w:val="18"/>
+        </w:rPr>
+        <w:t xml:space="preserve">        return </w:t>
+      </w:r>
+      <w:proofErr w:type="spellStart"/>
+      <w:r>
+        <w:rPr>
+          <w:rFonts w:ascii="Consolas" w:hAnsi="Consolas"/>
+          <w:color w:val="000080"/>
+          <w:sz w:val="18"/>
+        </w:rPr>
+        <w:t>jsonify</w:t>
+      </w:r>
+      <w:proofErr w:type="spellEnd"/>
+      <w:r>
+        <w:rPr>
+          <w:rFonts w:ascii="Consolas" w:hAnsi="Consolas"/>
+          <w:color w:val="000080"/>
+          <w:sz w:val="18"/>
+        </w:rPr>
+        <w:t>({"error": "Student not found"}), 404</w:t>
+      </w:r>
+    </w:p>
+    <w:p>
+      <w:pPr>
+        <w:spacing w:after="0" w:line="240" w:lineRule="exact"/>
+      </w:pPr>
+      <w:r>
+        <w:rPr>
+          <w:rFonts w:ascii="Consolas" w:hAnsi="Consolas"/>
+          <w:color w:val="000080"/>
+          <w:sz w:val="18"/>
+        </w:rPr>
+        <w:t xml:space="preserve">    </w:t>
+      </w:r>
+      <w:proofErr w:type="spellStart"/>
+      <w:r>
+        <w:rPr>
+          <w:rFonts w:ascii="Consolas" w:hAnsi="Consolas"/>
+          <w:color w:val="000080"/>
+          <w:sz w:val="18"/>
+        </w:rPr>
+        <w:t>conn.close</w:t>
+      </w:r>
+      <w:proofErr w:type="spellEnd"/>
+      <w:r>
+        <w:rPr>
+          <w:rFonts w:ascii="Consolas" w:hAnsi="Consolas"/>
+          <w:color w:val="000080"/>
+          <w:sz w:val="18"/>
+        </w:rPr>
+        <w:t>()</w:t>
+      </w:r>
+    </w:p>
+    <w:p>
+      <w:pPr>
+        <w:spacing w:after="0" w:line="240" w:lineRule="exact"/>
+      </w:pPr>
+      <w:r>
+        <w:rPr>
+          <w:rFonts w:ascii="Consolas" w:hAnsi="Consolas"/>
+          <w:color w:val="000080"/>
+          <w:sz w:val="18"/>
+        </w:rPr>
+        <w:t xml:space="preserve">    return </w:t>
+      </w:r>
+      <w:proofErr w:type="spellStart"/>
+      <w:r>
+        <w:rPr>
+          <w:rFonts w:ascii="Consolas" w:hAnsi="Consolas"/>
+          <w:color w:val="000080"/>
+          <w:sz w:val="18"/>
+        </w:rPr>
+        <w:t>jsonify</w:t>
+      </w:r>
+      <w:proofErr w:type="spellEnd"/>
+      <w:r>
+        <w:rPr>
+          <w:rFonts w:ascii="Consolas" w:hAnsi="Consolas"/>
+          <w:color w:val="000080"/>
+          <w:sz w:val="18"/>
+        </w:rPr>
+        <w:t>({"message": "Student deleted"})</w:t>
       </w:r>
     </w:p>
     <w:p>
@@ -2858,20 +4738,56 @@
           <w:color w:val="000080"/>
           <w:sz w:val="18"/>
         </w:rPr>
-        <w:t xml:space="preserve">    init_db()</w:t>
-      </w:r>
-    </w:p>
-    <w:p>
-      <w:pPr>
-        <w:spacing w:after="0" w:line="240" w:lineRule="exact"/>
-      </w:pPr>
-      <w:r>
-        <w:rPr>
-          <w:rFonts w:ascii="Consolas" w:hAnsi="Consolas"/>
-          <w:color w:val="000080"/>
-          <w:sz w:val="18"/>
-        </w:rPr>
-        <w:t xml:space="preserve">    app.run(debug=True)</w:t>
+        <w:t xml:space="preserve">    </w:t>
+      </w:r>
+      <w:proofErr w:type="spellStart"/>
+      <w:r>
+        <w:rPr>
+          <w:rFonts w:ascii="Consolas" w:hAnsi="Consolas"/>
+          <w:color w:val="000080"/>
+          <w:sz w:val="18"/>
+        </w:rPr>
+        <w:t>init_db</w:t>
+      </w:r>
+      <w:proofErr w:type="spellEnd"/>
+      <w:r>
+        <w:rPr>
+          <w:rFonts w:ascii="Consolas" w:hAnsi="Consolas"/>
+          <w:color w:val="000080"/>
+          <w:sz w:val="18"/>
+        </w:rPr>
+        <w:t>()</w:t>
+      </w:r>
+    </w:p>
+    <w:p>
+      <w:pPr>
+        <w:spacing w:after="0" w:line="240" w:lineRule="exact"/>
+      </w:pPr>
+      <w:r>
+        <w:rPr>
+          <w:rFonts w:ascii="Consolas" w:hAnsi="Consolas"/>
+          <w:color w:val="000080"/>
+          <w:sz w:val="18"/>
+        </w:rPr>
+        <w:t xml:space="preserve">    </w:t>
+      </w:r>
+      <w:proofErr w:type="spellStart"/>
+      <w:r>
+        <w:rPr>
+          <w:rFonts w:ascii="Consolas" w:hAnsi="Consolas"/>
+          <w:color w:val="000080"/>
+          <w:sz w:val="18"/>
+        </w:rPr>
+        <w:t>app.run</w:t>
+      </w:r>
+      <w:proofErr w:type="spellEnd"/>
+      <w:r>
+        <w:rPr>
+          <w:rFonts w:ascii="Consolas" w:hAnsi="Consolas"/>
+          <w:color w:val="000080"/>
+          <w:sz w:val="18"/>
+        </w:rPr>
+        <w:t>(debug=True)</w:t>
       </w:r>
     </w:p>
     <w:p/>
@@ -2906,7 +4822,15 @@
     </w:p>
     <w:p>
       <w:r>
-        <w:t>Same as Program 3 — imports Flask, sqlite3, creates app, defines init_db().</w:t>
+        <w:t xml:space="preserve">Same as Program 3 — imports Flask, sqlite3, creates app, defines </w:t>
+      </w:r>
+      <w:proofErr w:type="spellStart"/>
+      <w:r>
+        <w:t>init_db</w:t>
+      </w:r>
+      <w:proofErr w:type="spellEnd"/>
+      <w:r>
+        <w:t>().</w:t>
       </w:r>
     </w:p>
     <w:p>
@@ -2932,7 +4856,23 @@
     </w:p>
     <w:p>
       <w:r>
-        <w:t>PUT endpoint to update a student by ID. Captures student_id from URL. Gets JSON data with updated fields. Runs UPDATE SQL with parameterized query. If cursor.rowcount is 0, no student was found with that ID — returns 404. Otherwise returns success.</w:t>
+        <w:t xml:space="preserve">PUT endpoint to update a student by ID. Captures </w:t>
+      </w:r>
+      <w:proofErr w:type="spellStart"/>
+      <w:r>
+        <w:t>student_id</w:t>
+      </w:r>
+      <w:proofErr w:type="spellEnd"/>
+      <w:r>
+        <w:t xml:space="preserve"> from URL. Gets JSON data with updated fields. Runs UPDATE SQL with parameterized query. If </w:t>
+      </w:r>
+      <w:proofErr w:type="spellStart"/>
+      <w:r>
+        <w:t>cursor.rowcount</w:t>
+      </w:r>
+      <w:proofErr w:type="spellEnd"/>
+      <w:r>
+        <w:t xml:space="preserve"> is 0, no student was found with that ID — returns 404. Otherwise returns success.</w:t>
       </w:r>
     </w:p>
     <w:p>
@@ -2958,7 +4898,23 @@
     </w:p>
     <w:p>
       <w:r>
-        <w:t>DELETE endpoint to delete a student by ID. Captures student_id from URL. Runs DELETE SQL. Checks rowcount — if 0, student not found (404). Otherwise returns success message.</w:t>
+        <w:t xml:space="preserve">DELETE endpoint to delete a student by ID. Captures </w:t>
+      </w:r>
+      <w:proofErr w:type="spellStart"/>
+      <w:r>
+        <w:t>student_id</w:t>
+      </w:r>
+      <w:proofErr w:type="spellEnd"/>
+      <w:r>
+        <w:t xml:space="preserve"> from URL. Runs DELETE SQL. Checks </w:t>
+      </w:r>
+      <w:proofErr w:type="spellStart"/>
+      <w:r>
+        <w:t>rowcount</w:t>
+      </w:r>
+      <w:proofErr w:type="spellEnd"/>
+      <w:r>
+        <w:t xml:space="preserve"> — if 0, student not found (404). Otherwise returns success message.</w:t>
       </w:r>
     </w:p>
     <w:p>
@@ -2993,7 +4949,25 @@
           <w:color w:val="000080"/>
           <w:sz w:val="18"/>
         </w:rPr>
-        <w:t>const express = require('express');</w:t>
+        <w:t>const express = require('</w:t>
+      </w:r>
+      <w:proofErr w:type="spellStart"/>
+      <w:r>
+        <w:rPr>
+          <w:rFonts w:ascii="Consolas" w:hAnsi="Consolas"/>
+          <w:color w:val="000080"/>
+          <w:sz w:val="18"/>
+        </w:rPr>
+        <w:t>express'</w:t>
+      </w:r>
+      <w:proofErr w:type="spellEnd"/>
+      <w:r>
+        <w:rPr>
+          <w:rFonts w:ascii="Consolas" w:hAnsi="Consolas"/>
+          <w:color w:val="000080"/>
+          <w:sz w:val="18"/>
+        </w:rPr>
+        <w:t>);</w:t>
       </w:r>
     </w:p>
     <w:p>
@@ -3013,13 +4987,41 @@
       <w:pPr>
         <w:spacing w:after="0" w:line="240" w:lineRule="exact"/>
       </w:pPr>
-      <w:r>
-        <w:rPr>
-          <w:rFonts w:ascii="Consolas" w:hAnsi="Consolas"/>
-          <w:color w:val="000080"/>
-          <w:sz w:val="18"/>
-        </w:rPr>
-        <w:t>app.use(express.json());</w:t>
+      <w:proofErr w:type="spellStart"/>
+      <w:r>
+        <w:rPr>
+          <w:rFonts w:ascii="Consolas" w:hAnsi="Consolas"/>
+          <w:color w:val="000080"/>
+          <w:sz w:val="18"/>
+        </w:rPr>
+        <w:t>app.use</w:t>
+      </w:r>
+      <w:proofErr w:type="spellEnd"/>
+      <w:r>
+        <w:rPr>
+          <w:rFonts w:ascii="Consolas" w:hAnsi="Consolas"/>
+          <w:color w:val="000080"/>
+          <w:sz w:val="18"/>
+        </w:rPr>
+        <w:t>(</w:t>
+      </w:r>
+      <w:proofErr w:type="spellStart"/>
+      <w:r>
+        <w:rPr>
+          <w:rFonts w:ascii="Consolas" w:hAnsi="Consolas"/>
+          <w:color w:val="000080"/>
+          <w:sz w:val="18"/>
+        </w:rPr>
+        <w:t>express.json</w:t>
+      </w:r>
+      <w:proofErr w:type="spellEnd"/>
+      <w:r>
+        <w:rPr>
+          <w:rFonts w:ascii="Consolas" w:hAnsi="Consolas"/>
+          <w:color w:val="000080"/>
+          <w:sz w:val="18"/>
+        </w:rPr>
+        <w:t>());</w:t>
       </w:r>
     </w:p>
     <w:p>
@@ -3102,38 +5104,84 @@
           <w:color w:val="000080"/>
           <w:sz w:val="18"/>
         </w:rPr>
-        <w:t>let nextId = 4;</w:t>
-      </w:r>
-    </w:p>
-    <w:p>
-      <w:pPr>
-        <w:spacing w:after="0" w:line="240" w:lineRule="exact"/>
-      </w:pPr>
-    </w:p>
-    <w:p>
-      <w:pPr>
-        <w:spacing w:after="0" w:line="240" w:lineRule="exact"/>
-      </w:pPr>
-      <w:r>
-        <w:rPr>
-          <w:rFonts w:ascii="Consolas" w:hAnsi="Consolas"/>
-          <w:color w:val="000080"/>
-          <w:sz w:val="18"/>
-        </w:rPr>
-        <w:t>app.get('/products', (req, res) =&gt; {</w:t>
-      </w:r>
-    </w:p>
-    <w:p>
-      <w:pPr>
-        <w:spacing w:after="0" w:line="240" w:lineRule="exact"/>
-      </w:pPr>
-      <w:r>
-        <w:rPr>
-          <w:rFonts w:ascii="Consolas" w:hAnsi="Consolas"/>
-          <w:color w:val="000080"/>
-          <w:sz w:val="18"/>
-        </w:rPr>
-        <w:t xml:space="preserve">    res.json(products);</w:t>
+        <w:t xml:space="preserve">let </w:t>
+      </w:r>
+      <w:proofErr w:type="spellStart"/>
+      <w:r>
+        <w:rPr>
+          <w:rFonts w:ascii="Consolas" w:hAnsi="Consolas"/>
+          <w:color w:val="000080"/>
+          <w:sz w:val="18"/>
+        </w:rPr>
+        <w:t>nextId</w:t>
+      </w:r>
+      <w:proofErr w:type="spellEnd"/>
+      <w:r>
+        <w:rPr>
+          <w:rFonts w:ascii="Consolas" w:hAnsi="Consolas"/>
+          <w:color w:val="000080"/>
+          <w:sz w:val="18"/>
+        </w:rPr>
+        <w:t xml:space="preserve"> = 4;</w:t>
+      </w:r>
+    </w:p>
+    <w:p>
+      <w:pPr>
+        <w:spacing w:after="0" w:line="240" w:lineRule="exact"/>
+      </w:pPr>
+    </w:p>
+    <w:p>
+      <w:pPr>
+        <w:spacing w:after="0" w:line="240" w:lineRule="exact"/>
+      </w:pPr>
+      <w:proofErr w:type="spellStart"/>
+      <w:r>
+        <w:rPr>
+          <w:rFonts w:ascii="Consolas" w:hAnsi="Consolas"/>
+          <w:color w:val="000080"/>
+          <w:sz w:val="18"/>
+        </w:rPr>
+        <w:t>app.get</w:t>
+      </w:r>
+      <w:proofErr w:type="spellEnd"/>
+      <w:r>
+        <w:rPr>
+          <w:rFonts w:ascii="Consolas" w:hAnsi="Consolas"/>
+          <w:color w:val="000080"/>
+          <w:sz w:val="18"/>
+        </w:rPr>
+        <w:t>('/products', (req, res) =&gt; {</w:t>
+      </w:r>
+    </w:p>
+    <w:p>
+      <w:pPr>
+        <w:spacing w:after="0" w:line="240" w:lineRule="exact"/>
+      </w:pPr>
+      <w:r>
+        <w:rPr>
+          <w:rFonts w:ascii="Consolas" w:hAnsi="Consolas"/>
+          <w:color w:val="000080"/>
+          <w:sz w:val="18"/>
+        </w:rPr>
+        <w:t xml:space="preserve">    </w:t>
+      </w:r>
+      <w:proofErr w:type="spellStart"/>
+      <w:r>
+        <w:rPr>
+          <w:rFonts w:ascii="Consolas" w:hAnsi="Consolas"/>
+          <w:color w:val="000080"/>
+          <w:sz w:val="18"/>
+        </w:rPr>
+        <w:t>res.json</w:t>
+      </w:r>
+      <w:proofErr w:type="spellEnd"/>
+      <w:r>
+        <w:rPr>
+          <w:rFonts w:ascii="Consolas" w:hAnsi="Consolas"/>
+          <w:color w:val="000080"/>
+          <w:sz w:val="18"/>
+        </w:rPr>
+        <w:t>(products);</w:t>
       </w:r>
     </w:p>
     <w:p>
@@ -3158,13 +5206,23 @@
       <w:pPr>
         <w:spacing w:after="0" w:line="240" w:lineRule="exact"/>
       </w:pPr>
-      <w:r>
-        <w:rPr>
-          <w:rFonts w:ascii="Consolas" w:hAnsi="Consolas"/>
-          <w:color w:val="000080"/>
-          <w:sz w:val="18"/>
-        </w:rPr>
-        <w:t>app.post('/products', (req, res) =&gt; {</w:t>
+      <w:proofErr w:type="spellStart"/>
+      <w:r>
+        <w:rPr>
+          <w:rFonts w:ascii="Consolas" w:hAnsi="Consolas"/>
+          <w:color w:val="000080"/>
+          <w:sz w:val="18"/>
+        </w:rPr>
+        <w:t>app.post</w:t>
+      </w:r>
+      <w:proofErr w:type="spellEnd"/>
+      <w:r>
+        <w:rPr>
+          <w:rFonts w:ascii="Consolas" w:hAnsi="Consolas"/>
+          <w:color w:val="000080"/>
+          <w:sz w:val="18"/>
+        </w:rPr>
+        <w:t>('/products', (req, res) =&gt; {</w:t>
       </w:r>
     </w:p>
     <w:p>
@@ -3190,7 +5248,25 @@
           <w:color w:val="000080"/>
           <w:sz w:val="18"/>
         </w:rPr>
-        <w:t xml:space="preserve">        id: nextId++,</w:t>
+        <w:t xml:space="preserve">        id: </w:t>
+      </w:r>
+      <w:proofErr w:type="spellStart"/>
+      <w:r>
+        <w:rPr>
+          <w:rFonts w:ascii="Consolas" w:hAnsi="Consolas"/>
+          <w:color w:val="000080"/>
+          <w:sz w:val="18"/>
+        </w:rPr>
+        <w:t>nextId</w:t>
+      </w:r>
+      <w:proofErr w:type="spellEnd"/>
+      <w:r>
+        <w:rPr>
+          <w:rFonts w:ascii="Consolas" w:hAnsi="Consolas"/>
+          <w:color w:val="000080"/>
+          <w:sz w:val="18"/>
+        </w:rPr>
+        <w:t>++,</w:t>
       </w:r>
     </w:p>
     <w:p>
@@ -3216,8 +5292,18 @@
           <w:color w:val="000080"/>
           <w:sz w:val="18"/>
         </w:rPr>
-        <w:t xml:space="preserve">        price: req.body.price</w:t>
-      </w:r>
+        <w:t xml:space="preserve">        price: </w:t>
+      </w:r>
+      <w:proofErr w:type="spellStart"/>
+      <w:r>
+        <w:rPr>
+          <w:rFonts w:ascii="Consolas" w:hAnsi="Consolas"/>
+          <w:color w:val="000080"/>
+          <w:sz w:val="18"/>
+        </w:rPr>
+        <w:t>req.body.price</w:t>
+      </w:r>
+      <w:proofErr w:type="spellEnd"/>
     </w:p>
     <w:p>
       <w:pPr>
@@ -3242,20 +5328,74 @@
           <w:color w:val="000080"/>
           <w:sz w:val="18"/>
         </w:rPr>
-        <w:t xml:space="preserve">    products.push(product);</w:t>
-      </w:r>
-    </w:p>
-    <w:p>
-      <w:pPr>
-        <w:spacing w:after="0" w:line="240" w:lineRule="exact"/>
-      </w:pPr>
-      <w:r>
-        <w:rPr>
-          <w:rFonts w:ascii="Consolas" w:hAnsi="Consolas"/>
-          <w:color w:val="000080"/>
-          <w:sz w:val="18"/>
-        </w:rPr>
-        <w:t xml:space="preserve">    res.status(201).json(product);</w:t>
+        <w:t xml:space="preserve">    </w:t>
+      </w:r>
+      <w:proofErr w:type="spellStart"/>
+      <w:r>
+        <w:rPr>
+          <w:rFonts w:ascii="Consolas" w:hAnsi="Consolas"/>
+          <w:color w:val="000080"/>
+          <w:sz w:val="18"/>
+        </w:rPr>
+        <w:t>products.push</w:t>
+      </w:r>
+      <w:proofErr w:type="spellEnd"/>
+      <w:r>
+        <w:rPr>
+          <w:rFonts w:ascii="Consolas" w:hAnsi="Consolas"/>
+          <w:color w:val="000080"/>
+          <w:sz w:val="18"/>
+        </w:rPr>
+        <w:t>(product);</w:t>
+      </w:r>
+    </w:p>
+    <w:p>
+      <w:pPr>
+        <w:spacing w:after="0" w:line="240" w:lineRule="exact"/>
+      </w:pPr>
+      <w:r>
+        <w:rPr>
+          <w:rFonts w:ascii="Consolas" w:hAnsi="Consolas"/>
+          <w:color w:val="000080"/>
+          <w:sz w:val="18"/>
+        </w:rPr>
+        <w:t xml:space="preserve">    </w:t>
+      </w:r>
+      <w:proofErr w:type="spellStart"/>
+      <w:r>
+        <w:rPr>
+          <w:rFonts w:ascii="Consolas" w:hAnsi="Consolas"/>
+          <w:color w:val="000080"/>
+          <w:sz w:val="18"/>
+        </w:rPr>
+        <w:t>res.status</w:t>
+      </w:r>
+      <w:proofErr w:type="spellEnd"/>
+      <w:r>
+        <w:rPr>
+          <w:rFonts w:ascii="Consolas" w:hAnsi="Consolas"/>
+          <w:color w:val="000080"/>
+          <w:sz w:val="18"/>
+        </w:rPr>
+        <w:t>(201).</w:t>
+      </w:r>
+      <w:proofErr w:type="spellStart"/>
+      <w:r>
+        <w:rPr>
+          <w:rFonts w:ascii="Consolas" w:hAnsi="Consolas"/>
+          <w:color w:val="000080"/>
+          <w:sz w:val="18"/>
+        </w:rPr>
+        <w:t>json</w:t>
+      </w:r>
+      <w:proofErr w:type="spellEnd"/>
+      <w:r>
+        <w:rPr>
+          <w:rFonts w:ascii="Consolas" w:hAnsi="Consolas"/>
+          <w:color w:val="000080"/>
+          <w:sz w:val="18"/>
+        </w:rPr>
+        <w:t>(product);</w:t>
       </w:r>
     </w:p>
     <w:p>
@@ -3280,13 +5420,23 @@
       <w:pPr>
         <w:spacing w:after="0" w:line="240" w:lineRule="exact"/>
       </w:pPr>
-      <w:r>
-        <w:rPr>
-          <w:rFonts w:ascii="Consolas" w:hAnsi="Consolas"/>
-          <w:color w:val="000080"/>
-          <w:sz w:val="18"/>
-        </w:rPr>
-        <w:t>app.listen(3000, () =&gt; {</w:t>
+      <w:proofErr w:type="spellStart"/>
+      <w:r>
+        <w:rPr>
+          <w:rFonts w:ascii="Consolas" w:hAnsi="Consolas"/>
+          <w:color w:val="000080"/>
+          <w:sz w:val="18"/>
+        </w:rPr>
+        <w:t>app.listen</w:t>
+      </w:r>
+      <w:proofErr w:type="spellEnd"/>
+      <w:r>
+        <w:rPr>
+          <w:rFonts w:ascii="Consolas" w:hAnsi="Consolas"/>
+          <w:color w:val="000080"/>
+          <w:sz w:val="18"/>
+        </w:rPr>
+        <w:t>(3000, () =&gt; {</w:t>
       </w:r>
     </w:p>
     <w:p>
@@ -3342,7 +5492,25 @@
           <w:color w:val="000080"/>
           <w:sz w:val="18"/>
         </w:rPr>
-        <w:t>const express = require('express');</w:t>
+        <w:t>const express = require('</w:t>
+      </w:r>
+      <w:proofErr w:type="spellStart"/>
+      <w:r>
+        <w:rPr>
+          <w:rFonts w:ascii="Consolas" w:hAnsi="Consolas"/>
+          <w:color w:val="000080"/>
+          <w:sz w:val="18"/>
+        </w:rPr>
+        <w:t>express'</w:t>
+      </w:r>
+      <w:proofErr w:type="spellEnd"/>
+      <w:r>
+        <w:rPr>
+          <w:rFonts w:ascii="Consolas" w:hAnsi="Consolas"/>
+          <w:color w:val="000080"/>
+          <w:sz w:val="18"/>
+        </w:rPr>
+        <w:t>);</w:t>
       </w:r>
     </w:p>
     <w:p>
@@ -3388,18 +5556,54 @@
       <w:pPr>
         <w:spacing w:after="0"/>
       </w:pPr>
-      <w:r>
-        <w:rPr>
-          <w:rFonts w:ascii="Consolas" w:hAnsi="Consolas"/>
-          <w:color w:val="000080"/>
-          <w:sz w:val="18"/>
-        </w:rPr>
-        <w:t>app.use(express.json());</w:t>
-      </w:r>
-    </w:p>
-    <w:p>
-      <w:r>
-        <w:t>Add middleware that automatically parses incoming JSON request bodies. Without this, req.body would be undefined.</w:t>
+      <w:proofErr w:type="spellStart"/>
+      <w:r>
+        <w:rPr>
+          <w:rFonts w:ascii="Consolas" w:hAnsi="Consolas"/>
+          <w:color w:val="000080"/>
+          <w:sz w:val="18"/>
+        </w:rPr>
+        <w:t>app.use</w:t>
+      </w:r>
+      <w:proofErr w:type="spellEnd"/>
+      <w:r>
+        <w:rPr>
+          <w:rFonts w:ascii="Consolas" w:hAnsi="Consolas"/>
+          <w:color w:val="000080"/>
+          <w:sz w:val="18"/>
+        </w:rPr>
+        <w:t>(</w:t>
+      </w:r>
+      <w:proofErr w:type="spellStart"/>
+      <w:r>
+        <w:rPr>
+          <w:rFonts w:ascii="Consolas" w:hAnsi="Consolas"/>
+          <w:color w:val="000080"/>
+          <w:sz w:val="18"/>
+        </w:rPr>
+        <w:t>express.json</w:t>
+      </w:r>
+      <w:proofErr w:type="spellEnd"/>
+      <w:r>
+        <w:rPr>
+          <w:rFonts w:ascii="Consolas" w:hAnsi="Consolas"/>
+          <w:color w:val="000080"/>
+          <w:sz w:val="18"/>
+        </w:rPr>
+        <w:t>());</w:t>
+      </w:r>
+    </w:p>
+    <w:p>
+      <w:r>
+        <w:t xml:space="preserve">Add middleware that automatically parses incoming JSON request bodies. Without this, </w:t>
+      </w:r>
+      <w:proofErr w:type="spellStart"/>
+      <w:r>
+        <w:t>req.body</w:t>
+      </w:r>
+      <w:proofErr w:type="spellEnd"/>
+      <w:r>
+        <w:t xml:space="preserve"> would be undefined.</w:t>
       </w:r>
     </w:p>
     <w:p>
@@ -3447,7 +5651,25 @@
           <w:color w:val="000080"/>
           <w:sz w:val="18"/>
         </w:rPr>
-        <w:t>let nextId = 4;</w:t>
+        <w:t xml:space="preserve">let </w:t>
+      </w:r>
+      <w:proofErr w:type="spellStart"/>
+      <w:r>
+        <w:rPr>
+          <w:rFonts w:ascii="Consolas" w:hAnsi="Consolas"/>
+          <w:color w:val="000080"/>
+          <w:sz w:val="18"/>
+        </w:rPr>
+        <w:t>nextId</w:t>
+      </w:r>
+      <w:proofErr w:type="spellEnd"/>
+      <w:r>
+        <w:rPr>
+          <w:rFonts w:ascii="Consolas" w:hAnsi="Consolas"/>
+          <w:color w:val="000080"/>
+          <w:sz w:val="18"/>
+        </w:rPr>
+        <w:t xml:space="preserve"> = 4;</w:t>
       </w:r>
     </w:p>
     <w:p>
@@ -3467,18 +5689,36 @@
       <w:pPr>
         <w:spacing w:after="0"/>
       </w:pPr>
-      <w:r>
-        <w:rPr>
-          <w:rFonts w:ascii="Consolas" w:hAnsi="Consolas"/>
-          <w:color w:val="000080"/>
-          <w:sz w:val="18"/>
-        </w:rPr>
-        <w:t>app.get('/products', (req, res) =&gt; {...});</w:t>
-      </w:r>
-    </w:p>
-    <w:p>
-      <w:r>
-        <w:t>Define GET /products endpoint. req = request object, res = response object. res.json(products) sends the products array as JSON.</w:t>
+      <w:proofErr w:type="spellStart"/>
+      <w:r>
+        <w:rPr>
+          <w:rFonts w:ascii="Consolas" w:hAnsi="Consolas"/>
+          <w:color w:val="000080"/>
+          <w:sz w:val="18"/>
+        </w:rPr>
+        <w:t>app.get</w:t>
+      </w:r>
+      <w:proofErr w:type="spellEnd"/>
+      <w:r>
+        <w:rPr>
+          <w:rFonts w:ascii="Consolas" w:hAnsi="Consolas"/>
+          <w:color w:val="000080"/>
+          <w:sz w:val="18"/>
+        </w:rPr>
+        <w:t>('/products', (req, res) =&gt; {...});</w:t>
+      </w:r>
+    </w:p>
+    <w:p>
+      <w:r>
+        <w:t xml:space="preserve">Define GET /products endpoint. req = request object, res = response object. </w:t>
+      </w:r>
+      <w:proofErr w:type="spellStart"/>
+      <w:r>
+        <w:t>res.json</w:t>
+      </w:r>
+      <w:proofErr w:type="spellEnd"/>
+      <w:r>
+        <w:t>(products) sends the products array as JSON.</w:t>
       </w:r>
     </w:p>
     <w:p>
@@ -3493,18 +5733,36 @@
       <w:pPr>
         <w:spacing w:after="0"/>
       </w:pPr>
-      <w:r>
-        <w:rPr>
-          <w:rFonts w:ascii="Consolas" w:hAnsi="Consolas"/>
-          <w:color w:val="000080"/>
-          <w:sz w:val="18"/>
-        </w:rPr>
-        <w:t>app.post('/products', (req, res) =&gt; {...});</w:t>
-      </w:r>
-    </w:p>
-    <w:p>
-      <w:r>
-        <w:t>Define POST /products endpoint. Creates a new product object with auto-generated ID, name from req.body.name, and price from req.body.price. Pushes it to the array. Returns 201 (Created) with the new product as JSON.</w:t>
+      <w:proofErr w:type="spellStart"/>
+      <w:r>
+        <w:rPr>
+          <w:rFonts w:ascii="Consolas" w:hAnsi="Consolas"/>
+          <w:color w:val="000080"/>
+          <w:sz w:val="18"/>
+        </w:rPr>
+        <w:t>app.post</w:t>
+      </w:r>
+      <w:proofErr w:type="spellEnd"/>
+      <w:r>
+        <w:rPr>
+          <w:rFonts w:ascii="Consolas" w:hAnsi="Consolas"/>
+          <w:color w:val="000080"/>
+          <w:sz w:val="18"/>
+        </w:rPr>
+        <w:t>('/products', (req, res) =&gt; {...});</w:t>
+      </w:r>
+    </w:p>
+    <w:p>
+      <w:r>
+        <w:t xml:space="preserve">Define POST /products endpoint. Creates a new product object with auto-generated ID, name from req.body.name, and price from </w:t>
+      </w:r>
+      <w:proofErr w:type="spellStart"/>
+      <w:r>
+        <w:t>req.body.price</w:t>
+      </w:r>
+      <w:proofErr w:type="spellEnd"/>
+      <w:r>
+        <w:t>. Pushes it to the array. Returns 201 (Created) with the new product as JSON.</w:t>
       </w:r>
     </w:p>
     <w:p>
@@ -3519,18 +5777,36 @@
       <w:pPr>
         <w:spacing w:after="0"/>
       </w:pPr>
-      <w:r>
-        <w:rPr>
-          <w:rFonts w:ascii="Consolas" w:hAnsi="Consolas"/>
-          <w:color w:val="000080"/>
-          <w:sz w:val="18"/>
-        </w:rPr>
-        <w:t>app.listen(3000, () =&gt; {...});</w:t>
-      </w:r>
-    </w:p>
-    <w:p>
-      <w:r>
-        <w:t>Start the server on port 3000. The callback runs once the server starts. To run: npm install express, then node filename.js.</w:t>
+      <w:proofErr w:type="spellStart"/>
+      <w:r>
+        <w:rPr>
+          <w:rFonts w:ascii="Consolas" w:hAnsi="Consolas"/>
+          <w:color w:val="000080"/>
+          <w:sz w:val="18"/>
+        </w:rPr>
+        <w:t>app.listen</w:t>
+      </w:r>
+      <w:proofErr w:type="spellEnd"/>
+      <w:r>
+        <w:rPr>
+          <w:rFonts w:ascii="Consolas" w:hAnsi="Consolas"/>
+          <w:color w:val="000080"/>
+          <w:sz w:val="18"/>
+        </w:rPr>
+        <w:t>(3000, () =&gt; {...});</w:t>
+      </w:r>
+    </w:p>
+    <w:p>
+      <w:r>
+        <w:t xml:space="preserve">Start the server on port 3000. The callback runs once the server starts. To run: </w:t>
+      </w:r>
+      <w:proofErr w:type="spellStart"/>
+      <w:r>
+        <w:t>npm</w:t>
+      </w:r>
+      <w:proofErr w:type="spellEnd"/>
+      <w:r>
+        <w:t xml:space="preserve"> install express, then node filename.js.</w:t>
       </w:r>
     </w:p>
     <w:p>
@@ -3565,7 +5841,25 @@
           <w:color w:val="000080"/>
           <w:sz w:val="18"/>
         </w:rPr>
-        <w:t>const express = require('express');</w:t>
+        <w:t>const express = require('</w:t>
+      </w:r>
+      <w:proofErr w:type="spellStart"/>
+      <w:r>
+        <w:rPr>
+          <w:rFonts w:ascii="Consolas" w:hAnsi="Consolas"/>
+          <w:color w:val="000080"/>
+          <w:sz w:val="18"/>
+        </w:rPr>
+        <w:t>express'</w:t>
+      </w:r>
+      <w:proofErr w:type="spellEnd"/>
+      <w:r>
+        <w:rPr>
+          <w:rFonts w:ascii="Consolas" w:hAnsi="Consolas"/>
+          <w:color w:val="000080"/>
+          <w:sz w:val="18"/>
+        </w:rPr>
+        <w:t>);</w:t>
       </w:r>
     </w:p>
     <w:p>
@@ -3585,13 +5879,41 @@
       <w:pPr>
         <w:spacing w:after="0" w:line="240" w:lineRule="exact"/>
       </w:pPr>
-      <w:r>
-        <w:rPr>
-          <w:rFonts w:ascii="Consolas" w:hAnsi="Consolas"/>
-          <w:color w:val="000080"/>
-          <w:sz w:val="18"/>
-        </w:rPr>
-        <w:t>app.use(express.json());</w:t>
+      <w:proofErr w:type="spellStart"/>
+      <w:r>
+        <w:rPr>
+          <w:rFonts w:ascii="Consolas" w:hAnsi="Consolas"/>
+          <w:color w:val="000080"/>
+          <w:sz w:val="18"/>
+        </w:rPr>
+        <w:t>app.use</w:t>
+      </w:r>
+      <w:proofErr w:type="spellEnd"/>
+      <w:r>
+        <w:rPr>
+          <w:rFonts w:ascii="Consolas" w:hAnsi="Consolas"/>
+          <w:color w:val="000080"/>
+          <w:sz w:val="18"/>
+        </w:rPr>
+        <w:t>(</w:t>
+      </w:r>
+      <w:proofErr w:type="spellStart"/>
+      <w:r>
+        <w:rPr>
+          <w:rFonts w:ascii="Consolas" w:hAnsi="Consolas"/>
+          <w:color w:val="000080"/>
+          <w:sz w:val="18"/>
+        </w:rPr>
+        <w:t>express.json</w:t>
+      </w:r>
+      <w:proofErr w:type="spellEnd"/>
+      <w:r>
+        <w:rPr>
+          <w:rFonts w:ascii="Consolas" w:hAnsi="Consolas"/>
+          <w:color w:val="000080"/>
+          <w:sz w:val="18"/>
+        </w:rPr>
+        <w:t>());</w:t>
       </w:r>
     </w:p>
     <w:p>
@@ -3616,26 +5938,72 @@
       <w:pPr>
         <w:spacing w:after="0" w:line="240" w:lineRule="exact"/>
       </w:pPr>
-      <w:r>
-        <w:rPr>
-          <w:rFonts w:ascii="Consolas" w:hAnsi="Consolas"/>
-          <w:color w:val="000080"/>
-          <w:sz w:val="18"/>
-        </w:rPr>
-        <w:t>app.use((req, res, next) =&gt; {</w:t>
-      </w:r>
-    </w:p>
-    <w:p>
-      <w:pPr>
-        <w:spacing w:after="0" w:line="240" w:lineRule="exact"/>
-      </w:pPr>
-      <w:r>
-        <w:rPr>
-          <w:rFonts w:ascii="Consolas" w:hAnsi="Consolas"/>
-          <w:color w:val="000080"/>
-          <w:sz w:val="18"/>
-        </w:rPr>
-        <w:t xml:space="preserve">    console.log(`[${new Date().toISOString()}] ${req.method} ${req.url}`);</w:t>
+      <w:proofErr w:type="spellStart"/>
+      <w:r>
+        <w:rPr>
+          <w:rFonts w:ascii="Consolas" w:hAnsi="Consolas"/>
+          <w:color w:val="000080"/>
+          <w:sz w:val="18"/>
+        </w:rPr>
+        <w:t>app.use</w:t>
+      </w:r>
+      <w:proofErr w:type="spellEnd"/>
+      <w:r>
+        <w:rPr>
+          <w:rFonts w:ascii="Consolas" w:hAnsi="Consolas"/>
+          <w:color w:val="000080"/>
+          <w:sz w:val="18"/>
+        </w:rPr>
+        <w:t>((req, res, next) =&gt; {</w:t>
+      </w:r>
+    </w:p>
+    <w:p>
+      <w:pPr>
+        <w:spacing w:after="0" w:line="240" w:lineRule="exact"/>
+      </w:pPr>
+      <w:r>
+        <w:rPr>
+          <w:rFonts w:ascii="Consolas" w:hAnsi="Consolas"/>
+          <w:color w:val="000080"/>
+          <w:sz w:val="18"/>
+        </w:rPr>
+        <w:t xml:space="preserve">    console.log(`[${new Date().</w:t>
+      </w:r>
+      <w:proofErr w:type="spellStart"/>
+      <w:r>
+        <w:rPr>
+          <w:rFonts w:ascii="Consolas" w:hAnsi="Consolas"/>
+          <w:color w:val="000080"/>
+          <w:sz w:val="18"/>
+        </w:rPr>
+        <w:t>toISOString</w:t>
+      </w:r>
+      <w:proofErr w:type="spellEnd"/>
+      <w:r>
+        <w:rPr>
+          <w:rFonts w:ascii="Consolas" w:hAnsi="Consolas"/>
+          <w:color w:val="000080"/>
+          <w:sz w:val="18"/>
+        </w:rPr>
+        <w:t>()}] ${</w:t>
+      </w:r>
+      <w:proofErr w:type="spellStart"/>
+      <w:r>
+        <w:rPr>
+          <w:rFonts w:ascii="Consolas" w:hAnsi="Consolas"/>
+          <w:color w:val="000080"/>
+          <w:sz w:val="18"/>
+        </w:rPr>
+        <w:t>req.method</w:t>
+      </w:r>
+      <w:proofErr w:type="spellEnd"/>
+      <w:r>
+        <w:rPr>
+          <w:rFonts w:ascii="Consolas" w:hAnsi="Consolas"/>
+          <w:color w:val="000080"/>
+          <w:sz w:val="18"/>
+        </w:rPr>
+        <w:t>} ${req.url}`);</w:t>
       </w:r>
     </w:p>
     <w:p>
@@ -3718,38 +6086,84 @@
           <w:color w:val="000080"/>
           <w:sz w:val="18"/>
         </w:rPr>
-        <w:t>let nextId = 2;</w:t>
-      </w:r>
-    </w:p>
-    <w:p>
-      <w:pPr>
-        <w:spacing w:after="0" w:line="240" w:lineRule="exact"/>
-      </w:pPr>
-    </w:p>
-    <w:p>
-      <w:pPr>
-        <w:spacing w:after="0" w:line="240" w:lineRule="exact"/>
-      </w:pPr>
-      <w:r>
-        <w:rPr>
-          <w:rFonts w:ascii="Consolas" w:hAnsi="Consolas"/>
-          <w:color w:val="000080"/>
-          <w:sz w:val="18"/>
-        </w:rPr>
-        <w:t>app.get('/products', (req, res) =&gt; {</w:t>
-      </w:r>
-    </w:p>
-    <w:p>
-      <w:pPr>
-        <w:spacing w:after="0" w:line="240" w:lineRule="exact"/>
-      </w:pPr>
-      <w:r>
-        <w:rPr>
-          <w:rFonts w:ascii="Consolas" w:hAnsi="Consolas"/>
-          <w:color w:val="000080"/>
-          <w:sz w:val="18"/>
-        </w:rPr>
-        <w:t xml:space="preserve">    res.json(products);</w:t>
+        <w:t xml:space="preserve">let </w:t>
+      </w:r>
+      <w:proofErr w:type="spellStart"/>
+      <w:r>
+        <w:rPr>
+          <w:rFonts w:ascii="Consolas" w:hAnsi="Consolas"/>
+          <w:color w:val="000080"/>
+          <w:sz w:val="18"/>
+        </w:rPr>
+        <w:t>nextId</w:t>
+      </w:r>
+      <w:proofErr w:type="spellEnd"/>
+      <w:r>
+        <w:rPr>
+          <w:rFonts w:ascii="Consolas" w:hAnsi="Consolas"/>
+          <w:color w:val="000080"/>
+          <w:sz w:val="18"/>
+        </w:rPr>
+        <w:t xml:space="preserve"> = 2;</w:t>
+      </w:r>
+    </w:p>
+    <w:p>
+      <w:pPr>
+        <w:spacing w:after="0" w:line="240" w:lineRule="exact"/>
+      </w:pPr>
+    </w:p>
+    <w:p>
+      <w:pPr>
+        <w:spacing w:after="0" w:line="240" w:lineRule="exact"/>
+      </w:pPr>
+      <w:proofErr w:type="spellStart"/>
+      <w:r>
+        <w:rPr>
+          <w:rFonts w:ascii="Consolas" w:hAnsi="Consolas"/>
+          <w:color w:val="000080"/>
+          <w:sz w:val="18"/>
+        </w:rPr>
+        <w:t>app.get</w:t>
+      </w:r>
+      <w:proofErr w:type="spellEnd"/>
+      <w:r>
+        <w:rPr>
+          <w:rFonts w:ascii="Consolas" w:hAnsi="Consolas"/>
+          <w:color w:val="000080"/>
+          <w:sz w:val="18"/>
+        </w:rPr>
+        <w:t>('/products', (req, res) =&gt; {</w:t>
+      </w:r>
+    </w:p>
+    <w:p>
+      <w:pPr>
+        <w:spacing w:after="0" w:line="240" w:lineRule="exact"/>
+      </w:pPr>
+      <w:r>
+        <w:rPr>
+          <w:rFonts w:ascii="Consolas" w:hAnsi="Consolas"/>
+          <w:color w:val="000080"/>
+          <w:sz w:val="18"/>
+        </w:rPr>
+        <w:t xml:space="preserve">    </w:t>
+      </w:r>
+      <w:proofErr w:type="spellStart"/>
+      <w:r>
+        <w:rPr>
+          <w:rFonts w:ascii="Consolas" w:hAnsi="Consolas"/>
+          <w:color w:val="000080"/>
+          <w:sz w:val="18"/>
+        </w:rPr>
+        <w:t>res.json</w:t>
+      </w:r>
+      <w:proofErr w:type="spellEnd"/>
+      <w:r>
+        <w:rPr>
+          <w:rFonts w:ascii="Consolas" w:hAnsi="Consolas"/>
+          <w:color w:val="000080"/>
+          <w:sz w:val="18"/>
+        </w:rPr>
+        <w:t>(products);</w:t>
       </w:r>
     </w:p>
     <w:p>
@@ -3774,26 +6188,54 @@
       <w:pPr>
         <w:spacing w:after="0" w:line="240" w:lineRule="exact"/>
       </w:pPr>
-      <w:r>
-        <w:rPr>
-          <w:rFonts w:ascii="Consolas" w:hAnsi="Consolas"/>
-          <w:color w:val="000080"/>
-          <w:sz w:val="18"/>
-        </w:rPr>
-        <w:t>app.post('/products', (req, res) =&gt; {</w:t>
-      </w:r>
-    </w:p>
-    <w:p>
-      <w:pPr>
-        <w:spacing w:after="0" w:line="240" w:lineRule="exact"/>
-      </w:pPr>
-      <w:r>
-        <w:rPr>
-          <w:rFonts w:ascii="Consolas" w:hAnsi="Consolas"/>
-          <w:color w:val="000080"/>
-          <w:sz w:val="18"/>
-        </w:rPr>
-        <w:t xml:space="preserve">    const { name, price } = req.body;</w:t>
+      <w:proofErr w:type="spellStart"/>
+      <w:r>
+        <w:rPr>
+          <w:rFonts w:ascii="Consolas" w:hAnsi="Consolas"/>
+          <w:color w:val="000080"/>
+          <w:sz w:val="18"/>
+        </w:rPr>
+        <w:t>app.post</w:t>
+      </w:r>
+      <w:proofErr w:type="spellEnd"/>
+      <w:r>
+        <w:rPr>
+          <w:rFonts w:ascii="Consolas" w:hAnsi="Consolas"/>
+          <w:color w:val="000080"/>
+          <w:sz w:val="18"/>
+        </w:rPr>
+        <w:t>('/products', (req, res) =&gt; {</w:t>
+      </w:r>
+    </w:p>
+    <w:p>
+      <w:pPr>
+        <w:spacing w:after="0" w:line="240" w:lineRule="exact"/>
+      </w:pPr>
+      <w:r>
+        <w:rPr>
+          <w:rFonts w:ascii="Consolas" w:hAnsi="Consolas"/>
+          <w:color w:val="000080"/>
+          <w:sz w:val="18"/>
+        </w:rPr>
+        <w:t xml:space="preserve">    const { name, price } = </w:t>
+      </w:r>
+      <w:proofErr w:type="spellStart"/>
+      <w:r>
+        <w:rPr>
+          <w:rFonts w:ascii="Consolas" w:hAnsi="Consolas"/>
+          <w:color w:val="000080"/>
+          <w:sz w:val="18"/>
+        </w:rPr>
+        <w:t>req.body</w:t>
+      </w:r>
+      <w:proofErr w:type="spellEnd"/>
+      <w:r>
+        <w:rPr>
+          <w:rFonts w:ascii="Consolas" w:hAnsi="Consolas"/>
+          <w:color w:val="000080"/>
+          <w:sz w:val="18"/>
+        </w:rPr>
+        <w:t>;</w:t>
       </w:r>
     </w:p>
     <w:p>
@@ -3824,20 +6266,74 @@
           <w:color w:val="000080"/>
           <w:sz w:val="18"/>
         </w:rPr>
-        <w:t xml:space="preserve">    if (!name || name.trim() === '') {</w:t>
-      </w:r>
-    </w:p>
-    <w:p>
-      <w:pPr>
-        <w:spacing w:after="0" w:line="240" w:lineRule="exact"/>
-      </w:pPr>
-      <w:r>
-        <w:rPr>
-          <w:rFonts w:ascii="Consolas" w:hAnsi="Consolas"/>
-          <w:color w:val="000080"/>
-          <w:sz w:val="18"/>
-        </w:rPr>
-        <w:t xml:space="preserve">        return res.status(400).json({</w:t>
+        <w:t xml:space="preserve">    if (!name || </w:t>
+      </w:r>
+      <w:proofErr w:type="spellStart"/>
+      <w:r>
+        <w:rPr>
+          <w:rFonts w:ascii="Consolas" w:hAnsi="Consolas"/>
+          <w:color w:val="000080"/>
+          <w:sz w:val="18"/>
+        </w:rPr>
+        <w:t>name.trim</w:t>
+      </w:r>
+      <w:proofErr w:type="spellEnd"/>
+      <w:r>
+        <w:rPr>
+          <w:rFonts w:ascii="Consolas" w:hAnsi="Consolas"/>
+          <w:color w:val="000080"/>
+          <w:sz w:val="18"/>
+        </w:rPr>
+        <w:t>() === '') {</w:t>
+      </w:r>
+    </w:p>
+    <w:p>
+      <w:pPr>
+        <w:spacing w:after="0" w:line="240" w:lineRule="exact"/>
+      </w:pPr>
+      <w:r>
+        <w:rPr>
+          <w:rFonts w:ascii="Consolas" w:hAnsi="Consolas"/>
+          <w:color w:val="000080"/>
+          <w:sz w:val="18"/>
+        </w:rPr>
+        <w:t xml:space="preserve">        return </w:t>
+      </w:r>
+      <w:proofErr w:type="spellStart"/>
+      <w:r>
+        <w:rPr>
+          <w:rFonts w:ascii="Consolas" w:hAnsi="Consolas"/>
+          <w:color w:val="000080"/>
+          <w:sz w:val="18"/>
+        </w:rPr>
+        <w:t>res.status</w:t>
+      </w:r>
+      <w:proofErr w:type="spellEnd"/>
+      <w:r>
+        <w:rPr>
+          <w:rFonts w:ascii="Consolas" w:hAnsi="Consolas"/>
+          <w:color w:val="000080"/>
+          <w:sz w:val="18"/>
+        </w:rPr>
+        <w:t>(400).</w:t>
+      </w:r>
+      <w:proofErr w:type="spellStart"/>
+      <w:r>
+        <w:rPr>
+          <w:rFonts w:ascii="Consolas" w:hAnsi="Consolas"/>
+          <w:color w:val="000080"/>
+          <w:sz w:val="18"/>
+        </w:rPr>
+        <w:t>json</w:t>
+      </w:r>
+      <w:proofErr w:type="spellEnd"/>
+      <w:r>
+        <w:rPr>
+          <w:rFonts w:ascii="Consolas" w:hAnsi="Consolas"/>
+          <w:color w:val="000080"/>
+          <w:sz w:val="18"/>
+        </w:rPr>
+        <w:t>({</w:t>
       </w:r>
     </w:p>
     <w:p>
@@ -3902,7 +6398,43 @@
           <w:color w:val="000080"/>
           <w:sz w:val="18"/>
         </w:rPr>
-        <w:t xml:space="preserve">        return res.status(400).json({</w:t>
+        <w:t xml:space="preserve">        return </w:t>
+      </w:r>
+      <w:proofErr w:type="spellStart"/>
+      <w:r>
+        <w:rPr>
+          <w:rFonts w:ascii="Consolas" w:hAnsi="Consolas"/>
+          <w:color w:val="000080"/>
+          <w:sz w:val="18"/>
+        </w:rPr>
+        <w:t>res.status</w:t>
+      </w:r>
+      <w:proofErr w:type="spellEnd"/>
+      <w:r>
+        <w:rPr>
+          <w:rFonts w:ascii="Consolas" w:hAnsi="Consolas"/>
+          <w:color w:val="000080"/>
+          <w:sz w:val="18"/>
+        </w:rPr>
+        <w:t>(400).</w:t>
+      </w:r>
+      <w:proofErr w:type="spellStart"/>
+      <w:r>
+        <w:rPr>
+          <w:rFonts w:ascii="Consolas" w:hAnsi="Consolas"/>
+          <w:color w:val="000080"/>
+          <w:sz w:val="18"/>
+        </w:rPr>
+        <w:t>json</w:t>
+      </w:r>
+      <w:proofErr w:type="spellEnd"/>
+      <w:r>
+        <w:rPr>
+          <w:rFonts w:ascii="Consolas" w:hAnsi="Consolas"/>
+          <w:color w:val="000080"/>
+          <w:sz w:val="18"/>
+        </w:rPr>
+        <w:t>({</w:t>
       </w:r>
     </w:p>
     <w:p>
@@ -3959,33 +6491,105 @@
           <w:color w:val="000080"/>
           <w:sz w:val="18"/>
         </w:rPr>
-        <w:t xml:space="preserve">    const product = { id: nextId++, name, price };</w:t>
-      </w:r>
-    </w:p>
-    <w:p>
-      <w:pPr>
-        <w:spacing w:after="0" w:line="240" w:lineRule="exact"/>
-      </w:pPr>
-      <w:r>
-        <w:rPr>
-          <w:rFonts w:ascii="Consolas" w:hAnsi="Consolas"/>
-          <w:color w:val="000080"/>
-          <w:sz w:val="18"/>
-        </w:rPr>
-        <w:t xml:space="preserve">    products.push(product);</w:t>
-      </w:r>
-    </w:p>
-    <w:p>
-      <w:pPr>
-        <w:spacing w:after="0" w:line="240" w:lineRule="exact"/>
-      </w:pPr>
-      <w:r>
-        <w:rPr>
-          <w:rFonts w:ascii="Consolas" w:hAnsi="Consolas"/>
-          <w:color w:val="000080"/>
-          <w:sz w:val="18"/>
-        </w:rPr>
-        <w:t xml:space="preserve">    res.status(201).json(product);</w:t>
+        <w:t xml:space="preserve">    const product = { id: </w:t>
+      </w:r>
+      <w:proofErr w:type="spellStart"/>
+      <w:r>
+        <w:rPr>
+          <w:rFonts w:ascii="Consolas" w:hAnsi="Consolas"/>
+          <w:color w:val="000080"/>
+          <w:sz w:val="18"/>
+        </w:rPr>
+        <w:t>nextId</w:t>
+      </w:r>
+      <w:proofErr w:type="spellEnd"/>
+      <w:r>
+        <w:rPr>
+          <w:rFonts w:ascii="Consolas" w:hAnsi="Consolas"/>
+          <w:color w:val="000080"/>
+          <w:sz w:val="18"/>
+        </w:rPr>
+        <w:t>++, name, price };</w:t>
+      </w:r>
+    </w:p>
+    <w:p>
+      <w:pPr>
+        <w:spacing w:after="0" w:line="240" w:lineRule="exact"/>
+      </w:pPr>
+      <w:r>
+        <w:rPr>
+          <w:rFonts w:ascii="Consolas" w:hAnsi="Consolas"/>
+          <w:color w:val="000080"/>
+          <w:sz w:val="18"/>
+        </w:rPr>
+        <w:t xml:space="preserve">    </w:t>
+      </w:r>
+      <w:proofErr w:type="spellStart"/>
+      <w:r>
+        <w:rPr>
+          <w:rFonts w:ascii="Consolas" w:hAnsi="Consolas"/>
+          <w:color w:val="000080"/>
+          <w:sz w:val="18"/>
+        </w:rPr>
+        <w:t>products.push</w:t>
+      </w:r>
+      <w:proofErr w:type="spellEnd"/>
+      <w:r>
+        <w:rPr>
+          <w:rFonts w:ascii="Consolas" w:hAnsi="Consolas"/>
+          <w:color w:val="000080"/>
+          <w:sz w:val="18"/>
+        </w:rPr>
+        <w:t>(product);</w:t>
+      </w:r>
+    </w:p>
+    <w:p>
+      <w:pPr>
+        <w:spacing w:after="0" w:line="240" w:lineRule="exact"/>
+      </w:pPr>
+      <w:r>
+        <w:rPr>
+          <w:rFonts w:ascii="Consolas" w:hAnsi="Consolas"/>
+          <w:color w:val="000080"/>
+          <w:sz w:val="18"/>
+        </w:rPr>
+        <w:t xml:space="preserve">    </w:t>
+      </w:r>
+      <w:proofErr w:type="spellStart"/>
+      <w:r>
+        <w:rPr>
+          <w:rFonts w:ascii="Consolas" w:hAnsi="Consolas"/>
+          <w:color w:val="000080"/>
+          <w:sz w:val="18"/>
+        </w:rPr>
+        <w:t>res.status</w:t>
+      </w:r>
+      <w:proofErr w:type="spellEnd"/>
+      <w:r>
+        <w:rPr>
+          <w:rFonts w:ascii="Consolas" w:hAnsi="Consolas"/>
+          <w:color w:val="000080"/>
+          <w:sz w:val="18"/>
+        </w:rPr>
+        <w:t>(201).</w:t>
+      </w:r>
+      <w:proofErr w:type="spellStart"/>
+      <w:r>
+        <w:rPr>
+          <w:rFonts w:ascii="Consolas" w:hAnsi="Consolas"/>
+          <w:color w:val="000080"/>
+          <w:sz w:val="18"/>
+        </w:rPr>
+        <w:t>json</w:t>
+      </w:r>
+      <w:proofErr w:type="spellEnd"/>
+      <w:r>
+        <w:rPr>
+          <w:rFonts w:ascii="Consolas" w:hAnsi="Consolas"/>
+          <w:color w:val="000080"/>
+          <w:sz w:val="18"/>
+        </w:rPr>
+        <w:t>(product);</w:t>
       </w:r>
     </w:p>
     <w:p>
@@ -4010,13 +6614,23 @@
       <w:pPr>
         <w:spacing w:after="0" w:line="240" w:lineRule="exact"/>
       </w:pPr>
-      <w:r>
-        <w:rPr>
-          <w:rFonts w:ascii="Consolas" w:hAnsi="Consolas"/>
-          <w:color w:val="000080"/>
-          <w:sz w:val="18"/>
-        </w:rPr>
-        <w:t>app.listen(3000, () =&gt; console.log('Server on port 3000'));</w:t>
+      <w:proofErr w:type="spellStart"/>
+      <w:r>
+        <w:rPr>
+          <w:rFonts w:ascii="Consolas" w:hAnsi="Consolas"/>
+          <w:color w:val="000080"/>
+          <w:sz w:val="18"/>
+        </w:rPr>
+        <w:t>app.listen</w:t>
+      </w:r>
+      <w:proofErr w:type="spellEnd"/>
+      <w:r>
+        <w:rPr>
+          <w:rFonts w:ascii="Consolas" w:hAnsi="Consolas"/>
+          <w:color w:val="000080"/>
+          <w:sz w:val="18"/>
+        </w:rPr>
+        <w:t>(3000, () =&gt; console.log('Server on port 3000'));</w:t>
       </w:r>
     </w:p>
     <w:p/>
@@ -4067,18 +6681,36 @@
       <w:pPr>
         <w:spacing w:after="0"/>
       </w:pPr>
-      <w:r>
-        <w:rPr>
-          <w:rFonts w:ascii="Consolas" w:hAnsi="Consolas"/>
-          <w:color w:val="000080"/>
-          <w:sz w:val="18"/>
-        </w:rPr>
-        <w:t>app.use((req, res, next) =&gt; {...});</w:t>
-      </w:r>
-    </w:p>
-    <w:p>
-      <w:r>
-        <w:t>Custom middleware function. app.use() runs on EVERY request. It logs the timestamp, HTTP method (GET/POST), and URL path to the console. next() is called to pass control to the next middleware or route handler. Without next(), the request would hang forever.</w:t>
+      <w:proofErr w:type="spellStart"/>
+      <w:r>
+        <w:rPr>
+          <w:rFonts w:ascii="Consolas" w:hAnsi="Consolas"/>
+          <w:color w:val="000080"/>
+          <w:sz w:val="18"/>
+        </w:rPr>
+        <w:t>app.use</w:t>
+      </w:r>
+      <w:proofErr w:type="spellEnd"/>
+      <w:r>
+        <w:rPr>
+          <w:rFonts w:ascii="Consolas" w:hAnsi="Consolas"/>
+          <w:color w:val="000080"/>
+          <w:sz w:val="18"/>
+        </w:rPr>
+        <w:t>((req, res, next) =&gt; {...});</w:t>
+      </w:r>
+    </w:p>
+    <w:p>
+      <w:r>
+        <w:t xml:space="preserve">Custom middleware function. </w:t>
+      </w:r>
+      <w:proofErr w:type="spellStart"/>
+      <w:r>
+        <w:t>app.use</w:t>
+      </w:r>
+      <w:proofErr w:type="spellEnd"/>
+      <w:r>
+        <w:t>() runs on EVERY request. It logs the timestamp, HTTP method (GET/POST), and URL path to the console. next() is called to pass control to the next middleware or route handler. Without next(), the request would hang forever.</w:t>
       </w:r>
     </w:p>
     <w:p>
@@ -4130,7 +6762,15 @@
     </w:p>
     <w:p>
       <w:r>
-        <w:t>Before adding a product, validate: name must exist and not be empty (name.trim() removes whitespace). If invalid, return 400 with error message. Price must exist and be &gt; 0. If invalid, return 400. Only if both validations pass, the product is created and added.</w:t>
+        <w:t>Before adding a product, validate: name must exist and not be empty (</w:t>
+      </w:r>
+      <w:proofErr w:type="spellStart"/>
+      <w:r>
+        <w:t>name.trim</w:t>
+      </w:r>
+      <w:proofErr w:type="spellEnd"/>
+      <w:r>
+        <w:t>() removes whitespace). If invalid, return 400 with error message. Price must exist and be &gt; 0. If invalid, return 400. Only if both validations pass, the product is created and added.</w:t>
       </w:r>
     </w:p>
     <w:p>
@@ -4165,8 +6805,18 @@
           <w:color w:val="000080"/>
           <w:sz w:val="18"/>
         </w:rPr>
-        <w:t>from flask import Flask, request, jsonify</w:t>
-      </w:r>
+        <w:t xml:space="preserve">from flask import Flask, request, </w:t>
+      </w:r>
+      <w:proofErr w:type="spellStart"/>
+      <w:r>
+        <w:rPr>
+          <w:rFonts w:ascii="Consolas" w:hAnsi="Consolas"/>
+          <w:color w:val="000080"/>
+          <w:sz w:val="18"/>
+        </w:rPr>
+        <w:t>jsonify</w:t>
+      </w:r>
+      <w:proofErr w:type="spellEnd"/>
     </w:p>
     <w:p>
       <w:pPr>
@@ -4208,13 +6858,23 @@
       <w:pPr>
         <w:spacing w:after="0" w:line="240" w:lineRule="exact"/>
       </w:pPr>
-      <w:r>
-        <w:rPr>
-          <w:rFonts w:ascii="Consolas" w:hAnsi="Consolas"/>
-          <w:color w:val="000080"/>
-          <w:sz w:val="18"/>
-        </w:rPr>
-        <w:t>next_id = 1</w:t>
+      <w:proofErr w:type="spellStart"/>
+      <w:r>
+        <w:rPr>
+          <w:rFonts w:ascii="Consolas" w:hAnsi="Consolas"/>
+          <w:color w:val="000080"/>
+          <w:sz w:val="18"/>
+        </w:rPr>
+        <w:t>next_id</w:t>
+      </w:r>
+      <w:proofErr w:type="spellEnd"/>
+      <w:r>
+        <w:rPr>
+          <w:rFonts w:ascii="Consolas" w:hAnsi="Consolas"/>
+          <w:color w:val="000080"/>
+          <w:sz w:val="18"/>
+        </w:rPr>
+        <w:t xml:space="preserve"> = 1</w:t>
       </w:r>
     </w:p>
     <w:p>
@@ -4245,20 +6905,56 @@
           <w:color w:val="000080"/>
           <w:sz w:val="18"/>
         </w:rPr>
-        <w:t>def add_task():</w:t>
-      </w:r>
-    </w:p>
-    <w:p>
-      <w:pPr>
-        <w:spacing w:after="0" w:line="240" w:lineRule="exact"/>
-      </w:pPr>
-      <w:r>
-        <w:rPr>
-          <w:rFonts w:ascii="Consolas" w:hAnsi="Consolas"/>
-          <w:color w:val="000080"/>
-          <w:sz w:val="18"/>
-        </w:rPr>
-        <w:t xml:space="preserve">    data = request.get_json()</w:t>
+        <w:t xml:space="preserve">def </w:t>
+      </w:r>
+      <w:proofErr w:type="spellStart"/>
+      <w:r>
+        <w:rPr>
+          <w:rFonts w:ascii="Consolas" w:hAnsi="Consolas"/>
+          <w:color w:val="000080"/>
+          <w:sz w:val="18"/>
+        </w:rPr>
+        <w:t>add_task</w:t>
+      </w:r>
+      <w:proofErr w:type="spellEnd"/>
+      <w:r>
+        <w:rPr>
+          <w:rFonts w:ascii="Consolas" w:hAnsi="Consolas"/>
+          <w:color w:val="000080"/>
+          <w:sz w:val="18"/>
+        </w:rPr>
+        <w:t>():</w:t>
+      </w:r>
+    </w:p>
+    <w:p>
+      <w:pPr>
+        <w:spacing w:after="0" w:line="240" w:lineRule="exact"/>
+      </w:pPr>
+      <w:r>
+        <w:rPr>
+          <w:rFonts w:ascii="Consolas" w:hAnsi="Consolas"/>
+          <w:color w:val="000080"/>
+          <w:sz w:val="18"/>
+        </w:rPr>
+        <w:t xml:space="preserve">    data = </w:t>
+      </w:r>
+      <w:proofErr w:type="spellStart"/>
+      <w:r>
+        <w:rPr>
+          <w:rFonts w:ascii="Consolas" w:hAnsi="Consolas"/>
+          <w:color w:val="000080"/>
+          <w:sz w:val="18"/>
+        </w:rPr>
+        <w:t>request.get_json</w:t>
+      </w:r>
+      <w:proofErr w:type="spellEnd"/>
+      <w:r>
+        <w:rPr>
+          <w:rFonts w:ascii="Consolas" w:hAnsi="Consolas"/>
+          <w:color w:val="000080"/>
+          <w:sz w:val="18"/>
+        </w:rPr>
+        <w:t>()</w:t>
       </w:r>
       <w:r>
         <w:rPr>
@@ -4292,33 +6988,87 @@
           <w:color w:val="000080"/>
           <w:sz w:val="18"/>
         </w:rPr>
-        <w:t xml:space="preserve">        'id': next_id,</w:t>
-      </w:r>
-    </w:p>
-    <w:p>
-      <w:pPr>
-        <w:spacing w:after="0" w:line="240" w:lineRule="exact"/>
-      </w:pPr>
-      <w:r>
-        <w:rPr>
-          <w:rFonts w:ascii="Consolas" w:hAnsi="Consolas"/>
-          <w:color w:val="000080"/>
-          <w:sz w:val="18"/>
-        </w:rPr>
-        <w:t xml:space="preserve">        'title': data.get('title', ''),</w:t>
-      </w:r>
-    </w:p>
-    <w:p>
-      <w:pPr>
-        <w:spacing w:after="0" w:line="240" w:lineRule="exact"/>
-      </w:pPr>
-      <w:r>
-        <w:rPr>
-          <w:rFonts w:ascii="Consolas" w:hAnsi="Consolas"/>
-          <w:color w:val="000080"/>
-          <w:sz w:val="18"/>
-        </w:rPr>
-        <w:t xml:space="preserve">        'status': data.get('status', 'pending')</w:t>
+        <w:t xml:space="preserve">        'id': </w:t>
+      </w:r>
+      <w:proofErr w:type="spellStart"/>
+      <w:r>
+        <w:rPr>
+          <w:rFonts w:ascii="Consolas" w:hAnsi="Consolas"/>
+          <w:color w:val="000080"/>
+          <w:sz w:val="18"/>
+        </w:rPr>
+        <w:t>next_id</w:t>
+      </w:r>
+      <w:proofErr w:type="spellEnd"/>
+      <w:r>
+        <w:rPr>
+          <w:rFonts w:ascii="Consolas" w:hAnsi="Consolas"/>
+          <w:color w:val="000080"/>
+          <w:sz w:val="18"/>
+        </w:rPr>
+        <w:t>,</w:t>
+      </w:r>
+    </w:p>
+    <w:p>
+      <w:pPr>
+        <w:spacing w:after="0" w:line="240" w:lineRule="exact"/>
+      </w:pPr>
+      <w:r>
+        <w:rPr>
+          <w:rFonts w:ascii="Consolas" w:hAnsi="Consolas"/>
+          <w:color w:val="000080"/>
+          <w:sz w:val="18"/>
+        </w:rPr>
+        <w:t xml:space="preserve">        'title': </w:t>
+      </w:r>
+      <w:proofErr w:type="spellStart"/>
+      <w:r>
+        <w:rPr>
+          <w:rFonts w:ascii="Consolas" w:hAnsi="Consolas"/>
+          <w:color w:val="000080"/>
+          <w:sz w:val="18"/>
+        </w:rPr>
+        <w:t>data.get</w:t>
+      </w:r>
+      <w:proofErr w:type="spellEnd"/>
+      <w:r>
+        <w:rPr>
+          <w:rFonts w:ascii="Consolas" w:hAnsi="Consolas"/>
+          <w:color w:val="000080"/>
+          <w:sz w:val="18"/>
+        </w:rPr>
+        <w:t>('title', ''),</w:t>
+      </w:r>
+    </w:p>
+    <w:p>
+      <w:pPr>
+        <w:spacing w:after="0" w:line="240" w:lineRule="exact"/>
+      </w:pPr>
+      <w:r>
+        <w:rPr>
+          <w:rFonts w:ascii="Consolas" w:hAnsi="Consolas"/>
+          <w:color w:val="000080"/>
+          <w:sz w:val="18"/>
+        </w:rPr>
+        <w:t xml:space="preserve">        'status': </w:t>
+      </w:r>
+      <w:proofErr w:type="spellStart"/>
+      <w:r>
+        <w:rPr>
+          <w:rFonts w:ascii="Consolas" w:hAnsi="Consolas"/>
+          <w:color w:val="000080"/>
+          <w:sz w:val="18"/>
+        </w:rPr>
+        <w:t>data.get</w:t>
+      </w:r>
+      <w:proofErr w:type="spellEnd"/>
+      <w:r>
+        <w:rPr>
+          <w:rFonts w:ascii="Consolas" w:hAnsi="Consolas"/>
+          <w:color w:val="000080"/>
+          <w:sz w:val="18"/>
+        </w:rPr>
+        <w:t>('status', 'pending')</w:t>
       </w:r>
     </w:p>
     <w:p>
@@ -4344,33 +7094,87 @@
           <w:color w:val="000080"/>
           <w:sz w:val="18"/>
         </w:rPr>
-        <w:t xml:space="preserve">    tasks.append(task)</w:t>
-      </w:r>
-    </w:p>
-    <w:p>
-      <w:pPr>
-        <w:spacing w:after="0" w:line="240" w:lineRule="exact"/>
-      </w:pPr>
-      <w:r>
-        <w:rPr>
-          <w:rFonts w:ascii="Consolas" w:hAnsi="Consolas"/>
-          <w:color w:val="000080"/>
-          <w:sz w:val="18"/>
-        </w:rPr>
-        <w:t xml:space="preserve">    next_id += 1</w:t>
-      </w:r>
-    </w:p>
-    <w:p>
-      <w:pPr>
-        <w:spacing w:after="0" w:line="240" w:lineRule="exact"/>
-      </w:pPr>
-      <w:r>
-        <w:rPr>
-          <w:rFonts w:ascii="Consolas" w:hAnsi="Consolas"/>
-          <w:color w:val="000080"/>
-          <w:sz w:val="18"/>
-        </w:rPr>
-        <w:t xml:space="preserve">    return jsonify(task), 201</w:t>
+        <w:t xml:space="preserve">    </w:t>
+      </w:r>
+      <w:proofErr w:type="spellStart"/>
+      <w:r>
+        <w:rPr>
+          <w:rFonts w:ascii="Consolas" w:hAnsi="Consolas"/>
+          <w:color w:val="000080"/>
+          <w:sz w:val="18"/>
+        </w:rPr>
+        <w:t>tasks.append</w:t>
+      </w:r>
+      <w:proofErr w:type="spellEnd"/>
+      <w:r>
+        <w:rPr>
+          <w:rFonts w:ascii="Consolas" w:hAnsi="Consolas"/>
+          <w:color w:val="000080"/>
+          <w:sz w:val="18"/>
+        </w:rPr>
+        <w:t>(task)</w:t>
+      </w:r>
+    </w:p>
+    <w:p>
+      <w:pPr>
+        <w:spacing w:after="0" w:line="240" w:lineRule="exact"/>
+      </w:pPr>
+      <w:r>
+        <w:rPr>
+          <w:rFonts w:ascii="Consolas" w:hAnsi="Consolas"/>
+          <w:color w:val="000080"/>
+          <w:sz w:val="18"/>
+        </w:rPr>
+        <w:t xml:space="preserve">    </w:t>
+      </w:r>
+      <w:proofErr w:type="spellStart"/>
+      <w:r>
+        <w:rPr>
+          <w:rFonts w:ascii="Consolas" w:hAnsi="Consolas"/>
+          <w:color w:val="000080"/>
+          <w:sz w:val="18"/>
+        </w:rPr>
+        <w:t>next_id</w:t>
+      </w:r>
+      <w:proofErr w:type="spellEnd"/>
+      <w:r>
+        <w:rPr>
+          <w:rFonts w:ascii="Consolas" w:hAnsi="Consolas"/>
+          <w:color w:val="000080"/>
+          <w:sz w:val="18"/>
+        </w:rPr>
+        <w:t xml:space="preserve"> += 1</w:t>
+      </w:r>
+    </w:p>
+    <w:p>
+      <w:pPr>
+        <w:spacing w:after="0" w:line="240" w:lineRule="exact"/>
+      </w:pPr>
+      <w:r>
+        <w:rPr>
+          <w:rFonts w:ascii="Consolas" w:hAnsi="Consolas"/>
+          <w:color w:val="000080"/>
+          <w:sz w:val="18"/>
+        </w:rPr>
+        <w:t xml:space="preserve">    return </w:t>
+      </w:r>
+      <w:proofErr w:type="spellStart"/>
+      <w:r>
+        <w:rPr>
+          <w:rFonts w:ascii="Consolas" w:hAnsi="Consolas"/>
+          <w:color w:val="000080"/>
+          <w:sz w:val="18"/>
+        </w:rPr>
+        <w:t>jsonify</w:t>
+      </w:r>
+      <w:proofErr w:type="spellEnd"/>
+      <w:r>
+        <w:rPr>
+          <w:rFonts w:ascii="Consolas" w:hAnsi="Consolas"/>
+          <w:color w:val="000080"/>
+          <w:sz w:val="18"/>
+        </w:rPr>
+        <w:t>(task), 201</w:t>
       </w:r>
     </w:p>
     <w:p>
@@ -4401,20 +7205,56 @@
           <w:color w:val="000080"/>
           <w:sz w:val="18"/>
         </w:rPr>
-        <w:t>def view_tasks():</w:t>
-      </w:r>
-    </w:p>
-    <w:p>
-      <w:pPr>
-        <w:spacing w:after="0" w:line="240" w:lineRule="exact"/>
-      </w:pPr>
-      <w:r>
-        <w:rPr>
-          <w:rFonts w:ascii="Consolas" w:hAnsi="Consolas"/>
-          <w:color w:val="000080"/>
-          <w:sz w:val="18"/>
-        </w:rPr>
-        <w:t xml:space="preserve">    status = request.args.get('status')</w:t>
+        <w:t xml:space="preserve">def </w:t>
+      </w:r>
+      <w:proofErr w:type="spellStart"/>
+      <w:r>
+        <w:rPr>
+          <w:rFonts w:ascii="Consolas" w:hAnsi="Consolas"/>
+          <w:color w:val="000080"/>
+          <w:sz w:val="18"/>
+        </w:rPr>
+        <w:t>view_tasks</w:t>
+      </w:r>
+      <w:proofErr w:type="spellEnd"/>
+      <w:r>
+        <w:rPr>
+          <w:rFonts w:ascii="Consolas" w:hAnsi="Consolas"/>
+          <w:color w:val="000080"/>
+          <w:sz w:val="18"/>
+        </w:rPr>
+        <w:t>():</w:t>
+      </w:r>
+    </w:p>
+    <w:p>
+      <w:pPr>
+        <w:spacing w:after="0" w:line="240" w:lineRule="exact"/>
+      </w:pPr>
+      <w:r>
+        <w:rPr>
+          <w:rFonts w:ascii="Consolas" w:hAnsi="Consolas"/>
+          <w:color w:val="000080"/>
+          <w:sz w:val="18"/>
+        </w:rPr>
+        <w:t xml:space="preserve">    status = </w:t>
+      </w:r>
+      <w:proofErr w:type="spellStart"/>
+      <w:r>
+        <w:rPr>
+          <w:rFonts w:ascii="Consolas" w:hAnsi="Consolas"/>
+          <w:color w:val="000080"/>
+          <w:sz w:val="18"/>
+        </w:rPr>
+        <w:t>request.args.get</w:t>
+      </w:r>
+      <w:proofErr w:type="spellEnd"/>
+      <w:r>
+        <w:rPr>
+          <w:rFonts w:ascii="Consolas" w:hAnsi="Consolas"/>
+          <w:color w:val="000080"/>
+          <w:sz w:val="18"/>
+        </w:rPr>
+        <w:t>('status')</w:t>
       </w:r>
     </w:p>
     <w:p>
@@ -4453,20 +7293,56 @@
           <w:color w:val="000080"/>
           <w:sz w:val="18"/>
         </w:rPr>
-        <w:t xml:space="preserve">        return jsonify(filtered)</w:t>
-      </w:r>
-    </w:p>
-    <w:p>
-      <w:pPr>
-        <w:spacing w:after="0" w:line="240" w:lineRule="exact"/>
-      </w:pPr>
-      <w:r>
-        <w:rPr>
-          <w:rFonts w:ascii="Consolas" w:hAnsi="Consolas"/>
-          <w:color w:val="000080"/>
-          <w:sz w:val="18"/>
-        </w:rPr>
-        <w:t xml:space="preserve">    return jsonify(tasks)</w:t>
+        <w:t xml:space="preserve">        return </w:t>
+      </w:r>
+      <w:proofErr w:type="spellStart"/>
+      <w:r>
+        <w:rPr>
+          <w:rFonts w:ascii="Consolas" w:hAnsi="Consolas"/>
+          <w:color w:val="000080"/>
+          <w:sz w:val="18"/>
+        </w:rPr>
+        <w:t>jsonify</w:t>
+      </w:r>
+      <w:proofErr w:type="spellEnd"/>
+      <w:r>
+        <w:rPr>
+          <w:rFonts w:ascii="Consolas" w:hAnsi="Consolas"/>
+          <w:color w:val="000080"/>
+          <w:sz w:val="18"/>
+        </w:rPr>
+        <w:t>(filtered)</w:t>
+      </w:r>
+    </w:p>
+    <w:p>
+      <w:pPr>
+        <w:spacing w:after="0" w:line="240" w:lineRule="exact"/>
+      </w:pPr>
+      <w:r>
+        <w:rPr>
+          <w:rFonts w:ascii="Consolas" w:hAnsi="Consolas"/>
+          <w:color w:val="000080"/>
+          <w:sz w:val="18"/>
+        </w:rPr>
+        <w:t xml:space="preserve">    return </w:t>
+      </w:r>
+      <w:proofErr w:type="spellStart"/>
+      <w:r>
+        <w:rPr>
+          <w:rFonts w:ascii="Consolas" w:hAnsi="Consolas"/>
+          <w:color w:val="000080"/>
+          <w:sz w:val="18"/>
+        </w:rPr>
+        <w:t>jsonify</w:t>
+      </w:r>
+      <w:proofErr w:type="spellEnd"/>
+      <w:r>
+        <w:rPr>
+          <w:rFonts w:ascii="Consolas" w:hAnsi="Consolas"/>
+          <w:color w:val="000080"/>
+          <w:sz w:val="18"/>
+        </w:rPr>
+        <w:t>(tasks)</w:t>
       </w:r>
     </w:p>
     <w:p>
@@ -4497,7 +7373,25 @@
           <w:color w:val="000080"/>
           <w:sz w:val="18"/>
         </w:rPr>
-        <w:t xml:space="preserve">    app.run(debug=True)</w:t>
+        <w:t xml:space="preserve">    </w:t>
+      </w:r>
+      <w:proofErr w:type="spellStart"/>
+      <w:r>
+        <w:rPr>
+          <w:rFonts w:ascii="Consolas" w:hAnsi="Consolas"/>
+          <w:color w:val="000080"/>
+          <w:sz w:val="18"/>
+        </w:rPr>
+        <w:t>app.run</w:t>
+      </w:r>
+      <w:proofErr w:type="spellEnd"/>
+      <w:r>
+        <w:rPr>
+          <w:rFonts w:ascii="Consolas" w:hAnsi="Consolas"/>
+          <w:color w:val="000080"/>
+          <w:sz w:val="18"/>
+        </w:rPr>
+        <w:t>(debug=True)</w:t>
       </w:r>
     </w:p>
     <w:p/>
@@ -4550,7 +7444,25 @@
           <w:color w:val="000080"/>
           <w:sz w:val="18"/>
         </w:rPr>
-        <w:t>Flask: To create web application/serever in python</w:t>
+        <w:t>Flask: To create web application/</w:t>
+      </w:r>
+      <w:proofErr w:type="spellStart"/>
+      <w:r>
+        <w:rPr>
+          <w:rFonts w:ascii="Consolas" w:hAnsi="Consolas"/>
+          <w:color w:val="000080"/>
+          <w:sz w:val="18"/>
+        </w:rPr>
+        <w:t>serever</w:t>
+      </w:r>
+      <w:proofErr w:type="spellEnd"/>
+      <w:r>
+        <w:rPr>
+          <w:rFonts w:ascii="Consolas" w:hAnsi="Consolas"/>
+          <w:color w:val="000080"/>
+          <w:sz w:val="18"/>
+        </w:rPr>
+        <w:t xml:space="preserve"> in python</w:t>
       </w:r>
     </w:p>
     <w:p>
@@ -4575,13 +7487,23 @@
       <w:pPr>
         <w:spacing w:after="0"/>
       </w:pPr>
-      <w:r>
-        <w:rPr>
-          <w:rFonts w:ascii="Consolas" w:hAnsi="Consolas"/>
-          <w:color w:val="000080"/>
-          <w:sz w:val="18"/>
-        </w:rPr>
-        <w:t>Josinify:Convert python dictionaries or list to JSON and return as HTTE response with correct header</w:t>
+      <w:proofErr w:type="spellStart"/>
+      <w:r>
+        <w:rPr>
+          <w:rFonts w:ascii="Consolas" w:hAnsi="Consolas"/>
+          <w:color w:val="000080"/>
+          <w:sz w:val="18"/>
+        </w:rPr>
+        <w:t>Josinify:Convert</w:t>
+      </w:r>
+      <w:proofErr w:type="spellEnd"/>
+      <w:r>
+        <w:rPr>
+          <w:rFonts w:ascii="Consolas" w:hAnsi="Consolas"/>
+          <w:color w:val="000080"/>
+          <w:sz w:val="18"/>
+        </w:rPr>
+        <w:t xml:space="preserve"> python dictionaries or list to JSON and return as HTTE response with correct header</w:t>
       </w:r>
     </w:p>
     <w:p>
@@ -4669,7 +7591,15 @@
     </w:p>
     <w:p>
       <w:r>
-        <w:t>Receive JSON with title and optional status (defaults to 'pending'). Create a task dict with auto-generated id. Append to list. Return the created task with 201 status.</w:t>
+        <w:t xml:space="preserve">Receive JSON with title and optional status (defaults to 'pending'). Create a task </w:t>
+      </w:r>
+      <w:proofErr w:type="spellStart"/>
+      <w:r>
+        <w:t>dict</w:t>
+      </w:r>
+      <w:proofErr w:type="spellEnd"/>
+      <w:r>
+        <w:t xml:space="preserve"> with auto-generated id. Append to list. Return the created task with 201 status.</w:t>
       </w:r>
     </w:p>
     <w:p>
@@ -4695,7 +7625,23 @@
     </w:p>
     <w:p>
       <w:r>
-        <w:t>Fetch all tasks. Optional query parameter ?status=pending filters tasks by status. request.args.get('status') reads query parameters from URL. Example: GET /tasks?status=completed returns only completed tasks.</w:t>
+        <w:t xml:space="preserve">Fetch all tasks. Optional query parameter ?status=pending filters tasks by status. </w:t>
+      </w:r>
+      <w:proofErr w:type="spellStart"/>
+      <w:r>
+        <w:t>request.args.get</w:t>
+      </w:r>
+      <w:proofErr w:type="spellEnd"/>
+      <w:r>
+        <w:t>('status') reads query parameters from URL. Example: GET /</w:t>
+      </w:r>
+      <w:proofErr w:type="spellStart"/>
+      <w:r>
+        <w:t>tasks?status</w:t>
+      </w:r>
+      <w:proofErr w:type="spellEnd"/>
+      <w:r>
+        <w:t>=completed returns only completed tasks.</w:t>
       </w:r>
     </w:p>
     <w:p>
@@ -4730,8 +7676,18 @@
           <w:color w:val="000080"/>
           <w:sz w:val="18"/>
         </w:rPr>
-        <w:t>from flask import Flask, request, jsonify</w:t>
-      </w:r>
+        <w:t xml:space="preserve">from flask import Flask, request, </w:t>
+      </w:r>
+      <w:proofErr w:type="spellStart"/>
+      <w:r>
+        <w:rPr>
+          <w:rFonts w:ascii="Consolas" w:hAnsi="Consolas"/>
+          <w:color w:val="000080"/>
+          <w:sz w:val="18"/>
+        </w:rPr>
+        <w:t>jsonify</w:t>
+      </w:r>
+      <w:proofErr w:type="spellEnd"/>
     </w:p>
     <w:p>
       <w:pPr>
@@ -4836,33 +7792,87 @@
           <w:color w:val="000080"/>
           <w:sz w:val="18"/>
         </w:rPr>
-        <w:t xml:space="preserve">    data = request.get_json()</w:t>
-      </w:r>
-    </w:p>
-    <w:p>
-      <w:pPr>
-        <w:spacing w:after="0" w:line="240" w:lineRule="exact"/>
-      </w:pPr>
-      <w:r>
-        <w:rPr>
-          <w:rFonts w:ascii="Consolas" w:hAnsi="Consolas"/>
-          <w:color w:val="000080"/>
-          <w:sz w:val="18"/>
-        </w:rPr>
-        <w:t xml:space="preserve">    username = data.get('username', '')</w:t>
-      </w:r>
-    </w:p>
-    <w:p>
-      <w:pPr>
-        <w:spacing w:after="0" w:line="240" w:lineRule="exact"/>
-      </w:pPr>
-      <w:r>
-        <w:rPr>
-          <w:rFonts w:ascii="Consolas" w:hAnsi="Consolas"/>
-          <w:color w:val="000080"/>
-          <w:sz w:val="18"/>
-        </w:rPr>
-        <w:t xml:space="preserve">    password = data.get('password', '')</w:t>
+        <w:t xml:space="preserve">    data = </w:t>
+      </w:r>
+      <w:proofErr w:type="spellStart"/>
+      <w:r>
+        <w:rPr>
+          <w:rFonts w:ascii="Consolas" w:hAnsi="Consolas"/>
+          <w:color w:val="000080"/>
+          <w:sz w:val="18"/>
+        </w:rPr>
+        <w:t>request.get_json</w:t>
+      </w:r>
+      <w:proofErr w:type="spellEnd"/>
+      <w:r>
+        <w:rPr>
+          <w:rFonts w:ascii="Consolas" w:hAnsi="Consolas"/>
+          <w:color w:val="000080"/>
+          <w:sz w:val="18"/>
+        </w:rPr>
+        <w:t>()</w:t>
+      </w:r>
+    </w:p>
+    <w:p>
+      <w:pPr>
+        <w:spacing w:after="0" w:line="240" w:lineRule="exact"/>
+      </w:pPr>
+      <w:r>
+        <w:rPr>
+          <w:rFonts w:ascii="Consolas" w:hAnsi="Consolas"/>
+          <w:color w:val="000080"/>
+          <w:sz w:val="18"/>
+        </w:rPr>
+        <w:t xml:space="preserve">    username = </w:t>
+      </w:r>
+      <w:proofErr w:type="spellStart"/>
+      <w:r>
+        <w:rPr>
+          <w:rFonts w:ascii="Consolas" w:hAnsi="Consolas"/>
+          <w:color w:val="000080"/>
+          <w:sz w:val="18"/>
+        </w:rPr>
+        <w:t>data.get</w:t>
+      </w:r>
+      <w:proofErr w:type="spellEnd"/>
+      <w:r>
+        <w:rPr>
+          <w:rFonts w:ascii="Consolas" w:hAnsi="Consolas"/>
+          <w:color w:val="000080"/>
+          <w:sz w:val="18"/>
+        </w:rPr>
+        <w:t>('username', '')</w:t>
+      </w:r>
+    </w:p>
+    <w:p>
+      <w:pPr>
+        <w:spacing w:after="0" w:line="240" w:lineRule="exact"/>
+      </w:pPr>
+      <w:r>
+        <w:rPr>
+          <w:rFonts w:ascii="Consolas" w:hAnsi="Consolas"/>
+          <w:color w:val="000080"/>
+          <w:sz w:val="18"/>
+        </w:rPr>
+        <w:t xml:space="preserve">    password = </w:t>
+      </w:r>
+      <w:proofErr w:type="spellStart"/>
+      <w:r>
+        <w:rPr>
+          <w:rFonts w:ascii="Consolas" w:hAnsi="Consolas"/>
+          <w:color w:val="000080"/>
+          <w:sz w:val="18"/>
+        </w:rPr>
+        <w:t>data.get</w:t>
+      </w:r>
+      <w:proofErr w:type="spellEnd"/>
+      <w:r>
+        <w:rPr>
+          <w:rFonts w:ascii="Consolas" w:hAnsi="Consolas"/>
+          <w:color w:val="000080"/>
+          <w:sz w:val="18"/>
+        </w:rPr>
+        <w:t>('password', '')</w:t>
       </w:r>
     </w:p>
     <w:p>
@@ -4893,7 +7903,25 @@
           <w:color w:val="000080"/>
           <w:sz w:val="18"/>
         </w:rPr>
-        <w:t xml:space="preserve">        return jsonify({</w:t>
+        <w:t xml:space="preserve">        return </w:t>
+      </w:r>
+      <w:proofErr w:type="spellStart"/>
+      <w:r>
+        <w:rPr>
+          <w:rFonts w:ascii="Consolas" w:hAnsi="Consolas"/>
+          <w:color w:val="000080"/>
+          <w:sz w:val="18"/>
+        </w:rPr>
+        <w:t>jsonify</w:t>
+      </w:r>
+      <w:proofErr w:type="spellEnd"/>
+      <w:r>
+        <w:rPr>
+          <w:rFonts w:ascii="Consolas" w:hAnsi="Consolas"/>
+          <w:color w:val="000080"/>
+          <w:sz w:val="18"/>
+        </w:rPr>
+        <w:t>({</w:t>
       </w:r>
     </w:p>
     <w:p>
@@ -4958,7 +7986,25 @@
           <w:color w:val="000080"/>
           <w:sz w:val="18"/>
         </w:rPr>
-        <w:t xml:space="preserve">        return jsonify({</w:t>
+        <w:t xml:space="preserve">        return </w:t>
+      </w:r>
+      <w:proofErr w:type="spellStart"/>
+      <w:r>
+        <w:rPr>
+          <w:rFonts w:ascii="Consolas" w:hAnsi="Consolas"/>
+          <w:color w:val="000080"/>
+          <w:sz w:val="18"/>
+        </w:rPr>
+        <w:t>jsonify</w:t>
+      </w:r>
+      <w:proofErr w:type="spellEnd"/>
+      <w:r>
+        <w:rPr>
+          <w:rFonts w:ascii="Consolas" w:hAnsi="Consolas"/>
+          <w:color w:val="000080"/>
+          <w:sz w:val="18"/>
+        </w:rPr>
+        <w:t>({</w:t>
       </w:r>
     </w:p>
     <w:p>
@@ -5028,7 +8074,25 @@
           <w:color w:val="000080"/>
           <w:sz w:val="18"/>
         </w:rPr>
-        <w:t xml:space="preserve">    app.run(debug=True)</w:t>
+        <w:t xml:space="preserve">    </w:t>
+      </w:r>
+      <w:proofErr w:type="spellStart"/>
+      <w:r>
+        <w:rPr>
+          <w:rFonts w:ascii="Consolas" w:hAnsi="Consolas"/>
+          <w:color w:val="000080"/>
+          <w:sz w:val="18"/>
+        </w:rPr>
+        <w:t>app.run</w:t>
+      </w:r>
+      <w:proofErr w:type="spellEnd"/>
+      <w:r>
+        <w:rPr>
+          <w:rFonts w:ascii="Consolas" w:hAnsi="Consolas"/>
+          <w:color w:val="000080"/>
+          <w:sz w:val="18"/>
+        </w:rPr>
+        <w:t>(debug=True)</w:t>
       </w:r>
     </w:p>
     <w:p/>
@@ -5151,8 +8215,18 @@
           <w:color w:val="000080"/>
           <w:sz w:val="18"/>
         </w:rPr>
-        <w:t>from flask import Flask, request, jsonify</w:t>
-      </w:r>
+        <w:t xml:space="preserve">from flask import Flask, request, </w:t>
+      </w:r>
+      <w:proofErr w:type="spellStart"/>
+      <w:r>
+        <w:rPr>
+          <w:rFonts w:ascii="Consolas" w:hAnsi="Consolas"/>
+          <w:color w:val="000080"/>
+          <w:sz w:val="18"/>
+        </w:rPr>
+        <w:t>jsonify</w:t>
+      </w:r>
+      <w:proofErr w:type="spellEnd"/>
     </w:p>
     <w:p>
       <w:pPr>
@@ -5271,7 +8345,25 @@
           <w:color w:val="000080"/>
           <w:sz w:val="18"/>
         </w:rPr>
-        <w:t>API_KEY = 'your_api_key_here'</w:t>
+        <w:t>API_KEY = '</w:t>
+      </w:r>
+      <w:proofErr w:type="spellStart"/>
+      <w:r>
+        <w:rPr>
+          <w:rFonts w:ascii="Consolas" w:hAnsi="Consolas"/>
+          <w:color w:val="000080"/>
+          <w:sz w:val="18"/>
+        </w:rPr>
+        <w:t>your_api_key_here</w:t>
+      </w:r>
+      <w:proofErr w:type="spellEnd"/>
+      <w:r>
+        <w:rPr>
+          <w:rFonts w:ascii="Consolas" w:hAnsi="Consolas"/>
+          <w:color w:val="000080"/>
+          <w:sz w:val="18"/>
+        </w:rPr>
+        <w:t>'</w:t>
       </w:r>
     </w:p>
     <w:p>
@@ -5302,82 +8394,208 @@
           <w:color w:val="000080"/>
           <w:sz w:val="18"/>
         </w:rPr>
-        <w:t>def get_weather():</w:t>
-      </w:r>
-    </w:p>
-    <w:p>
-      <w:pPr>
-        <w:spacing w:after="0" w:line="240" w:lineRule="exact"/>
-      </w:pPr>
-      <w:r>
-        <w:rPr>
-          <w:rFonts w:ascii="Consolas" w:hAnsi="Consolas"/>
-          <w:color w:val="000080"/>
-          <w:sz w:val="18"/>
-        </w:rPr>
-        <w:t xml:space="preserve">    city = request.args.get('city', 'London')</w:t>
-      </w:r>
-    </w:p>
-    <w:p>
-      <w:pPr>
-        <w:spacing w:after="0" w:line="240" w:lineRule="exact"/>
-      </w:pPr>
-      <w:r>
-        <w:rPr>
-          <w:rFonts w:ascii="Consolas" w:hAnsi="Consolas"/>
-          <w:color w:val="000080"/>
-          <w:sz w:val="18"/>
-        </w:rPr>
-        <w:t xml:space="preserve">    url = f'https://api.openweathermap.org/data/2.5/weather?q={city}&amp;appid={API_KEY}&amp;units=metric'</w:t>
-      </w:r>
-    </w:p>
-    <w:p>
-      <w:pPr>
-        <w:spacing w:after="0" w:line="240" w:lineRule="exact"/>
-      </w:pPr>
-    </w:p>
-    <w:p>
-      <w:pPr>
-        <w:spacing w:after="0" w:line="240" w:lineRule="exact"/>
-      </w:pPr>
-      <w:r>
-        <w:rPr>
-          <w:rFonts w:ascii="Consolas" w:hAnsi="Consolas"/>
-          <w:color w:val="000080"/>
-          <w:sz w:val="18"/>
-        </w:rPr>
-        <w:t xml:space="preserve">    response = requests.get(url)</w:t>
-      </w:r>
-    </w:p>
-    <w:p>
-      <w:pPr>
-        <w:spacing w:after="0" w:line="240" w:lineRule="exact"/>
-      </w:pPr>
-    </w:p>
-    <w:p>
-      <w:pPr>
-        <w:spacing w:after="0" w:line="240" w:lineRule="exact"/>
-      </w:pPr>
-      <w:r>
-        <w:rPr>
-          <w:rFonts w:ascii="Consolas" w:hAnsi="Consolas"/>
-          <w:color w:val="000080"/>
-          <w:sz w:val="18"/>
-        </w:rPr>
-        <w:t xml:space="preserve">    if response.status_code != 200:</w:t>
-      </w:r>
-    </w:p>
-    <w:p>
-      <w:pPr>
-        <w:spacing w:after="0" w:line="240" w:lineRule="exact"/>
-      </w:pPr>
-      <w:r>
-        <w:rPr>
-          <w:rFonts w:ascii="Consolas" w:hAnsi="Consolas"/>
-          <w:color w:val="000080"/>
-          <w:sz w:val="18"/>
-        </w:rPr>
-        <w:t xml:space="preserve">        return jsonify({</w:t>
+        <w:t xml:space="preserve">def </w:t>
+      </w:r>
+      <w:proofErr w:type="spellStart"/>
+      <w:r>
+        <w:rPr>
+          <w:rFonts w:ascii="Consolas" w:hAnsi="Consolas"/>
+          <w:color w:val="000080"/>
+          <w:sz w:val="18"/>
+        </w:rPr>
+        <w:t>get_weather</w:t>
+      </w:r>
+      <w:proofErr w:type="spellEnd"/>
+      <w:r>
+        <w:rPr>
+          <w:rFonts w:ascii="Consolas" w:hAnsi="Consolas"/>
+          <w:color w:val="000080"/>
+          <w:sz w:val="18"/>
+        </w:rPr>
+        <w:t>():</w:t>
+      </w:r>
+    </w:p>
+    <w:p>
+      <w:pPr>
+        <w:spacing w:after="0" w:line="240" w:lineRule="exact"/>
+      </w:pPr>
+      <w:r>
+        <w:rPr>
+          <w:rFonts w:ascii="Consolas" w:hAnsi="Consolas"/>
+          <w:color w:val="000080"/>
+          <w:sz w:val="18"/>
+        </w:rPr>
+        <w:t xml:space="preserve">    city = </w:t>
+      </w:r>
+      <w:proofErr w:type="spellStart"/>
+      <w:r>
+        <w:rPr>
+          <w:rFonts w:ascii="Consolas" w:hAnsi="Consolas"/>
+          <w:color w:val="000080"/>
+          <w:sz w:val="18"/>
+        </w:rPr>
+        <w:t>request.args.get</w:t>
+      </w:r>
+      <w:proofErr w:type="spellEnd"/>
+      <w:r>
+        <w:rPr>
+          <w:rFonts w:ascii="Consolas" w:hAnsi="Consolas"/>
+          <w:color w:val="000080"/>
+          <w:sz w:val="18"/>
+        </w:rPr>
+        <w:t>('city', 'London')</w:t>
+      </w:r>
+    </w:p>
+    <w:p>
+      <w:pPr>
+        <w:spacing w:after="0" w:line="240" w:lineRule="exact"/>
+      </w:pPr>
+      <w:r>
+        <w:rPr>
+          <w:rFonts w:ascii="Consolas" w:hAnsi="Consolas"/>
+          <w:color w:val="000080"/>
+          <w:sz w:val="18"/>
+        </w:rPr>
+        <w:t xml:space="preserve">    </w:t>
+      </w:r>
+      <w:proofErr w:type="spellStart"/>
+      <w:r>
+        <w:rPr>
+          <w:rFonts w:ascii="Consolas" w:hAnsi="Consolas"/>
+          <w:color w:val="000080"/>
+          <w:sz w:val="18"/>
+        </w:rPr>
+        <w:t>url</w:t>
+      </w:r>
+      <w:proofErr w:type="spellEnd"/>
+      <w:r>
+        <w:rPr>
+          <w:rFonts w:ascii="Consolas" w:hAnsi="Consolas"/>
+          <w:color w:val="000080"/>
+          <w:sz w:val="18"/>
+        </w:rPr>
+        <w:t xml:space="preserve"> = f'https://api.openweathermap.org/data/2.5/weather?q={city}&amp;appid={API_KEY}&amp;units=metric'</w:t>
+      </w:r>
+    </w:p>
+    <w:p>
+      <w:pPr>
+        <w:spacing w:after="0" w:line="240" w:lineRule="exact"/>
+      </w:pPr>
+    </w:p>
+    <w:p>
+      <w:pPr>
+        <w:spacing w:after="0" w:line="240" w:lineRule="exact"/>
+      </w:pPr>
+      <w:r>
+        <w:rPr>
+          <w:rFonts w:ascii="Consolas" w:hAnsi="Consolas"/>
+          <w:color w:val="000080"/>
+          <w:sz w:val="18"/>
+        </w:rPr>
+        <w:t xml:space="preserve">    response = </w:t>
+      </w:r>
+      <w:proofErr w:type="spellStart"/>
+      <w:r>
+        <w:rPr>
+          <w:rFonts w:ascii="Consolas" w:hAnsi="Consolas"/>
+          <w:color w:val="000080"/>
+          <w:sz w:val="18"/>
+        </w:rPr>
+        <w:t>requests.get</w:t>
+      </w:r>
+      <w:proofErr w:type="spellEnd"/>
+      <w:r>
+        <w:rPr>
+          <w:rFonts w:ascii="Consolas" w:hAnsi="Consolas"/>
+          <w:color w:val="000080"/>
+          <w:sz w:val="18"/>
+        </w:rPr>
+        <w:t>(</w:t>
+      </w:r>
+      <w:proofErr w:type="spellStart"/>
+      <w:r>
+        <w:rPr>
+          <w:rFonts w:ascii="Consolas" w:hAnsi="Consolas"/>
+          <w:color w:val="000080"/>
+          <w:sz w:val="18"/>
+        </w:rPr>
+        <w:t>url</w:t>
+      </w:r>
+      <w:proofErr w:type="spellEnd"/>
+      <w:r>
+        <w:rPr>
+          <w:rFonts w:ascii="Consolas" w:hAnsi="Consolas"/>
+          <w:color w:val="000080"/>
+          <w:sz w:val="18"/>
+        </w:rPr>
+        <w:t>)</w:t>
+      </w:r>
+    </w:p>
+    <w:p>
+      <w:pPr>
+        <w:spacing w:after="0" w:line="240" w:lineRule="exact"/>
+      </w:pPr>
+    </w:p>
+    <w:p>
+      <w:pPr>
+        <w:spacing w:after="0" w:line="240" w:lineRule="exact"/>
+      </w:pPr>
+      <w:r>
+        <w:rPr>
+          <w:rFonts w:ascii="Consolas" w:hAnsi="Consolas"/>
+          <w:color w:val="000080"/>
+          <w:sz w:val="18"/>
+        </w:rPr>
+        <w:t xml:space="preserve">    if </w:t>
+      </w:r>
+      <w:proofErr w:type="spellStart"/>
+      <w:r>
+        <w:rPr>
+          <w:rFonts w:ascii="Consolas" w:hAnsi="Consolas"/>
+          <w:color w:val="000080"/>
+          <w:sz w:val="18"/>
+        </w:rPr>
+        <w:t>response.status_code</w:t>
+      </w:r>
+      <w:proofErr w:type="spellEnd"/>
+      <w:r>
+        <w:rPr>
+          <w:rFonts w:ascii="Consolas" w:hAnsi="Consolas"/>
+          <w:color w:val="000080"/>
+          <w:sz w:val="18"/>
+        </w:rPr>
+        <w:t xml:space="preserve"> != 200:</w:t>
+      </w:r>
+    </w:p>
+    <w:p>
+      <w:pPr>
+        <w:spacing w:after="0" w:line="240" w:lineRule="exact"/>
+      </w:pPr>
+      <w:r>
+        <w:rPr>
+          <w:rFonts w:ascii="Consolas" w:hAnsi="Consolas"/>
+          <w:color w:val="000080"/>
+          <w:sz w:val="18"/>
+        </w:rPr>
+        <w:t xml:space="preserve">        return </w:t>
+      </w:r>
+      <w:proofErr w:type="spellStart"/>
+      <w:r>
+        <w:rPr>
+          <w:rFonts w:ascii="Consolas" w:hAnsi="Consolas"/>
+          <w:color w:val="000080"/>
+          <w:sz w:val="18"/>
+        </w:rPr>
+        <w:t>jsonify</w:t>
+      </w:r>
+      <w:proofErr w:type="spellEnd"/>
+      <w:r>
+        <w:rPr>
+          <w:rFonts w:ascii="Consolas" w:hAnsi="Consolas"/>
+          <w:color w:val="000080"/>
+          <w:sz w:val="18"/>
+        </w:rPr>
+        <w:t>({</w:t>
       </w:r>
     </w:p>
     <w:p>
@@ -5421,7 +8639,25 @@
           <w:color w:val="000080"/>
           <w:sz w:val="18"/>
         </w:rPr>
-        <w:t xml:space="preserve">    data = response.json()</w:t>
+        <w:t xml:space="preserve">    data = </w:t>
+      </w:r>
+      <w:proofErr w:type="spellStart"/>
+      <w:r>
+        <w:rPr>
+          <w:rFonts w:ascii="Consolas" w:hAnsi="Consolas"/>
+          <w:color w:val="000080"/>
+          <w:sz w:val="18"/>
+        </w:rPr>
+        <w:t>response.json</w:t>
+      </w:r>
+      <w:proofErr w:type="spellEnd"/>
+      <w:r>
+        <w:rPr>
+          <w:rFonts w:ascii="Consolas" w:hAnsi="Consolas"/>
+          <w:color w:val="000080"/>
+          <w:sz w:val="18"/>
+        </w:rPr>
+        <w:t>()</w:t>
       </w:r>
     </w:p>
     <w:p>
@@ -5473,7 +8709,43 @@
           <w:color w:val="000080"/>
           <w:sz w:val="18"/>
         </w:rPr>
-        <w:t xml:space="preserve">        "feels_like": data['main']['feels_like'],</w:t>
+        <w:t xml:space="preserve">        "</w:t>
+      </w:r>
+      <w:proofErr w:type="spellStart"/>
+      <w:r>
+        <w:rPr>
+          <w:rFonts w:ascii="Consolas" w:hAnsi="Consolas"/>
+          <w:color w:val="000080"/>
+          <w:sz w:val="18"/>
+        </w:rPr>
+        <w:t>feels_like</w:t>
+      </w:r>
+      <w:proofErr w:type="spellEnd"/>
+      <w:r>
+        <w:rPr>
+          <w:rFonts w:ascii="Consolas" w:hAnsi="Consolas"/>
+          <w:color w:val="000080"/>
+          <w:sz w:val="18"/>
+        </w:rPr>
+        <w:t>": data['main']['</w:t>
+      </w:r>
+      <w:proofErr w:type="spellStart"/>
+      <w:r>
+        <w:rPr>
+          <w:rFonts w:ascii="Consolas" w:hAnsi="Consolas"/>
+          <w:color w:val="000080"/>
+          <w:sz w:val="18"/>
+        </w:rPr>
+        <w:t>feels_like</w:t>
+      </w:r>
+      <w:proofErr w:type="spellEnd"/>
+      <w:r>
+        <w:rPr>
+          <w:rFonts w:ascii="Consolas" w:hAnsi="Consolas"/>
+          <w:color w:val="000080"/>
+          <w:sz w:val="18"/>
+        </w:rPr>
+        <w:t>'],</w:t>
       </w:r>
     </w:p>
     <w:p>
@@ -5512,7 +8784,25 @@
           <w:color w:val="000080"/>
           <w:sz w:val="18"/>
         </w:rPr>
-        <w:t xml:space="preserve">        "wind_speed": data['wind']['speed']</w:t>
+        <w:t xml:space="preserve">        "</w:t>
+      </w:r>
+      <w:proofErr w:type="spellStart"/>
+      <w:r>
+        <w:rPr>
+          <w:rFonts w:ascii="Consolas" w:hAnsi="Consolas"/>
+          <w:color w:val="000080"/>
+          <w:sz w:val="18"/>
+        </w:rPr>
+        <w:t>wind_speed</w:t>
+      </w:r>
+      <w:proofErr w:type="spellEnd"/>
+      <w:r>
+        <w:rPr>
+          <w:rFonts w:ascii="Consolas" w:hAnsi="Consolas"/>
+          <w:color w:val="000080"/>
+          <w:sz w:val="18"/>
+        </w:rPr>
+        <w:t>": data['wind']['speed']</w:t>
       </w:r>
     </w:p>
     <w:p>
@@ -5538,7 +8828,25 @@
           <w:color w:val="000080"/>
           <w:sz w:val="18"/>
         </w:rPr>
-        <w:t xml:space="preserve">    return jsonify(formatted)</w:t>
+        <w:t xml:space="preserve">    return </w:t>
+      </w:r>
+      <w:proofErr w:type="spellStart"/>
+      <w:r>
+        <w:rPr>
+          <w:rFonts w:ascii="Consolas" w:hAnsi="Consolas"/>
+          <w:color w:val="000080"/>
+          <w:sz w:val="18"/>
+        </w:rPr>
+        <w:t>jsonify</w:t>
+      </w:r>
+      <w:proofErr w:type="spellEnd"/>
+      <w:r>
+        <w:rPr>
+          <w:rFonts w:ascii="Consolas" w:hAnsi="Consolas"/>
+          <w:color w:val="000080"/>
+          <w:sz w:val="18"/>
+        </w:rPr>
+        <w:t>(formatted)</w:t>
       </w:r>
     </w:p>
     <w:p>
@@ -5569,7 +8877,25 @@
           <w:color w:val="000080"/>
           <w:sz w:val="18"/>
         </w:rPr>
-        <w:t xml:space="preserve">    app.run(debug=True)</w:t>
+        <w:t xml:space="preserve">    </w:t>
+      </w:r>
+      <w:proofErr w:type="spellStart"/>
+      <w:r>
+        <w:rPr>
+          <w:rFonts w:ascii="Consolas" w:hAnsi="Consolas"/>
+          <w:color w:val="000080"/>
+          <w:sz w:val="18"/>
+        </w:rPr>
+        <w:t>app.run</w:t>
+      </w:r>
+      <w:proofErr w:type="spellEnd"/>
+      <w:r>
+        <w:rPr>
+          <w:rFonts w:ascii="Consolas" w:hAnsi="Consolas"/>
+          <w:color w:val="000080"/>
+          <w:sz w:val="18"/>
+        </w:rPr>
+        <w:t>(debug=True)</w:t>
       </w:r>
     </w:p>
     <w:p/>
@@ -5599,8 +8925,18 @@
           <w:color w:val="000080"/>
           <w:sz w:val="18"/>
         </w:rPr>
-        <w:t>from flask import Flask, request, jsonify</w:t>
-      </w:r>
+        <w:t xml:space="preserve">from flask import Flask, request, </w:t>
+      </w:r>
+      <w:proofErr w:type="spellStart"/>
+      <w:r>
+        <w:rPr>
+          <w:rFonts w:ascii="Consolas" w:hAnsi="Consolas"/>
+          <w:color w:val="000080"/>
+          <w:sz w:val="18"/>
+        </w:rPr>
+        <w:t>jsonify</w:t>
+      </w:r>
+      <w:proofErr w:type="spellEnd"/>
     </w:p>
     <w:p>
       <w:r>
@@ -5678,12 +9014,38 @@
           <w:color w:val="000080"/>
           <w:sz w:val="18"/>
         </w:rPr>
-        <w:t>API_KEY = 'your_api_key_here'</w:t>
-      </w:r>
-    </w:p>
-    <w:p>
-      <w:r>
-        <w:t>API key for OpenWeatherMap. User must sign up at openweathermap.org and replace with their own key.</w:t>
+        <w:t>API_KEY = '</w:t>
+      </w:r>
+      <w:proofErr w:type="spellStart"/>
+      <w:r>
+        <w:rPr>
+          <w:rFonts w:ascii="Consolas" w:hAnsi="Consolas"/>
+          <w:color w:val="000080"/>
+          <w:sz w:val="18"/>
+        </w:rPr>
+        <w:t>your_api_key_here</w:t>
+      </w:r>
+      <w:proofErr w:type="spellEnd"/>
+      <w:r>
+        <w:rPr>
+          <w:rFonts w:ascii="Consolas" w:hAnsi="Consolas"/>
+          <w:color w:val="000080"/>
+          <w:sz w:val="18"/>
+        </w:rPr>
+        <w:t>'</w:t>
+      </w:r>
+    </w:p>
+    <w:p>
+      <w:r>
+        <w:t xml:space="preserve">API key for </w:t>
+      </w:r>
+      <w:proofErr w:type="spellStart"/>
+      <w:r>
+        <w:t>OpenWeatherMap</w:t>
+      </w:r>
+      <w:proofErr w:type="spellEnd"/>
+      <w:r>
+        <w:t>. User must sign up at openweathermap.org and replace with their own key.</w:t>
       </w:r>
     </w:p>
     <w:p>
@@ -5709,7 +9071,23 @@
     </w:p>
     <w:p>
       <w:r>
-        <w:t>GET /weather endpoint. Reads ?city= parameter from URL (defaults to 'London'). Constructs the OpenWeatherMap API URL with city and API key. Uses requests.get() to call the external API. If status is not 200 (city not found), returns error. Otherwise extracts relevant fields from the API response (temperature, humidity, description, wind speed) and returns formatted JSON.</w:t>
+        <w:t xml:space="preserve">GET /weather endpoint. Reads ?city= parameter from URL (defaults to 'London'). Constructs the </w:t>
+      </w:r>
+      <w:proofErr w:type="spellStart"/>
+      <w:r>
+        <w:t>OpenWeatherMap</w:t>
+      </w:r>
+      <w:proofErr w:type="spellEnd"/>
+      <w:r>
+        <w:t xml:space="preserve"> API URL with city and API key. Uses </w:t>
+      </w:r>
+      <w:proofErr w:type="spellStart"/>
+      <w:r>
+        <w:t>requests.get</w:t>
+      </w:r>
+      <w:proofErr w:type="spellEnd"/>
+      <w:r>
+        <w:t>() to call the external API. If status is not 200 (city not found), returns error. Otherwise extracts relevant fields from the API response (temperature, humidity, description, wind speed) and returns formatted JSON.</w:t>
       </w:r>
     </w:p>
     <w:p>
@@ -5991,8 +9369,18 @@
           <w:color w:val="000080"/>
           <w:sz w:val="18"/>
         </w:rPr>
-        <w:t># Python Flask endpoint to RECEIVE data from n8n:from flask import Flask, request, jsonify</w:t>
-      </w:r>
+        <w:t xml:space="preserve"># Python Flask endpoint to RECEIVE data from n8n:from flask import Flask, request, </w:t>
+      </w:r>
+      <w:proofErr w:type="spellStart"/>
+      <w:r>
+        <w:rPr>
+          <w:rFonts w:ascii="Consolas" w:hAnsi="Consolas"/>
+          <w:color w:val="000080"/>
+          <w:sz w:val="18"/>
+        </w:rPr>
+        <w:t>jsonify</w:t>
+      </w:r>
+      <w:proofErr w:type="spellEnd"/>
     </w:p>
     <w:p>
       <w:pPr>
@@ -6053,7 +9441,25 @@
           <w:color w:val="000080"/>
           <w:sz w:val="18"/>
         </w:rPr>
-        <w:t xml:space="preserve">    data = request.get_json()</w:t>
+        <w:t xml:space="preserve">    data = </w:t>
+      </w:r>
+      <w:proofErr w:type="spellStart"/>
+      <w:r>
+        <w:rPr>
+          <w:rFonts w:ascii="Consolas" w:hAnsi="Consolas"/>
+          <w:color w:val="000080"/>
+          <w:sz w:val="18"/>
+        </w:rPr>
+        <w:t>request.get_json</w:t>
+      </w:r>
+      <w:proofErr w:type="spellEnd"/>
+      <w:r>
+        <w:rPr>
+          <w:rFonts w:ascii="Consolas" w:hAnsi="Consolas"/>
+          <w:color w:val="000080"/>
+          <w:sz w:val="18"/>
+        </w:rPr>
+        <w:t>()</w:t>
       </w:r>
     </w:p>
     <w:p>
@@ -6092,7 +9498,25 @@
           <w:color w:val="000080"/>
           <w:sz w:val="18"/>
         </w:rPr>
-        <w:t xml:space="preserve">    return jsonify({"status": "received", "data": data})</w:t>
+        <w:t xml:space="preserve">    return </w:t>
+      </w:r>
+      <w:proofErr w:type="spellStart"/>
+      <w:r>
+        <w:rPr>
+          <w:rFonts w:ascii="Consolas" w:hAnsi="Consolas"/>
+          <w:color w:val="000080"/>
+          <w:sz w:val="18"/>
+        </w:rPr>
+        <w:t>jsonify</w:t>
+      </w:r>
+      <w:proofErr w:type="spellEnd"/>
+      <w:r>
+        <w:rPr>
+          <w:rFonts w:ascii="Consolas" w:hAnsi="Consolas"/>
+          <w:color w:val="000080"/>
+          <w:sz w:val="18"/>
+        </w:rPr>
+        <w:t>({"status": "received", "data": data})</w:t>
       </w:r>
     </w:p>
     <w:p>
@@ -6123,7 +9547,25 @@
           <w:color w:val="000080"/>
           <w:sz w:val="18"/>
         </w:rPr>
-        <w:t xml:space="preserve">    app.run(debug=True, port=5000)</w:t>
+        <w:t xml:space="preserve">    </w:t>
+      </w:r>
+      <w:proofErr w:type="spellStart"/>
+      <w:r>
+        <w:rPr>
+          <w:rFonts w:ascii="Consolas" w:hAnsi="Consolas"/>
+          <w:color w:val="000080"/>
+          <w:sz w:val="18"/>
+        </w:rPr>
+        <w:t>app.run</w:t>
+      </w:r>
+      <w:proofErr w:type="spellEnd"/>
+      <w:r>
+        <w:rPr>
+          <w:rFonts w:ascii="Consolas" w:hAnsi="Consolas"/>
+          <w:color w:val="000080"/>
+          <w:sz w:val="18"/>
+        </w:rPr>
+        <w:t>(debug=True, port=5000)</w:t>
       </w:r>
     </w:p>
     <w:p/>
@@ -6272,21 +9714,59 @@
           <w:color w:val="000080"/>
           <w:sz w:val="18"/>
         </w:rPr>
-        <w:t>from flask import Flask, request, jsonify</w:t>
-      </w:r>
-    </w:p>
-    <w:p>
-      <w:pPr>
-        <w:spacing w:after="0" w:line="240" w:lineRule="exact"/>
-      </w:pPr>
-      <w:r>
-        <w:rPr>
-          <w:rFonts w:ascii="Consolas" w:hAnsi="Consolas"/>
-          <w:color w:val="000080"/>
-          <w:sz w:val="18"/>
-        </w:rPr>
-        <w:t>import openai  # pip install openai</w:t>
-      </w:r>
+        <w:t xml:space="preserve">from flask import Flask, request, </w:t>
+      </w:r>
+      <w:proofErr w:type="spellStart"/>
+      <w:r>
+        <w:rPr>
+          <w:rFonts w:ascii="Consolas" w:hAnsi="Consolas"/>
+          <w:color w:val="000080"/>
+          <w:sz w:val="18"/>
+        </w:rPr>
+        <w:t>jsonify</w:t>
+      </w:r>
+      <w:proofErr w:type="spellEnd"/>
+    </w:p>
+    <w:p>
+      <w:pPr>
+        <w:spacing w:after="0" w:line="240" w:lineRule="exact"/>
+      </w:pPr>
+      <w:r>
+        <w:rPr>
+          <w:rFonts w:ascii="Consolas" w:hAnsi="Consolas"/>
+          <w:color w:val="000080"/>
+          <w:sz w:val="18"/>
+        </w:rPr>
+        <w:t xml:space="preserve">import </w:t>
+      </w:r>
+      <w:proofErr w:type="spellStart"/>
+      <w:r>
+        <w:rPr>
+          <w:rFonts w:ascii="Consolas" w:hAnsi="Consolas"/>
+          <w:color w:val="000080"/>
+          <w:sz w:val="18"/>
+        </w:rPr>
+        <w:t>openai</w:t>
+      </w:r>
+      <w:proofErr w:type="spellEnd"/>
+      <w:r>
+        <w:rPr>
+          <w:rFonts w:ascii="Consolas" w:hAnsi="Consolas"/>
+          <w:color w:val="000080"/>
+          <w:sz w:val="18"/>
+        </w:rPr>
+        <w:t xml:space="preserve">  # pip install </w:t>
+      </w:r>
+      <w:proofErr w:type="spellStart"/>
+      <w:r>
+        <w:rPr>
+          <w:rFonts w:ascii="Consolas" w:hAnsi="Consolas"/>
+          <w:color w:val="000080"/>
+          <w:sz w:val="18"/>
+        </w:rPr>
+        <w:t>openai</w:t>
+      </w:r>
+      <w:proofErr w:type="spellEnd"/>
     </w:p>
     <w:p>
       <w:pPr>
@@ -6328,13 +9808,59 @@
       <w:pPr>
         <w:spacing w:after="0" w:line="240" w:lineRule="exact"/>
       </w:pPr>
-      <w:r>
-        <w:rPr>
-          <w:rFonts w:ascii="Consolas" w:hAnsi="Consolas"/>
-          <w:color w:val="000080"/>
-          <w:sz w:val="18"/>
-        </w:rPr>
-        <w:t>openai.api_key = 'your-openai-api-key'</w:t>
+      <w:proofErr w:type="spellStart"/>
+      <w:r>
+        <w:rPr>
+          <w:rFonts w:ascii="Consolas" w:hAnsi="Consolas"/>
+          <w:color w:val="000080"/>
+          <w:sz w:val="18"/>
+        </w:rPr>
+        <w:t>openai.api_key</w:t>
+      </w:r>
+      <w:proofErr w:type="spellEnd"/>
+      <w:r>
+        <w:rPr>
+          <w:rFonts w:ascii="Consolas" w:hAnsi="Consolas"/>
+          <w:color w:val="000080"/>
+          <w:sz w:val="18"/>
+        </w:rPr>
+        <w:t xml:space="preserve"> = 'your-</w:t>
+      </w:r>
+      <w:proofErr w:type="spellStart"/>
+      <w:r>
+        <w:rPr>
+          <w:rFonts w:ascii="Consolas" w:hAnsi="Consolas"/>
+          <w:color w:val="000080"/>
+          <w:sz w:val="18"/>
+        </w:rPr>
+        <w:t>openai</w:t>
+      </w:r>
+      <w:proofErr w:type="spellEnd"/>
+      <w:r>
+        <w:rPr>
+          <w:rFonts w:ascii="Consolas" w:hAnsi="Consolas"/>
+          <w:color w:val="000080"/>
+          <w:sz w:val="18"/>
+        </w:rPr>
+        <w:t>-</w:t>
+      </w:r>
+      <w:proofErr w:type="spellStart"/>
+      <w:r>
+        <w:rPr>
+          <w:rFonts w:ascii="Consolas" w:hAnsi="Consolas"/>
+          <w:color w:val="000080"/>
+          <w:sz w:val="18"/>
+        </w:rPr>
+        <w:t>api</w:t>
+      </w:r>
+      <w:proofErr w:type="spellEnd"/>
+      <w:r>
+        <w:rPr>
+          <w:rFonts w:ascii="Consolas" w:hAnsi="Consolas"/>
+          <w:color w:val="000080"/>
+          <w:sz w:val="18"/>
+        </w:rPr>
+        <w:t>-key'</w:t>
       </w:r>
     </w:p>
     <w:p>
@@ -6378,69 +9904,201 @@
           <w:color w:val="000080"/>
           <w:sz w:val="18"/>
         </w:rPr>
-        <w:t xml:space="preserve">    data = request.get_json()</w:t>
-      </w:r>
-    </w:p>
-    <w:p>
-      <w:pPr>
-        <w:spacing w:after="0" w:line="240" w:lineRule="exact"/>
-      </w:pPr>
-      <w:r>
-        <w:rPr>
-          <w:rFonts w:ascii="Consolas" w:hAnsi="Consolas"/>
-          <w:color w:val="000080"/>
-          <w:sz w:val="18"/>
-        </w:rPr>
-        <w:t xml:space="preserve">    user_message = data.get('message', '')</w:t>
-      </w:r>
-    </w:p>
-    <w:p>
-      <w:pPr>
-        <w:spacing w:after="0" w:line="240" w:lineRule="exact"/>
-      </w:pPr>
-    </w:p>
-    <w:p>
-      <w:pPr>
-        <w:spacing w:after="0" w:line="240" w:lineRule="exact"/>
-      </w:pPr>
-      <w:r>
-        <w:rPr>
-          <w:rFonts w:ascii="Consolas" w:hAnsi="Consolas"/>
-          <w:color w:val="000080"/>
-          <w:sz w:val="18"/>
-        </w:rPr>
-        <w:t xml:space="preserve">    if not user_message:</w:t>
-      </w:r>
-    </w:p>
-    <w:p>
-      <w:pPr>
-        <w:spacing w:after="0" w:line="240" w:lineRule="exact"/>
-      </w:pPr>
-      <w:r>
-        <w:rPr>
-          <w:rFonts w:ascii="Consolas" w:hAnsi="Consolas"/>
-          <w:color w:val="000080"/>
-          <w:sz w:val="18"/>
-        </w:rPr>
-        <w:t xml:space="preserve">        return jsonify({"error": "Message is required"}), 400</w:t>
-      </w:r>
-    </w:p>
-    <w:p>
-      <w:pPr>
-        <w:spacing w:after="0" w:line="240" w:lineRule="exact"/>
-      </w:pPr>
-    </w:p>
-    <w:p>
-      <w:pPr>
-        <w:spacing w:after="0" w:line="240" w:lineRule="exact"/>
-      </w:pPr>
-      <w:r>
-        <w:rPr>
-          <w:rFonts w:ascii="Consolas" w:hAnsi="Consolas"/>
-          <w:color w:val="000080"/>
-          <w:sz w:val="18"/>
-        </w:rPr>
-        <w:t xml:space="preserve">    response = openai.ChatCompletion.create(</w:t>
+        <w:t xml:space="preserve">    data = </w:t>
+      </w:r>
+      <w:proofErr w:type="spellStart"/>
+      <w:r>
+        <w:rPr>
+          <w:rFonts w:ascii="Consolas" w:hAnsi="Consolas"/>
+          <w:color w:val="000080"/>
+          <w:sz w:val="18"/>
+        </w:rPr>
+        <w:t>request.get_json</w:t>
+      </w:r>
+      <w:proofErr w:type="spellEnd"/>
+      <w:r>
+        <w:rPr>
+          <w:rFonts w:ascii="Consolas" w:hAnsi="Consolas"/>
+          <w:color w:val="000080"/>
+          <w:sz w:val="18"/>
+        </w:rPr>
+        <w:t>()</w:t>
+      </w:r>
+    </w:p>
+    <w:p>
+      <w:pPr>
+        <w:spacing w:after="0" w:line="240" w:lineRule="exact"/>
+      </w:pPr>
+      <w:r>
+        <w:rPr>
+          <w:rFonts w:ascii="Consolas" w:hAnsi="Consolas"/>
+          <w:color w:val="000080"/>
+          <w:sz w:val="18"/>
+        </w:rPr>
+        <w:t xml:space="preserve">    </w:t>
+      </w:r>
+      <w:proofErr w:type="spellStart"/>
+      <w:r>
+        <w:rPr>
+          <w:rFonts w:ascii="Consolas" w:hAnsi="Consolas"/>
+          <w:color w:val="000080"/>
+          <w:sz w:val="18"/>
+        </w:rPr>
+        <w:t>user_message</w:t>
+      </w:r>
+      <w:proofErr w:type="spellEnd"/>
+      <w:r>
+        <w:rPr>
+          <w:rFonts w:ascii="Consolas" w:hAnsi="Consolas"/>
+          <w:color w:val="000080"/>
+          <w:sz w:val="18"/>
+        </w:rPr>
+        <w:t xml:space="preserve"> = </w:t>
+      </w:r>
+      <w:proofErr w:type="spellStart"/>
+      <w:r>
+        <w:rPr>
+          <w:rFonts w:ascii="Consolas" w:hAnsi="Consolas"/>
+          <w:color w:val="000080"/>
+          <w:sz w:val="18"/>
+        </w:rPr>
+        <w:t>data.get</w:t>
+      </w:r>
+      <w:proofErr w:type="spellEnd"/>
+      <w:r>
+        <w:rPr>
+          <w:rFonts w:ascii="Consolas" w:hAnsi="Consolas"/>
+          <w:color w:val="000080"/>
+          <w:sz w:val="18"/>
+        </w:rPr>
+        <w:t>('message', '')</w:t>
+      </w:r>
+    </w:p>
+    <w:p>
+      <w:pPr>
+        <w:spacing w:after="0" w:line="240" w:lineRule="exact"/>
+      </w:pPr>
+    </w:p>
+    <w:p>
+      <w:pPr>
+        <w:spacing w:after="0" w:line="240" w:lineRule="exact"/>
+      </w:pPr>
+      <w:r>
+        <w:rPr>
+          <w:rFonts w:ascii="Consolas" w:hAnsi="Consolas"/>
+          <w:color w:val="000080"/>
+          <w:sz w:val="18"/>
+        </w:rPr>
+        <w:t xml:space="preserve">    if not </w:t>
+      </w:r>
+      <w:proofErr w:type="spellStart"/>
+      <w:r>
+        <w:rPr>
+          <w:rFonts w:ascii="Consolas" w:hAnsi="Consolas"/>
+          <w:color w:val="000080"/>
+          <w:sz w:val="18"/>
+        </w:rPr>
+        <w:t>user_message</w:t>
+      </w:r>
+      <w:proofErr w:type="spellEnd"/>
+      <w:r>
+        <w:rPr>
+          <w:rFonts w:ascii="Consolas" w:hAnsi="Consolas"/>
+          <w:color w:val="000080"/>
+          <w:sz w:val="18"/>
+        </w:rPr>
+        <w:t>:</w:t>
+      </w:r>
+    </w:p>
+    <w:p>
+      <w:pPr>
+        <w:spacing w:after="0" w:line="240" w:lineRule="exact"/>
+      </w:pPr>
+      <w:r>
+        <w:rPr>
+          <w:rFonts w:ascii="Consolas" w:hAnsi="Consolas"/>
+          <w:color w:val="000080"/>
+          <w:sz w:val="18"/>
+        </w:rPr>
+        <w:t xml:space="preserve">        return </w:t>
+      </w:r>
+      <w:proofErr w:type="spellStart"/>
+      <w:r>
+        <w:rPr>
+          <w:rFonts w:ascii="Consolas" w:hAnsi="Consolas"/>
+          <w:color w:val="000080"/>
+          <w:sz w:val="18"/>
+        </w:rPr>
+        <w:t>jsonify</w:t>
+      </w:r>
+      <w:proofErr w:type="spellEnd"/>
+      <w:r>
+        <w:rPr>
+          <w:rFonts w:ascii="Consolas" w:hAnsi="Consolas"/>
+          <w:color w:val="000080"/>
+          <w:sz w:val="18"/>
+        </w:rPr>
+        <w:t>({"error": "Message is required"}), 400</w:t>
+      </w:r>
+    </w:p>
+    <w:p>
+      <w:pPr>
+        <w:spacing w:after="0" w:line="240" w:lineRule="exact"/>
+      </w:pPr>
+    </w:p>
+    <w:p>
+      <w:pPr>
+        <w:spacing w:after="0" w:line="240" w:lineRule="exact"/>
+      </w:pPr>
+      <w:r>
+        <w:rPr>
+          <w:rFonts w:ascii="Consolas" w:hAnsi="Consolas"/>
+          <w:color w:val="000080"/>
+          <w:sz w:val="18"/>
+        </w:rPr>
+        <w:t xml:space="preserve">    response = </w:t>
+      </w:r>
+      <w:proofErr w:type="spellStart"/>
+      <w:r>
+        <w:rPr>
+          <w:rFonts w:ascii="Consolas" w:hAnsi="Consolas"/>
+          <w:color w:val="000080"/>
+          <w:sz w:val="18"/>
+        </w:rPr>
+        <w:t>openai.ChatCompletion.create</w:t>
+      </w:r>
+      <w:proofErr w:type="spellEnd"/>
+      <w:r>
+        <w:rPr>
+          <w:rFonts w:ascii="Consolas" w:hAnsi="Consolas"/>
+          <w:color w:val="000080"/>
+          <w:sz w:val="18"/>
+        </w:rPr>
+        <w:t>(</w:t>
+      </w:r>
+      <w:r>
+        <w:rPr>
+          <w:rFonts w:ascii="Consolas" w:hAnsi="Consolas"/>
+          <w:color w:val="000080"/>
+          <w:sz w:val="18"/>
+        </w:rPr>
+        <w:t xml:space="preserve">  (</w:t>
+      </w:r>
+      <w:r>
+        <w:rPr>
+          <w:rFonts w:ascii="Consolas" w:hAnsi="Consolas"/>
+          <w:color w:val="000080"/>
+          <w:sz w:val="18"/>
+        </w:rPr>
+        <w:t>calls the OpenAI Chat API</w:t>
+      </w:r>
+      <w:r>
+        <w:rPr>
+          <w:rFonts w:ascii="Consolas" w:hAnsi="Consolas"/>
+          <w:color w:val="000080"/>
+          <w:sz w:val="18"/>
+        </w:rPr>
+        <w:t>)</w:t>
       </w:r>
     </w:p>
     <w:p>
@@ -6455,6 +10113,40 @@
         </w:rPr>
         <w:t xml:space="preserve">        model="gpt-3.5-turbo",</w:t>
       </w:r>
+      <w:r>
+        <w:rPr>
+          <w:rFonts w:ascii="Consolas" w:hAnsi="Consolas"/>
+          <w:color w:val="000080"/>
+          <w:sz w:val="18"/>
+        </w:rPr>
+        <w:t>(</w:t>
+      </w:r>
+      <w:r>
+        <w:rPr>
+          <w:rFonts w:ascii="Segoe UI" w:hAnsi="Segoe UI" w:cs="Segoe UI"/>
+          <w:color w:val="161616"/>
+          <w:sz w:val="21"/>
+          <w:szCs w:val="21"/>
+          <w:shd w:val="clear" w:color="auto" w:fill="FFFFFF"/>
+        </w:rPr>
+        <w:t xml:space="preserve"> </w:t>
+      </w:r>
+      <w:r>
+        <w:rPr>
+          <w:rFonts w:ascii="Consolas" w:hAnsi="Consolas"/>
+          <w:color w:val="000080"/>
+          <w:sz w:val="18"/>
+        </w:rPr>
+        <w:t>which model to use</w:t>
+      </w:r>
+      <w:r>
+        <w:rPr>
+          <w:rFonts w:ascii="Consolas" w:hAnsi="Consolas"/>
+          <w:color w:val="000080"/>
+          <w:sz w:val="18"/>
+        </w:rPr>
+        <w:t>)</w:t>
+      </w:r>
     </w:p>
     <w:p>
       <w:pPr>
@@ -6479,7 +10171,59 @@
           <w:color w:val="000080"/>
           <w:sz w:val="18"/>
         </w:rPr>
-        <w:t xml:space="preserve">            {"role": "user", "content": user_message}</w:t>
+        <w:t xml:space="preserve">            {"role": "user", "content": </w:t>
+      </w:r>
+      <w:proofErr w:type="spellStart"/>
+      <w:r>
+        <w:rPr>
+          <w:rFonts w:ascii="Consolas" w:hAnsi="Consolas"/>
+          <w:color w:val="000080"/>
+          <w:sz w:val="18"/>
+        </w:rPr>
+        <w:t>user_message</w:t>
+      </w:r>
+      <w:proofErr w:type="spellEnd"/>
+      <w:r>
+        <w:rPr>
+          <w:rFonts w:ascii="Consolas" w:hAnsi="Consolas"/>
+          <w:color w:val="000080"/>
+          <w:sz w:val="18"/>
+        </w:rPr>
+        <w:t>}</w:t>
+      </w:r>
+      <w:r>
+        <w:rPr>
+          <w:rFonts w:ascii="Consolas" w:hAnsi="Consolas"/>
+          <w:color w:val="000080"/>
+          <w:sz w:val="18"/>
+        </w:rPr>
+        <w:t>(</w:t>
+      </w:r>
+      <w:r>
+        <w:rPr>
+          <w:rFonts w:ascii="Segoe UI" w:hAnsi="Segoe UI" w:cs="Segoe UI"/>
+          <w:color w:val="161616"/>
+          <w:sz w:val="21"/>
+          <w:szCs w:val="21"/>
+          <w:shd w:val="clear" w:color="auto" w:fill="FFFFFF"/>
+        </w:rPr>
+        <w:t xml:space="preserve"> </w:t>
+      </w:r>
+      <w:r>
+        <w:rPr>
+          <w:rFonts w:ascii="Consolas" w:hAnsi="Consolas"/>
+          <w:color w:val="000080"/>
+          <w:sz w:val="18"/>
+        </w:rPr>
+        <w:t>the conversation; here one user prompt</w:t>
+      </w:r>
+      <w:r>
+        <w:rPr>
+          <w:rFonts w:ascii="Consolas" w:hAnsi="Consolas"/>
+          <w:color w:val="000080"/>
+          <w:sz w:val="18"/>
+        </w:rPr>
+        <w:t>)</w:t>
       </w:r>
     </w:p>
     <w:p>
@@ -6523,52 +10267,152 @@
           <w:color w:val="000080"/>
           <w:sz w:val="18"/>
         </w:rPr>
-        <w:t xml:space="preserve">    ai_reply = response['choices'][0]['message']['content']</w:t>
-      </w:r>
-    </w:p>
-    <w:p>
-      <w:pPr>
-        <w:spacing w:after="0" w:line="240" w:lineRule="exact"/>
-      </w:pPr>
-    </w:p>
-    <w:p>
-      <w:pPr>
-        <w:spacing w:after="0" w:line="240" w:lineRule="exact"/>
-      </w:pPr>
-      <w:r>
-        <w:rPr>
-          <w:rFonts w:ascii="Consolas" w:hAnsi="Consolas"/>
-          <w:color w:val="000080"/>
-          <w:sz w:val="18"/>
-        </w:rPr>
-        <w:t xml:space="preserve">    return jsonify({</w:t>
-      </w:r>
-    </w:p>
-    <w:p>
-      <w:pPr>
-        <w:spacing w:after="0" w:line="240" w:lineRule="exact"/>
-      </w:pPr>
-      <w:r>
-        <w:rPr>
-          <w:rFonts w:ascii="Consolas" w:hAnsi="Consolas"/>
-          <w:color w:val="000080"/>
-          <w:sz w:val="18"/>
-        </w:rPr>
-        <w:t xml:space="preserve">        "user_message": user_message,</w:t>
-      </w:r>
-    </w:p>
-    <w:p>
-      <w:pPr>
-        <w:spacing w:after="0" w:line="240" w:lineRule="exact"/>
-      </w:pPr>
-      <w:r>
-        <w:rPr>
-          <w:rFonts w:ascii="Consolas" w:hAnsi="Consolas"/>
-          <w:color w:val="000080"/>
-          <w:sz w:val="18"/>
-        </w:rPr>
-        <w:t xml:space="preserve">        "ai_response": ai_reply</w:t>
-      </w:r>
+        <w:t xml:space="preserve">    </w:t>
+      </w:r>
+      <w:proofErr w:type="spellStart"/>
+      <w:r>
+        <w:rPr>
+          <w:rFonts w:ascii="Consolas" w:hAnsi="Consolas"/>
+          <w:color w:val="000080"/>
+          <w:sz w:val="18"/>
+        </w:rPr>
+        <w:t>ai_reply</w:t>
+      </w:r>
+      <w:proofErr w:type="spellEnd"/>
+      <w:r>
+        <w:rPr>
+          <w:rFonts w:ascii="Consolas" w:hAnsi="Consolas"/>
+          <w:color w:val="000080"/>
+          <w:sz w:val="18"/>
+        </w:rPr>
+        <w:t xml:space="preserve"> = response['choices'][0]['message']['content']</w:t>
+      </w:r>
+    </w:p>
+    <w:p>
+      <w:pPr>
+        <w:spacing w:after="0" w:line="240" w:lineRule="exact"/>
+      </w:pPr>
+    </w:p>
+    <w:p>
+      <w:pPr>
+        <w:spacing w:after="0" w:line="240" w:lineRule="exact"/>
+      </w:pPr>
+      <w:r>
+        <w:rPr>
+          <w:rFonts w:ascii="Consolas" w:hAnsi="Consolas"/>
+          <w:color w:val="000080"/>
+          <w:sz w:val="18"/>
+        </w:rPr>
+        <w:t xml:space="preserve">    return </w:t>
+      </w:r>
+      <w:proofErr w:type="spellStart"/>
+      <w:r>
+        <w:rPr>
+          <w:rFonts w:ascii="Consolas" w:hAnsi="Consolas"/>
+          <w:color w:val="000080"/>
+          <w:sz w:val="18"/>
+        </w:rPr>
+        <w:t>jsonify</w:t>
+      </w:r>
+      <w:proofErr w:type="spellEnd"/>
+      <w:r>
+        <w:rPr>
+          <w:rFonts w:ascii="Consolas" w:hAnsi="Consolas"/>
+          <w:color w:val="000080"/>
+          <w:sz w:val="18"/>
+        </w:rPr>
+        <w:t>({</w:t>
+      </w:r>
+    </w:p>
+    <w:p>
+      <w:pPr>
+        <w:spacing w:after="0" w:line="240" w:lineRule="exact"/>
+      </w:pPr>
+      <w:r>
+        <w:rPr>
+          <w:rFonts w:ascii="Consolas" w:hAnsi="Consolas"/>
+          <w:color w:val="000080"/>
+          <w:sz w:val="18"/>
+        </w:rPr>
+        <w:t xml:space="preserve">        "</w:t>
+      </w:r>
+      <w:proofErr w:type="spellStart"/>
+      <w:r>
+        <w:rPr>
+          <w:rFonts w:ascii="Consolas" w:hAnsi="Consolas"/>
+          <w:color w:val="000080"/>
+          <w:sz w:val="18"/>
+        </w:rPr>
+        <w:t>user_message</w:t>
+      </w:r>
+      <w:proofErr w:type="spellEnd"/>
+      <w:r>
+        <w:rPr>
+          <w:rFonts w:ascii="Consolas" w:hAnsi="Consolas"/>
+          <w:color w:val="000080"/>
+          <w:sz w:val="18"/>
+        </w:rPr>
+        <w:t xml:space="preserve">": </w:t>
+      </w:r>
+      <w:proofErr w:type="spellStart"/>
+      <w:r>
+        <w:rPr>
+          <w:rFonts w:ascii="Consolas" w:hAnsi="Consolas"/>
+          <w:color w:val="000080"/>
+          <w:sz w:val="18"/>
+        </w:rPr>
+        <w:t>user_message</w:t>
+      </w:r>
+      <w:proofErr w:type="spellEnd"/>
+      <w:r>
+        <w:rPr>
+          <w:rFonts w:ascii="Consolas" w:hAnsi="Consolas"/>
+          <w:color w:val="000080"/>
+          <w:sz w:val="18"/>
+        </w:rPr>
+        <w:t>,</w:t>
+      </w:r>
+    </w:p>
+    <w:p>
+      <w:pPr>
+        <w:spacing w:after="0" w:line="240" w:lineRule="exact"/>
+      </w:pPr>
+      <w:r>
+        <w:rPr>
+          <w:rFonts w:ascii="Consolas" w:hAnsi="Consolas"/>
+          <w:color w:val="000080"/>
+          <w:sz w:val="18"/>
+        </w:rPr>
+        <w:t xml:space="preserve">        "</w:t>
+      </w:r>
+      <w:proofErr w:type="spellStart"/>
+      <w:r>
+        <w:rPr>
+          <w:rFonts w:ascii="Consolas" w:hAnsi="Consolas"/>
+          <w:color w:val="000080"/>
+          <w:sz w:val="18"/>
+        </w:rPr>
+        <w:t>ai_response</w:t>
+      </w:r>
+      <w:proofErr w:type="spellEnd"/>
+      <w:r>
+        <w:rPr>
+          <w:rFonts w:ascii="Consolas" w:hAnsi="Consolas"/>
+          <w:color w:val="000080"/>
+          <w:sz w:val="18"/>
+        </w:rPr>
+        <w:t xml:space="preserve">": </w:t>
+      </w:r>
+      <w:proofErr w:type="spellStart"/>
+      <w:r>
+        <w:rPr>
+          <w:rFonts w:ascii="Consolas" w:hAnsi="Consolas"/>
+          <w:color w:val="000080"/>
+          <w:sz w:val="18"/>
+        </w:rPr>
+        <w:t>ai_reply</w:t>
+      </w:r>
+      <w:proofErr w:type="spellEnd"/>
     </w:p>
     <w:p>
       <w:pPr>
@@ -6611,7 +10455,25 @@
           <w:color w:val="000080"/>
           <w:sz w:val="18"/>
         </w:rPr>
-        <w:t xml:space="preserve">    app.run(debug=True)</w:t>
+        <w:t xml:space="preserve">    </w:t>
+      </w:r>
+      <w:proofErr w:type="spellStart"/>
+      <w:r>
+        <w:rPr>
+          <w:rFonts w:ascii="Consolas" w:hAnsi="Consolas"/>
+          <w:color w:val="000080"/>
+          <w:sz w:val="18"/>
+        </w:rPr>
+        <w:t>app.run</w:t>
+      </w:r>
+      <w:proofErr w:type="spellEnd"/>
+      <w:r>
+        <w:rPr>
+          <w:rFonts w:ascii="Consolas" w:hAnsi="Consolas"/>
+          <w:color w:val="000080"/>
+          <w:sz w:val="18"/>
+        </w:rPr>
+        <w:t>(debug=True)</w:t>
       </w:r>
     </w:p>
     <w:p/>
@@ -6667,12 +10529,30 @@
           <w:color w:val="000080"/>
           <w:sz w:val="18"/>
         </w:rPr>
-        <w:t>import openai</w:t>
-      </w:r>
-    </w:p>
-    <w:p>
-      <w:r>
-        <w:t>Import OpenAI Python library (pip install openai) to access ChatGPT API.</w:t>
+        <w:t xml:space="preserve">import </w:t>
+      </w:r>
+      <w:proofErr w:type="spellStart"/>
+      <w:r>
+        <w:rPr>
+          <w:rFonts w:ascii="Consolas" w:hAnsi="Consolas"/>
+          <w:color w:val="000080"/>
+          <w:sz w:val="18"/>
+        </w:rPr>
+        <w:t>openai</w:t>
+      </w:r>
+      <w:proofErr w:type="spellEnd"/>
+    </w:p>
+    <w:p>
+      <w:r>
+        <w:t xml:space="preserve">Import OpenAI Python library (pip install </w:t>
+      </w:r>
+      <w:proofErr w:type="spellStart"/>
+      <w:r>
+        <w:t>openai</w:t>
+      </w:r>
+      <w:proofErr w:type="spellEnd"/>
+      <w:r>
+        <w:t>) to access ChatGPT API.</w:t>
       </w:r>
     </w:p>
     <w:p>
@@ -6693,12 +10573,12 @@
           <w:color w:val="000080"/>
           <w:sz w:val="18"/>
         </w:rPr>
+        <w:lastRenderedPageBreak/>
         <w:t>app = Flask(__name__)</w:t>
       </w:r>
     </w:p>
     <w:p>
       <w:r>
-        <w:lastRenderedPageBreak/>
         <w:t>Create Flask app.</w:t>
       </w:r>
     </w:p>
@@ -6714,18 +10594,72 @@
       <w:pPr>
         <w:spacing w:after="0"/>
       </w:pPr>
-      <w:r>
-        <w:rPr>
-          <w:rFonts w:ascii="Consolas" w:hAnsi="Consolas"/>
-          <w:color w:val="000080"/>
-          <w:sz w:val="18"/>
-        </w:rPr>
-        <w:t>openai.api_key = 'your-openai-api-key'</w:t>
-      </w:r>
-    </w:p>
-    <w:p>
-      <w:r>
-        <w:t>Set your OpenAI API key. Get it from platform.openai.com/api-keys. Never hardcode this in production — use environment variables.</w:t>
+      <w:proofErr w:type="spellStart"/>
+      <w:r>
+        <w:rPr>
+          <w:rFonts w:ascii="Consolas" w:hAnsi="Consolas"/>
+          <w:color w:val="000080"/>
+          <w:sz w:val="18"/>
+        </w:rPr>
+        <w:t>openai.api_key</w:t>
+      </w:r>
+      <w:proofErr w:type="spellEnd"/>
+      <w:r>
+        <w:rPr>
+          <w:rFonts w:ascii="Consolas" w:hAnsi="Consolas"/>
+          <w:color w:val="000080"/>
+          <w:sz w:val="18"/>
+        </w:rPr>
+        <w:t xml:space="preserve"> = 'your-</w:t>
+      </w:r>
+      <w:proofErr w:type="spellStart"/>
+      <w:r>
+        <w:rPr>
+          <w:rFonts w:ascii="Consolas" w:hAnsi="Consolas"/>
+          <w:color w:val="000080"/>
+          <w:sz w:val="18"/>
+        </w:rPr>
+        <w:t>openai</w:t>
+      </w:r>
+      <w:proofErr w:type="spellEnd"/>
+      <w:r>
+        <w:rPr>
+          <w:rFonts w:ascii="Consolas" w:hAnsi="Consolas"/>
+          <w:color w:val="000080"/>
+          <w:sz w:val="18"/>
+        </w:rPr>
+        <w:t>-</w:t>
+      </w:r>
+      <w:proofErr w:type="spellStart"/>
+      <w:r>
+        <w:rPr>
+          <w:rFonts w:ascii="Consolas" w:hAnsi="Consolas"/>
+          <w:color w:val="000080"/>
+          <w:sz w:val="18"/>
+        </w:rPr>
+        <w:t>api</w:t>
+      </w:r>
+      <w:proofErr w:type="spellEnd"/>
+      <w:r>
+        <w:rPr>
+          <w:rFonts w:ascii="Consolas" w:hAnsi="Consolas"/>
+          <w:color w:val="000080"/>
+          <w:sz w:val="18"/>
+        </w:rPr>
+        <w:t>-key'</w:t>
+      </w:r>
+    </w:p>
+    <w:p>
+      <w:r>
+        <w:t>Set your OpenAI API key. Get it from platform.openai.com/</w:t>
+      </w:r>
+      <w:proofErr w:type="spellStart"/>
+      <w:r>
+        <w:t>api</w:t>
+      </w:r>
+      <w:proofErr w:type="spellEnd"/>
+      <w:r>
+        <w:t>-keys. Never hardcode this in production — use environment variables.</w:t>
       </w:r>
     </w:p>
     <w:p>
@@ -6751,7 +10685,15 @@
     </w:p>
     <w:p>
       <w:r>
-        <w:t>POST /chat endpoint. Expects JSON with 'message' field containing user input. Validates that message is not empty. Calls OpenAI's ChatCompletion API with gpt-3.5-turbo model. Sends the user message and gets AI response. Returns both the user message and AI reply as JSON.</w:t>
+        <w:t xml:space="preserve">POST /chat endpoint. Expects JSON with 'message' field containing user input. Validates that message is not empty. Calls OpenAI's </w:t>
+      </w:r>
+      <w:proofErr w:type="spellStart"/>
+      <w:r>
+        <w:t>ChatCompletion</w:t>
+      </w:r>
+      <w:proofErr w:type="spellEnd"/>
+      <w:r>
+        <w:t xml:space="preserve"> API with gpt-3.5-turbo model. Sends the user message and gets AI response. Returns both the user message and AI reply as JSON.</w:t>
       </w:r>
     </w:p>
     <w:p>
@@ -6786,8 +10728,18 @@
           <w:color w:val="000080"/>
           <w:sz w:val="18"/>
         </w:rPr>
-        <w:t>from flask import Flask, request, jsonify</w:t>
-      </w:r>
+        <w:t xml:space="preserve">from flask import Flask, request, </w:t>
+      </w:r>
+      <w:proofErr w:type="spellStart"/>
+      <w:r>
+        <w:rPr>
+          <w:rFonts w:ascii="Consolas" w:hAnsi="Consolas"/>
+          <w:color w:val="000080"/>
+          <w:sz w:val="18"/>
+        </w:rPr>
+        <w:t>jsonify</w:t>
+      </w:r>
+      <w:proofErr w:type="spellEnd"/>
     </w:p>
     <w:p>
       <w:pPr>
@@ -6835,33 +10787,87 @@
           <w:color w:val="000080"/>
           <w:sz w:val="18"/>
         </w:rPr>
-        <w:t>def is_valid_email(email):</w:t>
-      </w:r>
-    </w:p>
-    <w:p>
-      <w:pPr>
-        <w:spacing w:after="0" w:line="240" w:lineRule="exact"/>
-      </w:pPr>
-      <w:r>
-        <w:rPr>
-          <w:rFonts w:ascii="Consolas" w:hAnsi="Consolas"/>
-          <w:color w:val="000080"/>
-          <w:sz w:val="18"/>
-        </w:rPr>
-        <w:t xml:space="preserve">    pattern = r'^[a-zA-Z0-9._%+-]+@[a-zA-Z0-9.-]+\.[a-zA-Z]{2,}$'</w:t>
-      </w:r>
-    </w:p>
-    <w:p>
-      <w:pPr>
-        <w:spacing w:after="0" w:line="240" w:lineRule="exact"/>
-      </w:pPr>
-      <w:r>
-        <w:rPr>
-          <w:rFonts w:ascii="Consolas" w:hAnsi="Consolas"/>
-          <w:color w:val="000080"/>
-          <w:sz w:val="18"/>
-        </w:rPr>
-        <w:t xml:space="preserve">    return re.match(pattern, email) is not None</w:t>
+        <w:t xml:space="preserve">def </w:t>
+      </w:r>
+      <w:proofErr w:type="spellStart"/>
+      <w:r>
+        <w:rPr>
+          <w:rFonts w:ascii="Consolas" w:hAnsi="Consolas"/>
+          <w:color w:val="000080"/>
+          <w:sz w:val="18"/>
+        </w:rPr>
+        <w:t>is_valid_email</w:t>
+      </w:r>
+      <w:proofErr w:type="spellEnd"/>
+      <w:r>
+        <w:rPr>
+          <w:rFonts w:ascii="Consolas" w:hAnsi="Consolas"/>
+          <w:color w:val="000080"/>
+          <w:sz w:val="18"/>
+        </w:rPr>
+        <w:t>(email):</w:t>
+      </w:r>
+    </w:p>
+    <w:p>
+      <w:pPr>
+        <w:spacing w:after="0" w:line="240" w:lineRule="exact"/>
+      </w:pPr>
+      <w:r>
+        <w:rPr>
+          <w:rFonts w:ascii="Consolas" w:hAnsi="Consolas"/>
+          <w:color w:val="000080"/>
+          <w:sz w:val="18"/>
+        </w:rPr>
+        <w:t xml:space="preserve">    pattern = r'^[a-zA-Z0-9._%+-]+@[a-zA-Z0-9.-]+\.[a-</w:t>
+      </w:r>
+      <w:proofErr w:type="spellStart"/>
+      <w:r>
+        <w:rPr>
+          <w:rFonts w:ascii="Consolas" w:hAnsi="Consolas"/>
+          <w:color w:val="000080"/>
+          <w:sz w:val="18"/>
+        </w:rPr>
+        <w:t>zA</w:t>
+      </w:r>
+      <w:proofErr w:type="spellEnd"/>
+      <w:r>
+        <w:rPr>
+          <w:rFonts w:ascii="Consolas" w:hAnsi="Consolas"/>
+          <w:color w:val="000080"/>
+          <w:sz w:val="18"/>
+        </w:rPr>
+        <w:t>-Z]{2,}$'</w:t>
+      </w:r>
+    </w:p>
+    <w:p>
+      <w:pPr>
+        <w:spacing w:after="0" w:line="240" w:lineRule="exact"/>
+      </w:pPr>
+      <w:r>
+        <w:rPr>
+          <w:rFonts w:ascii="Consolas" w:hAnsi="Consolas"/>
+          <w:color w:val="000080"/>
+          <w:sz w:val="18"/>
+        </w:rPr>
+        <w:t xml:space="preserve">    return </w:t>
+      </w:r>
+      <w:proofErr w:type="spellStart"/>
+      <w:r>
+        <w:rPr>
+          <w:rFonts w:ascii="Consolas" w:hAnsi="Consolas"/>
+          <w:color w:val="000080"/>
+          <w:sz w:val="18"/>
+        </w:rPr>
+        <w:t>re.match</w:t>
+      </w:r>
+      <w:proofErr w:type="spellEnd"/>
+      <w:r>
+        <w:rPr>
+          <w:rFonts w:ascii="Consolas" w:hAnsi="Consolas"/>
+          <w:color w:val="000080"/>
+          <w:sz w:val="18"/>
+        </w:rPr>
+        <w:t>(pattern, email) is not None</w:t>
       </w:r>
     </w:p>
     <w:p>
@@ -6905,33 +10911,87 @@
           <w:color w:val="000080"/>
           <w:sz w:val="18"/>
         </w:rPr>
-        <w:t xml:space="preserve">    data = request.get_json()</w:t>
-      </w:r>
-    </w:p>
-    <w:p>
-      <w:pPr>
-        <w:spacing w:after="0" w:line="240" w:lineRule="exact"/>
-      </w:pPr>
-      <w:r>
-        <w:rPr>
-          <w:rFonts w:ascii="Consolas" w:hAnsi="Consolas"/>
-          <w:color w:val="000080"/>
-          <w:sz w:val="18"/>
-        </w:rPr>
-        <w:t xml:space="preserve">    name = data.get('name', '')</w:t>
-      </w:r>
-    </w:p>
-    <w:p>
-      <w:pPr>
-        <w:spacing w:after="0" w:line="240" w:lineRule="exact"/>
-      </w:pPr>
-      <w:r>
-        <w:rPr>
-          <w:rFonts w:ascii="Consolas" w:hAnsi="Consolas"/>
-          <w:color w:val="000080"/>
-          <w:sz w:val="18"/>
-        </w:rPr>
-        <w:t xml:space="preserve">    email = data.get('email', '')</w:t>
+        <w:t xml:space="preserve">    data = </w:t>
+      </w:r>
+      <w:proofErr w:type="spellStart"/>
+      <w:r>
+        <w:rPr>
+          <w:rFonts w:ascii="Consolas" w:hAnsi="Consolas"/>
+          <w:color w:val="000080"/>
+          <w:sz w:val="18"/>
+        </w:rPr>
+        <w:t>request.get_json</w:t>
+      </w:r>
+      <w:proofErr w:type="spellEnd"/>
+      <w:r>
+        <w:rPr>
+          <w:rFonts w:ascii="Consolas" w:hAnsi="Consolas"/>
+          <w:color w:val="000080"/>
+          <w:sz w:val="18"/>
+        </w:rPr>
+        <w:t>()</w:t>
+      </w:r>
+    </w:p>
+    <w:p>
+      <w:pPr>
+        <w:spacing w:after="0" w:line="240" w:lineRule="exact"/>
+      </w:pPr>
+      <w:r>
+        <w:rPr>
+          <w:rFonts w:ascii="Consolas" w:hAnsi="Consolas"/>
+          <w:color w:val="000080"/>
+          <w:sz w:val="18"/>
+        </w:rPr>
+        <w:t xml:space="preserve">    name = </w:t>
+      </w:r>
+      <w:proofErr w:type="spellStart"/>
+      <w:r>
+        <w:rPr>
+          <w:rFonts w:ascii="Consolas" w:hAnsi="Consolas"/>
+          <w:color w:val="000080"/>
+          <w:sz w:val="18"/>
+        </w:rPr>
+        <w:t>data.get</w:t>
+      </w:r>
+      <w:proofErr w:type="spellEnd"/>
+      <w:r>
+        <w:rPr>
+          <w:rFonts w:ascii="Consolas" w:hAnsi="Consolas"/>
+          <w:color w:val="000080"/>
+          <w:sz w:val="18"/>
+        </w:rPr>
+        <w:t>('name', '')</w:t>
+      </w:r>
+    </w:p>
+    <w:p>
+      <w:pPr>
+        <w:spacing w:after="0" w:line="240" w:lineRule="exact"/>
+      </w:pPr>
+      <w:r>
+        <w:rPr>
+          <w:rFonts w:ascii="Consolas" w:hAnsi="Consolas"/>
+          <w:color w:val="000080"/>
+          <w:sz w:val="18"/>
+        </w:rPr>
+        <w:t xml:space="preserve">    email = </w:t>
+      </w:r>
+      <w:proofErr w:type="spellStart"/>
+      <w:r>
+        <w:rPr>
+          <w:rFonts w:ascii="Consolas" w:hAnsi="Consolas"/>
+          <w:color w:val="000080"/>
+          <w:sz w:val="18"/>
+        </w:rPr>
+        <w:t>data.get</w:t>
+      </w:r>
+      <w:proofErr w:type="spellEnd"/>
+      <w:r>
+        <w:rPr>
+          <w:rFonts w:ascii="Consolas" w:hAnsi="Consolas"/>
+          <w:color w:val="000080"/>
+          <w:sz w:val="18"/>
+        </w:rPr>
+        <w:t>('email', '')</w:t>
       </w:r>
     </w:p>
     <w:p>
@@ -6962,7 +11022,25 @@
           <w:color w:val="000080"/>
           <w:sz w:val="18"/>
         </w:rPr>
-        <w:t xml:space="preserve">        return jsonify({</w:t>
+        <w:t xml:space="preserve">        return </w:t>
+      </w:r>
+      <w:proofErr w:type="spellStart"/>
+      <w:r>
+        <w:rPr>
+          <w:rFonts w:ascii="Consolas" w:hAnsi="Consolas"/>
+          <w:color w:val="000080"/>
+          <w:sz w:val="18"/>
+        </w:rPr>
+        <w:t>jsonify</w:t>
+      </w:r>
+      <w:proofErr w:type="spellEnd"/>
+      <w:r>
+        <w:rPr>
+          <w:rFonts w:ascii="Consolas" w:hAnsi="Consolas"/>
+          <w:color w:val="000080"/>
+          <w:sz w:val="18"/>
+        </w:rPr>
+        <w:t>({</w:t>
       </w:r>
     </w:p>
     <w:p>
@@ -6988,7 +11066,25 @@
           <w:color w:val="000080"/>
           <w:sz w:val="18"/>
         </w:rPr>
-        <w:t xml:space="preserve">            "status_code": 400,</w:t>
+        <w:t xml:space="preserve">            "</w:t>
+      </w:r>
+      <w:proofErr w:type="spellStart"/>
+      <w:r>
+        <w:rPr>
+          <w:rFonts w:ascii="Consolas" w:hAnsi="Consolas"/>
+          <w:color w:val="000080"/>
+          <w:sz w:val="18"/>
+        </w:rPr>
+        <w:t>status_code</w:t>
+      </w:r>
+      <w:proofErr w:type="spellEnd"/>
+      <w:r>
+        <w:rPr>
+          <w:rFonts w:ascii="Consolas" w:hAnsi="Consolas"/>
+          <w:color w:val="000080"/>
+          <w:sz w:val="18"/>
+        </w:rPr>
+        <w:t>": 400,</w:t>
       </w:r>
     </w:p>
     <w:p>
@@ -7084,20 +11180,56 @@
           <w:color w:val="000080"/>
           <w:sz w:val="18"/>
         </w:rPr>
-        <w:t xml:space="preserve">    if not is_valid_email(email):</w:t>
-      </w:r>
-    </w:p>
-    <w:p>
-      <w:pPr>
-        <w:spacing w:after="0" w:line="240" w:lineRule="exact"/>
-      </w:pPr>
-      <w:r>
-        <w:rPr>
-          <w:rFonts w:ascii="Consolas" w:hAnsi="Consolas"/>
-          <w:color w:val="000080"/>
-          <w:sz w:val="18"/>
-        </w:rPr>
-        <w:t xml:space="preserve">        return jsonify({</w:t>
+        <w:t xml:space="preserve">    if not </w:t>
+      </w:r>
+      <w:proofErr w:type="spellStart"/>
+      <w:r>
+        <w:rPr>
+          <w:rFonts w:ascii="Consolas" w:hAnsi="Consolas"/>
+          <w:color w:val="000080"/>
+          <w:sz w:val="18"/>
+        </w:rPr>
+        <w:t>is_valid_email</w:t>
+      </w:r>
+      <w:proofErr w:type="spellEnd"/>
+      <w:r>
+        <w:rPr>
+          <w:rFonts w:ascii="Consolas" w:hAnsi="Consolas"/>
+          <w:color w:val="000080"/>
+          <w:sz w:val="18"/>
+        </w:rPr>
+        <w:t>(email):</w:t>
+      </w:r>
+    </w:p>
+    <w:p>
+      <w:pPr>
+        <w:spacing w:after="0" w:line="240" w:lineRule="exact"/>
+      </w:pPr>
+      <w:r>
+        <w:rPr>
+          <w:rFonts w:ascii="Consolas" w:hAnsi="Consolas"/>
+          <w:color w:val="000080"/>
+          <w:sz w:val="18"/>
+        </w:rPr>
+        <w:t xml:space="preserve">        return </w:t>
+      </w:r>
+      <w:proofErr w:type="spellStart"/>
+      <w:r>
+        <w:rPr>
+          <w:rFonts w:ascii="Consolas" w:hAnsi="Consolas"/>
+          <w:color w:val="000080"/>
+          <w:sz w:val="18"/>
+        </w:rPr>
+        <w:t>jsonify</w:t>
+      </w:r>
+      <w:proofErr w:type="spellEnd"/>
+      <w:r>
+        <w:rPr>
+          <w:rFonts w:ascii="Consolas" w:hAnsi="Consolas"/>
+          <w:color w:val="000080"/>
+          <w:sz w:val="18"/>
+        </w:rPr>
+        <w:t>({</w:t>
       </w:r>
     </w:p>
     <w:p>
@@ -7123,7 +11255,25 @@
           <w:color w:val="000080"/>
           <w:sz w:val="18"/>
         </w:rPr>
-        <w:t xml:space="preserve">            "status_code": 400,</w:t>
+        <w:t xml:space="preserve">            "</w:t>
+      </w:r>
+      <w:proofErr w:type="spellStart"/>
+      <w:r>
+        <w:rPr>
+          <w:rFonts w:ascii="Consolas" w:hAnsi="Consolas"/>
+          <w:color w:val="000080"/>
+          <w:sz w:val="18"/>
+        </w:rPr>
+        <w:t>status_code</w:t>
+      </w:r>
+      <w:proofErr w:type="spellEnd"/>
+      <w:r>
+        <w:rPr>
+          <w:rFonts w:ascii="Consolas" w:hAnsi="Consolas"/>
+          <w:color w:val="000080"/>
+          <w:sz w:val="18"/>
+        </w:rPr>
+        <w:t>": 400,</w:t>
       </w:r>
     </w:p>
     <w:p>
@@ -7206,7 +11356,25 @@
           <w:color w:val="000080"/>
           <w:sz w:val="18"/>
         </w:rPr>
-        <w:t xml:space="preserve">    return jsonify({</w:t>
+        <w:t xml:space="preserve">    return </w:t>
+      </w:r>
+      <w:proofErr w:type="spellStart"/>
+      <w:r>
+        <w:rPr>
+          <w:rFonts w:ascii="Consolas" w:hAnsi="Consolas"/>
+          <w:color w:val="000080"/>
+          <w:sz w:val="18"/>
+        </w:rPr>
+        <w:t>jsonify</w:t>
+      </w:r>
+      <w:proofErr w:type="spellEnd"/>
+      <w:r>
+        <w:rPr>
+          <w:rFonts w:ascii="Consolas" w:hAnsi="Consolas"/>
+          <w:color w:val="000080"/>
+          <w:sz w:val="18"/>
+        </w:rPr>
+        <w:t>({</w:t>
       </w:r>
     </w:p>
     <w:p>
@@ -7232,20 +11400,56 @@
           <w:color w:val="000080"/>
           <w:sz w:val="18"/>
         </w:rPr>
-        <w:t xml:space="preserve">        "status_code": 201,</w:t>
-      </w:r>
-    </w:p>
-    <w:p>
-      <w:pPr>
-        <w:spacing w:after="0" w:line="240" w:lineRule="exact"/>
-      </w:pPr>
-      <w:r>
-        <w:rPr>
-          <w:rFonts w:ascii="Consolas" w:hAnsi="Consolas"/>
-          <w:color w:val="000080"/>
-          <w:sz w:val="18"/>
-        </w:rPr>
-        <w:t xml:space="preserve">        "message": f"User {name} registered successfully",</w:t>
+        <w:t xml:space="preserve">        "</w:t>
+      </w:r>
+      <w:proofErr w:type="spellStart"/>
+      <w:r>
+        <w:rPr>
+          <w:rFonts w:ascii="Consolas" w:hAnsi="Consolas"/>
+          <w:color w:val="000080"/>
+          <w:sz w:val="18"/>
+        </w:rPr>
+        <w:t>status_code</w:t>
+      </w:r>
+      <w:proofErr w:type="spellEnd"/>
+      <w:r>
+        <w:rPr>
+          <w:rFonts w:ascii="Consolas" w:hAnsi="Consolas"/>
+          <w:color w:val="000080"/>
+          <w:sz w:val="18"/>
+        </w:rPr>
+        <w:t>": 201,</w:t>
+      </w:r>
+    </w:p>
+    <w:p>
+      <w:pPr>
+        <w:spacing w:after="0" w:line="240" w:lineRule="exact"/>
+      </w:pPr>
+      <w:r>
+        <w:rPr>
+          <w:rFonts w:ascii="Consolas" w:hAnsi="Consolas"/>
+          <w:color w:val="000080"/>
+          <w:sz w:val="18"/>
+        </w:rPr>
+        <w:t xml:space="preserve">        "message": </w:t>
+      </w:r>
+      <w:proofErr w:type="spellStart"/>
+      <w:r>
+        <w:rPr>
+          <w:rFonts w:ascii="Consolas" w:hAnsi="Consolas"/>
+          <w:color w:val="000080"/>
+          <w:sz w:val="18"/>
+        </w:rPr>
+        <w:t>f"User</w:t>
+      </w:r>
+      <w:proofErr w:type="spellEnd"/>
+      <w:r>
+        <w:rPr>
+          <w:rFonts w:ascii="Consolas" w:hAnsi="Consolas"/>
+          <w:color w:val="000080"/>
+          <w:sz w:val="18"/>
+        </w:rPr>
+        <w:t xml:space="preserve"> {name} registered successfully",</w:t>
       </w:r>
     </w:p>
     <w:p>
@@ -7341,7 +11545,25 @@
           <w:color w:val="000080"/>
           <w:sz w:val="18"/>
         </w:rPr>
-        <w:t xml:space="preserve">    app.run(debug=True)</w:t>
+        <w:t xml:space="preserve">    </w:t>
+      </w:r>
+      <w:proofErr w:type="spellStart"/>
+      <w:r>
+        <w:rPr>
+          <w:rFonts w:ascii="Consolas" w:hAnsi="Consolas"/>
+          <w:color w:val="000080"/>
+          <w:sz w:val="18"/>
+        </w:rPr>
+        <w:t>app.run</w:t>
+      </w:r>
+      <w:proofErr w:type="spellEnd"/>
+      <w:r>
+        <w:rPr>
+          <w:rFonts w:ascii="Consolas" w:hAnsi="Consolas"/>
+          <w:color w:val="000080"/>
+          <w:sz w:val="18"/>
+        </w:rPr>
+        <w:t>(debug=True)</w:t>
       </w:r>
     </w:p>
     <w:p/>
@@ -7377,7 +11599,15 @@
     </w:p>
     <w:p>
       <w:r>
-        <w:t>This program takes the registration API from Program 2 and improves its response structure. Instead of simple success/message, we now include: status_code in the body (good for debugging), structured errors object showing which field failed and why, data field in success response containing the registered info, proper HTTP status codes (400 for errors, 201 for created).</w:t>
+        <w:t xml:space="preserve">This program takes the registration API from Program 2 and improves its response structure. Instead of simple success/message, we now include: </w:t>
+      </w:r>
+      <w:proofErr w:type="spellStart"/>
+      <w:r>
+        <w:t>status_code</w:t>
+      </w:r>
+      <w:proofErr w:type="spellEnd"/>
+      <w:r>
+        <w:t xml:space="preserve"> in the body (good for debugging), structured errors object showing which field failed and why, data field in success response containing the registered info, proper HTTP status codes (400 for errors, 201 for created).</w:t>
       </w:r>
     </w:p>
     <w:p>
@@ -7461,8 +11691,18 @@
           <w:color w:val="000080"/>
           <w:sz w:val="18"/>
         </w:rPr>
-        <w:t>git init</w:t>
-      </w:r>
+        <w:t xml:space="preserve">git </w:t>
+      </w:r>
+      <w:proofErr w:type="spellStart"/>
+      <w:r>
+        <w:rPr>
+          <w:rFonts w:ascii="Consolas" w:hAnsi="Consolas"/>
+          <w:color w:val="000080"/>
+          <w:sz w:val="18"/>
+        </w:rPr>
+        <w:t>init</w:t>
+      </w:r>
+      <w:proofErr w:type="spellEnd"/>
     </w:p>
     <w:p>
       <w:pPr>
@@ -7704,7 +11944,25 @@
           <w:color w:val="000080"/>
           <w:sz w:val="18"/>
         </w:rPr>
-        <w:t>git log --oneline          # View commit history</w:t>
+        <w:t>git log --</w:t>
+      </w:r>
+      <w:proofErr w:type="spellStart"/>
+      <w:r>
+        <w:rPr>
+          <w:rFonts w:ascii="Consolas" w:hAnsi="Consolas"/>
+          <w:color w:val="000080"/>
+          <w:sz w:val="18"/>
+        </w:rPr>
+        <w:t>oneline</w:t>
+      </w:r>
+      <w:proofErr w:type="spellEnd"/>
+      <w:r>
+        <w:rPr>
+          <w:rFonts w:ascii="Consolas" w:hAnsi="Consolas"/>
+          <w:color w:val="000080"/>
+          <w:sz w:val="18"/>
+        </w:rPr>
+        <w:t xml:space="preserve">          # View commit history</w:t>
       </w:r>
     </w:p>
     <w:p>
@@ -7812,7 +12070,21 @@
         <w:rPr>
           <w:b/>
         </w:rPr>
-        <w:t xml:space="preserve">git init: </w:t>
+        <w:t xml:space="preserve">git </w:t>
+      </w:r>
+      <w:proofErr w:type="spellStart"/>
+      <w:r>
+        <w:rPr>
+          <w:b/>
+        </w:rPr>
+        <w:t>init</w:t>
+      </w:r>
+      <w:proofErr w:type="spellEnd"/>
+      <w:r>
+        <w:rPr>
+          <w:b/>
+        </w:rPr>
+        <w:t xml:space="preserve">: </w:t>
       </w:r>
     </w:p>
     <w:p>
@@ -7917,7 +12189,21 @@
         <w:rPr>
           <w:b/>
         </w:rPr>
-        <w:t xml:space="preserve">git remote add origin &lt;url&gt;: </w:t>
+        <w:t>git remote add origin &lt;</w:t>
+      </w:r>
+      <w:proofErr w:type="spellStart"/>
+      <w:r>
+        <w:rPr>
+          <w:b/>
+        </w:rPr>
+        <w:t>url</w:t>
+      </w:r>
+      <w:proofErr w:type="spellEnd"/>
+      <w:r>
+        <w:rPr>
+          <w:b/>
+        </w:rPr>
+        <w:t xml:space="preserve">&gt;: </w:t>
       </w:r>
     </w:p>
     <w:p>
@@ -8058,34 +12344,116 @@
           <w:color w:val="000080"/>
           <w:sz w:val="18"/>
         </w:rPr>
-        <w:t># Step 2: Create a Procfile (no extension, just 'Procfile')</w:t>
-      </w:r>
-    </w:p>
-    <w:p>
-      <w:pPr>
-        <w:spacing w:after="0" w:line="240" w:lineRule="exact"/>
-      </w:pPr>
-      <w:r>
-        <w:rPr>
-          <w:rFonts w:ascii="Consolas" w:hAnsi="Consolas"/>
-          <w:color w:val="000080"/>
-          <w:sz w:val="18"/>
-        </w:rPr>
-        <w:t># Add this line to Procfile:</w:t>
-      </w:r>
-    </w:p>
-    <w:p>
-      <w:pPr>
-        <w:spacing w:after="0" w:line="240" w:lineRule="exact"/>
-      </w:pPr>
-      <w:r>
-        <w:rPr>
-          <w:rFonts w:ascii="Consolas" w:hAnsi="Consolas"/>
-          <w:color w:val="000080"/>
-          <w:sz w:val="18"/>
-        </w:rPr>
-        <w:t>web: gunicorn app:app</w:t>
-      </w:r>
+        <w:t xml:space="preserve"># Step 2: Create a </w:t>
+      </w:r>
+      <w:proofErr w:type="spellStart"/>
+      <w:r>
+        <w:rPr>
+          <w:rFonts w:ascii="Consolas" w:hAnsi="Consolas"/>
+          <w:color w:val="000080"/>
+          <w:sz w:val="18"/>
+        </w:rPr>
+        <w:t>Procfile</w:t>
+      </w:r>
+      <w:proofErr w:type="spellEnd"/>
+      <w:r>
+        <w:rPr>
+          <w:rFonts w:ascii="Consolas" w:hAnsi="Consolas"/>
+          <w:color w:val="000080"/>
+          <w:sz w:val="18"/>
+        </w:rPr>
+        <w:t xml:space="preserve"> (no extension, just '</w:t>
+      </w:r>
+      <w:proofErr w:type="spellStart"/>
+      <w:r>
+        <w:rPr>
+          <w:rFonts w:ascii="Consolas" w:hAnsi="Consolas"/>
+          <w:color w:val="000080"/>
+          <w:sz w:val="18"/>
+        </w:rPr>
+        <w:t>Procfile</w:t>
+      </w:r>
+      <w:proofErr w:type="spellEnd"/>
+      <w:r>
+        <w:rPr>
+          <w:rFonts w:ascii="Consolas" w:hAnsi="Consolas"/>
+          <w:color w:val="000080"/>
+          <w:sz w:val="18"/>
+        </w:rPr>
+        <w:t>')</w:t>
+      </w:r>
+    </w:p>
+    <w:p>
+      <w:pPr>
+        <w:spacing w:after="0" w:line="240" w:lineRule="exact"/>
+      </w:pPr>
+      <w:r>
+        <w:rPr>
+          <w:rFonts w:ascii="Consolas" w:hAnsi="Consolas"/>
+          <w:color w:val="000080"/>
+          <w:sz w:val="18"/>
+        </w:rPr>
+        <w:t xml:space="preserve"># Add this line to </w:t>
+      </w:r>
+      <w:proofErr w:type="spellStart"/>
+      <w:r>
+        <w:rPr>
+          <w:rFonts w:ascii="Consolas" w:hAnsi="Consolas"/>
+          <w:color w:val="000080"/>
+          <w:sz w:val="18"/>
+        </w:rPr>
+        <w:t>Procfile</w:t>
+      </w:r>
+      <w:proofErr w:type="spellEnd"/>
+      <w:r>
+        <w:rPr>
+          <w:rFonts w:ascii="Consolas" w:hAnsi="Consolas"/>
+          <w:color w:val="000080"/>
+          <w:sz w:val="18"/>
+        </w:rPr>
+        <w:t>:</w:t>
+      </w:r>
+    </w:p>
+    <w:p>
+      <w:pPr>
+        <w:spacing w:after="0" w:line="240" w:lineRule="exact"/>
+      </w:pPr>
+      <w:r>
+        <w:rPr>
+          <w:rFonts w:ascii="Consolas" w:hAnsi="Consolas"/>
+          <w:color w:val="000080"/>
+          <w:sz w:val="18"/>
+        </w:rPr>
+        <w:t xml:space="preserve">web: </w:t>
+      </w:r>
+      <w:proofErr w:type="spellStart"/>
+      <w:r>
+        <w:rPr>
+          <w:rFonts w:ascii="Consolas" w:hAnsi="Consolas"/>
+          <w:color w:val="000080"/>
+          <w:sz w:val="18"/>
+        </w:rPr>
+        <w:t>gunicorn</w:t>
+      </w:r>
+      <w:proofErr w:type="spellEnd"/>
+      <w:r>
+        <w:rPr>
+          <w:rFonts w:ascii="Consolas" w:hAnsi="Consolas"/>
+          <w:color w:val="000080"/>
+          <w:sz w:val="18"/>
+        </w:rPr>
+        <w:t xml:space="preserve"> </w:t>
+      </w:r>
+      <w:proofErr w:type="spellStart"/>
+      <w:r>
+        <w:rPr>
+          <w:rFonts w:ascii="Consolas" w:hAnsi="Consolas"/>
+          <w:color w:val="000080"/>
+          <w:sz w:val="18"/>
+        </w:rPr>
+        <w:t>app:app</w:t>
+      </w:r>
+      <w:proofErr w:type="spellEnd"/>
     </w:p>
     <w:p>
       <w:pPr>
@@ -8185,7 +12553,25 @@
           <w:color w:val="000080"/>
           <w:sz w:val="18"/>
         </w:rPr>
-        <w:t>#    - Name: your-api-name</w:t>
+        <w:t>#    - Name: your-</w:t>
+      </w:r>
+      <w:proofErr w:type="spellStart"/>
+      <w:r>
+        <w:rPr>
+          <w:rFonts w:ascii="Consolas" w:hAnsi="Consolas"/>
+          <w:color w:val="000080"/>
+          <w:sz w:val="18"/>
+        </w:rPr>
+        <w:t>api</w:t>
+      </w:r>
+      <w:proofErr w:type="spellEnd"/>
+      <w:r>
+        <w:rPr>
+          <w:rFonts w:ascii="Consolas" w:hAnsi="Consolas"/>
+          <w:color w:val="000080"/>
+          <w:sz w:val="18"/>
+        </w:rPr>
+        <w:t>-name</w:t>
       </w:r>
     </w:p>
     <w:p>
@@ -8224,8 +12610,36 @@
           <w:color w:val="000080"/>
           <w:sz w:val="18"/>
         </w:rPr>
-        <w:t>#    - Start Command: gunicorn app:app</w:t>
-      </w:r>
+        <w:t xml:space="preserve">#    - Start Command: </w:t>
+      </w:r>
+      <w:proofErr w:type="spellStart"/>
+      <w:r>
+        <w:rPr>
+          <w:rFonts w:ascii="Consolas" w:hAnsi="Consolas"/>
+          <w:color w:val="000080"/>
+          <w:sz w:val="18"/>
+        </w:rPr>
+        <w:t>gunicorn</w:t>
+      </w:r>
+      <w:proofErr w:type="spellEnd"/>
+      <w:r>
+        <w:rPr>
+          <w:rFonts w:ascii="Consolas" w:hAnsi="Consolas"/>
+          <w:color w:val="000080"/>
+          <w:sz w:val="18"/>
+        </w:rPr>
+        <w:t xml:space="preserve"> </w:t>
+      </w:r>
+      <w:proofErr w:type="spellStart"/>
+      <w:r>
+        <w:rPr>
+          <w:rFonts w:ascii="Consolas" w:hAnsi="Consolas"/>
+          <w:color w:val="000080"/>
+          <w:sz w:val="18"/>
+        </w:rPr>
+        <w:t>app:app</w:t>
+      </w:r>
+      <w:proofErr w:type="spellEnd"/>
     </w:p>
     <w:p>
       <w:pPr>
@@ -8486,12 +12900,62 @@
           <w:sz w:val="18"/>
         </w:rPr>
         <w:lastRenderedPageBreak/>
-        <w:t>Create Procfile</w:t>
-      </w:r>
-    </w:p>
-    <w:p>
-      <w:r>
-        <w:t>A Procfile tells Render how to run your app. gunicorn app:app means: use Gunicorn server, import 'app' from app.py. Gunicorn is a production-ready web server (unlike Flask's built-in debug server).</w:t>
+        <w:t xml:space="preserve">Create </w:t>
+      </w:r>
+      <w:proofErr w:type="spellStart"/>
+      <w:r>
+        <w:rPr>
+          <w:rFonts w:ascii="Consolas" w:hAnsi="Consolas"/>
+          <w:color w:val="000080"/>
+          <w:sz w:val="18"/>
+        </w:rPr>
+        <w:t>Procfile</w:t>
+      </w:r>
+      <w:proofErr w:type="spellEnd"/>
+    </w:p>
+    <w:p>
+      <w:r>
+        <w:t xml:space="preserve">A </w:t>
+      </w:r>
+      <w:proofErr w:type="spellStart"/>
+      <w:r>
+        <w:t>Procfile</w:t>
+      </w:r>
+      <w:proofErr w:type="spellEnd"/>
+      <w:r>
+        <w:t xml:space="preserve"> tells Render how to run your app. </w:t>
+      </w:r>
+      <w:proofErr w:type="spellStart"/>
+      <w:r>
+        <w:t>gunicorn</w:t>
+      </w:r>
+      <w:proofErr w:type="spellEnd"/>
+      <w:r>
+        <w:t xml:space="preserve"> </w:t>
+      </w:r>
+      <w:proofErr w:type="spellStart"/>
+      <w:r>
+        <w:t>app:app</w:t>
+      </w:r>
+      <w:proofErr w:type="spellEnd"/>
+      <w:r>
+        <w:t xml:space="preserve"> means: use </w:t>
+      </w:r>
+      <w:proofErr w:type="spellStart"/>
+      <w:r>
+        <w:t>Gunicorn</w:t>
+      </w:r>
+      <w:proofErr w:type="spellEnd"/>
+      <w:r>
+        <w:t xml:space="preserve"> server, import 'app' from app.py. </w:t>
+      </w:r>
+      <w:proofErr w:type="spellStart"/>
+      <w:r>
+        <w:t>Gunicorn</w:t>
+      </w:r>
+      <w:proofErr w:type="spellEnd"/>
+      <w:r>
+        <w:t xml:space="preserve"> is a production-ready web server (unlike Flask's built-in debug server).</w:t>
       </w:r>
     </w:p>
     <w:p>
@@ -8543,7 +13007,15 @@
     </w:p>
     <w:p>
       <w:r>
-        <w:t>Render automatically detects it's a Python app. It runs pip install, then gunicorn. Free tier sleeps after inactivity (wakes up on first request, takes ~30 seconds).</w:t>
+        <w:t xml:space="preserve">Render automatically detects it's a Python app. It runs pip install, then </w:t>
+      </w:r>
+      <w:proofErr w:type="spellStart"/>
+      <w:r>
+        <w:t>gunicorn</w:t>
+      </w:r>
+      <w:proofErr w:type="spellEnd"/>
+      <w:r>
+        <w:t>. Free tier sleeps after inactivity (wakes up on first request, takes ~30 seconds).</w:t>
       </w:r>
     </w:p>
     <w:p>
@@ -8570,6 +13042,679 @@
     <w:p>
       <w:r>
         <w:t>After deployment, all your endpoints work at the Render URL. Example: https://your-api.onrender.com/users should return your user list.</w:t>
+      </w:r>
+    </w:p>
+    <w:p/>
+    <w:p>
+      <w:r>
+        <w:t xml:space="preserve">A </w:t>
+      </w:r>
+      <w:proofErr w:type="spellStart"/>
+      <w:r>
+        <w:rPr>
+          <w:b/>
+          <w:bCs/>
+        </w:rPr>
+        <w:t>Procfile</w:t>
+      </w:r>
+      <w:proofErr w:type="spellEnd"/>
+      <w:r>
+        <w:t xml:space="preserve"> is a plain text configuration file placed in the root directory of a software application to declare and manage the process types and startup commands required to r</w:t>
+      </w:r>
+    </w:p>
+    <w:p>
+      <w:r>
+        <w:t>Flask==3.1.3</w:t>
+      </w:r>
+    </w:p>
+    <w:p>
+      <w:proofErr w:type="spellStart"/>
+      <w:r>
+        <w:t>gunicorn</w:t>
+      </w:r>
+      <w:proofErr w:type="spellEnd"/>
+      <w:r>
+        <w:t>==23.0.0</w:t>
+      </w:r>
+    </w:p>
+    <w:p>
+      <w:pPr>
+        <w:rPr>
+          <w:lang w:val="en-IN"/>
+        </w:rPr>
+      </w:pPr>
+      <w:r>
+        <w:rPr>
+          <w:lang w:val="en-IN"/>
+        </w:rPr>
+        <w:t>Breaking it down:</w:t>
+      </w:r>
+    </w:p>
+    <w:p>
+      <w:pPr>
+        <w:numPr>
+          <w:ilvl w:val="0"/>
+          <w:numId w:val="11"/>
+        </w:numPr>
+        <w:rPr>
+          <w:lang w:val="en-IN"/>
+        </w:rPr>
+      </w:pPr>
+      <w:r>
+        <w:rPr>
+          <w:lang w:val="en-IN"/>
+        </w:rPr>
+        <w:t>Flask → the web framework your app.py uses (handles routes, requests, JSON).</w:t>
+      </w:r>
+    </w:p>
+    <w:p>
+      <w:pPr>
+        <w:numPr>
+          <w:ilvl w:val="0"/>
+          <w:numId w:val="11"/>
+        </w:numPr>
+        <w:rPr>
+          <w:lang w:val="en-IN"/>
+        </w:rPr>
+      </w:pPr>
+      <w:r>
+        <w:rPr>
+          <w:lang w:val="en-IN"/>
+        </w:rPr>
+        <w:t>== → means exactly this version (not newer, not older).</w:t>
+      </w:r>
+    </w:p>
+    <w:p>
+      <w:pPr>
+        <w:numPr>
+          <w:ilvl w:val="0"/>
+          <w:numId w:val="11"/>
+        </w:numPr>
+        <w:rPr>
+          <w:lang w:val="en-IN"/>
+        </w:rPr>
+      </w:pPr>
+      <w:r>
+        <w:rPr>
+          <w:lang w:val="en-IN"/>
+        </w:rPr>
+        <w:t>3.1.3 → the version number (</w:t>
+      </w:r>
+      <w:proofErr w:type="spellStart"/>
+      <w:r>
+        <w:rPr>
+          <w:lang w:val="en-IN"/>
+        </w:rPr>
+        <w:t>major.minor.patch</w:t>
+      </w:r>
+      <w:proofErr w:type="spellEnd"/>
+      <w:r>
+        <w:rPr>
+          <w:lang w:val="en-IN"/>
+        </w:rPr>
+        <w:t>).</w:t>
+      </w:r>
+    </w:p>
+    <w:p>
+      <w:pPr>
+        <w:numPr>
+          <w:ilvl w:val="0"/>
+          <w:numId w:val="11"/>
+        </w:numPr>
+        <w:rPr>
+          <w:lang w:val="en-IN"/>
+        </w:rPr>
+      </w:pPr>
+      <w:proofErr w:type="spellStart"/>
+      <w:r>
+        <w:rPr>
+          <w:lang w:val="en-IN"/>
+        </w:rPr>
+        <w:t>gunicorn</w:t>
+      </w:r>
+      <w:proofErr w:type="spellEnd"/>
+      <w:r>
+        <w:rPr>
+          <w:lang w:val="en-IN"/>
+        </w:rPr>
+        <w:t> → the production web server that Render runs to serve your Flask app.</w:t>
+      </w:r>
+    </w:p>
+    <w:p>
+      <w:pPr>
+        <w:numPr>
+          <w:ilvl w:val="0"/>
+          <w:numId w:val="11"/>
+        </w:numPr>
+        <w:rPr>
+          <w:lang w:val="en-IN"/>
+        </w:rPr>
+      </w:pPr>
+      <w:r>
+        <w:rPr>
+          <w:lang w:val="en-IN"/>
+        </w:rPr>
+        <w:t>23.0.0 → its exact version.</w:t>
+      </w:r>
+    </w:p>
+    <w:p>
+      <w:pPr>
+        <w:rPr>
+          <w:lang w:val="en-IN"/>
+        </w:rPr>
+      </w:pPr>
+      <w:r>
+        <w:rPr>
+          <w:lang w:val="en-IN"/>
+        </w:rPr>
+        <w:t>Why pin versions?</w:t>
+      </w:r>
+    </w:p>
+    <w:p>
+      <w:pPr>
+        <w:numPr>
+          <w:ilvl w:val="0"/>
+          <w:numId w:val="12"/>
+        </w:numPr>
+        <w:rPr>
+          <w:lang w:val="en-IN"/>
+        </w:rPr>
+      </w:pPr>
+      <w:r>
+        <w:rPr>
+          <w:lang w:val="en-IN"/>
+        </w:rPr>
+        <w:t>Reproducible builds — Render installs the </w:t>
+      </w:r>
+      <w:r>
+        <w:rPr>
+          <w:i/>
+          <w:iCs/>
+          <w:lang w:val="en-IN"/>
+        </w:rPr>
+        <w:t>same</w:t>
+      </w:r>
+      <w:r>
+        <w:rPr>
+          <w:lang w:val="en-IN"/>
+        </w:rPr>
+        <w:t> versions every time, so it won't break when a newer release appears.</w:t>
+      </w:r>
+    </w:p>
+    <w:p>
+      <w:pPr>
+        <w:numPr>
+          <w:ilvl w:val="0"/>
+          <w:numId w:val="12"/>
+        </w:numPr>
+        <w:rPr>
+          <w:lang w:val="en-IN"/>
+        </w:rPr>
+      </w:pPr>
+      <w:r>
+        <w:rPr>
+          <w:lang w:val="en-IN"/>
+        </w:rPr>
+        <w:t>Avoids "it worked on my machine" issues.</w:t>
+      </w:r>
+    </w:p>
+    <w:p>
+      <w:pPr>
+        <w:rPr>
+          <w:lang w:val="en-IN"/>
+        </w:rPr>
+      </w:pPr>
+      <w:r>
+        <w:rPr>
+          <w:lang w:val="en-IN"/>
+        </w:rPr>
+        <w:lastRenderedPageBreak/>
+        <w:t>Comparison of operators:</w:t>
+      </w:r>
+    </w:p>
+    <w:tbl>
+      <w:tblPr>
+        <w:tblW w:w="6240" w:type="dxa"/>
+        <w:tblBorders>
+          <w:top w:val="single" w:sz="2" w:space="0" w:color="auto"/>
+          <w:left w:val="single" w:sz="2" w:space="0" w:color="auto"/>
+          <w:bottom w:val="single" w:sz="2" w:space="0" w:color="auto"/>
+          <w:right w:val="single" w:sz="2" w:space="0" w:color="auto"/>
+        </w:tblBorders>
+        <w:tblCellMar>
+          <w:left w:w="0" w:type="dxa"/>
+          <w:right w:w="0" w:type="dxa"/>
+        </w:tblCellMar>
+        <w:tblLook w:val="04A0" w:firstRow="1" w:lastRow="0" w:firstColumn="1" w:lastColumn="0" w:noHBand="0" w:noVBand="1"/>
+      </w:tblPr>
+      <w:tblGrid>
+        <w:gridCol w:w="2049"/>
+        <w:gridCol w:w="4191"/>
+      </w:tblGrid>
+      <w:tr>
+        <w:trPr>
+          <w:tblHeader/>
+        </w:trPr>
+        <w:tc>
+          <w:tcPr>
+            <w:tcW w:w="0" w:type="auto"/>
+            <w:tcBorders>
+              <w:top w:val="single" w:sz="2" w:space="0" w:color="auto"/>
+              <w:left w:val="single" w:sz="2" w:space="0" w:color="auto"/>
+              <w:bottom w:val="single" w:sz="4" w:space="0" w:color="auto"/>
+              <w:right w:val="single" w:sz="2" w:space="0" w:color="auto"/>
+            </w:tcBorders>
+            <w:tcMar>
+              <w:top w:w="180" w:type="dxa"/>
+              <w:left w:w="180" w:type="dxa"/>
+              <w:bottom w:w="180" w:type="dxa"/>
+              <w:right w:w="180" w:type="dxa"/>
+            </w:tcMar>
+            <w:hideMark/>
+          </w:tcPr>
+          <w:p>
+            <w:pPr>
+              <w:rPr>
+                <w:lang w:val="en-IN"/>
+              </w:rPr>
+            </w:pPr>
+            <w:r>
+              <w:rPr>
+                <w:lang w:val="en-IN"/>
+              </w:rPr>
+              <w:t>Syntax</w:t>
+            </w:r>
+          </w:p>
+        </w:tc>
+        <w:tc>
+          <w:tcPr>
+            <w:tcW w:w="0" w:type="auto"/>
+            <w:tcBorders>
+              <w:top w:val="single" w:sz="2" w:space="0" w:color="auto"/>
+              <w:left w:val="single" w:sz="2" w:space="0" w:color="auto"/>
+              <w:bottom w:val="single" w:sz="4" w:space="0" w:color="auto"/>
+              <w:right w:val="single" w:sz="2" w:space="0" w:color="auto"/>
+            </w:tcBorders>
+            <w:tcMar>
+              <w:top w:w="180" w:type="dxa"/>
+              <w:left w:w="180" w:type="dxa"/>
+              <w:bottom w:w="180" w:type="dxa"/>
+              <w:right w:w="180" w:type="dxa"/>
+            </w:tcMar>
+            <w:hideMark/>
+          </w:tcPr>
+          <w:p>
+            <w:pPr>
+              <w:rPr>
+                <w:lang w:val="en-IN"/>
+              </w:rPr>
+            </w:pPr>
+            <w:r>
+              <w:rPr>
+                <w:lang w:val="en-IN"/>
+              </w:rPr>
+              <w:t>Meaning</w:t>
+            </w:r>
+          </w:p>
+        </w:tc>
+      </w:tr>
+      <w:tr>
+        <w:tc>
+          <w:tcPr>
+            <w:tcW w:w="0" w:type="auto"/>
+            <w:tcBorders>
+              <w:top w:val="single" w:sz="2" w:space="0" w:color="auto"/>
+              <w:left w:val="single" w:sz="2" w:space="0" w:color="auto"/>
+              <w:bottom w:val="single" w:sz="4" w:space="0" w:color="auto"/>
+              <w:right w:val="single" w:sz="2" w:space="0" w:color="auto"/>
+            </w:tcBorders>
+            <w:tcMar>
+              <w:top w:w="180" w:type="dxa"/>
+              <w:left w:w="180" w:type="dxa"/>
+              <w:bottom w:w="180" w:type="dxa"/>
+              <w:right w:w="180" w:type="dxa"/>
+            </w:tcMar>
+            <w:hideMark/>
+          </w:tcPr>
+          <w:p>
+            <w:pPr>
+              <w:rPr>
+                <w:lang w:val="en-IN"/>
+              </w:rPr>
+            </w:pPr>
+            <w:r>
+              <w:rPr>
+                <w:lang w:val="en-IN"/>
+              </w:rPr>
+              <w:t>Flask==3.1.3</w:t>
+            </w:r>
+          </w:p>
+        </w:tc>
+        <w:tc>
+          <w:tcPr>
+            <w:tcW w:w="0" w:type="auto"/>
+            <w:tcBorders>
+              <w:top w:val="single" w:sz="2" w:space="0" w:color="auto"/>
+              <w:left w:val="single" w:sz="2" w:space="0" w:color="auto"/>
+              <w:bottom w:val="single" w:sz="4" w:space="0" w:color="auto"/>
+              <w:right w:val="single" w:sz="2" w:space="0" w:color="auto"/>
+            </w:tcBorders>
+            <w:tcMar>
+              <w:top w:w="180" w:type="dxa"/>
+              <w:left w:w="180" w:type="dxa"/>
+              <w:bottom w:w="180" w:type="dxa"/>
+              <w:right w:w="180" w:type="dxa"/>
+            </w:tcMar>
+            <w:hideMark/>
+          </w:tcPr>
+          <w:p>
+            <w:pPr>
+              <w:rPr>
+                <w:lang w:val="en-IN"/>
+              </w:rPr>
+            </w:pPr>
+            <w:r>
+              <w:rPr>
+                <w:lang w:val="en-IN"/>
+              </w:rPr>
+              <w:t>exactly 3.1.3</w:t>
+            </w:r>
+          </w:p>
+        </w:tc>
+      </w:tr>
+      <w:tr>
+        <w:tc>
+          <w:tcPr>
+            <w:tcW w:w="0" w:type="auto"/>
+            <w:tcBorders>
+              <w:top w:val="single" w:sz="2" w:space="0" w:color="auto"/>
+              <w:left w:val="single" w:sz="2" w:space="0" w:color="auto"/>
+              <w:bottom w:val="single" w:sz="4" w:space="0" w:color="auto"/>
+              <w:right w:val="single" w:sz="2" w:space="0" w:color="auto"/>
+            </w:tcBorders>
+            <w:tcMar>
+              <w:top w:w="180" w:type="dxa"/>
+              <w:left w:w="180" w:type="dxa"/>
+              <w:bottom w:w="180" w:type="dxa"/>
+              <w:right w:w="180" w:type="dxa"/>
+            </w:tcMar>
+            <w:hideMark/>
+          </w:tcPr>
+          <w:p>
+            <w:pPr>
+              <w:rPr>
+                <w:lang w:val="en-IN"/>
+              </w:rPr>
+            </w:pPr>
+            <w:r>
+              <w:rPr>
+                <w:lang w:val="en-IN"/>
+              </w:rPr>
+              <w:t>Flask&gt;=3.0</w:t>
+            </w:r>
+          </w:p>
+        </w:tc>
+        <w:tc>
+          <w:tcPr>
+            <w:tcW w:w="0" w:type="auto"/>
+            <w:tcBorders>
+              <w:top w:val="single" w:sz="2" w:space="0" w:color="auto"/>
+              <w:left w:val="single" w:sz="2" w:space="0" w:color="auto"/>
+              <w:bottom w:val="single" w:sz="4" w:space="0" w:color="auto"/>
+              <w:right w:val="single" w:sz="2" w:space="0" w:color="auto"/>
+            </w:tcBorders>
+            <w:tcMar>
+              <w:top w:w="180" w:type="dxa"/>
+              <w:left w:w="180" w:type="dxa"/>
+              <w:bottom w:w="180" w:type="dxa"/>
+              <w:right w:w="180" w:type="dxa"/>
+            </w:tcMar>
+            <w:hideMark/>
+          </w:tcPr>
+          <w:p>
+            <w:pPr>
+              <w:rPr>
+                <w:lang w:val="en-IN"/>
+              </w:rPr>
+            </w:pPr>
+            <w:r>
+              <w:rPr>
+                <w:lang w:val="en-IN"/>
+              </w:rPr>
+              <w:t>3.0 or newer</w:t>
+            </w:r>
+          </w:p>
+        </w:tc>
+      </w:tr>
+      <w:tr>
+        <w:tc>
+          <w:tcPr>
+            <w:tcW w:w="0" w:type="auto"/>
+            <w:tcBorders>
+              <w:top w:val="single" w:sz="2" w:space="0" w:color="auto"/>
+              <w:left w:val="single" w:sz="2" w:space="0" w:color="auto"/>
+              <w:bottom w:val="single" w:sz="4" w:space="0" w:color="auto"/>
+              <w:right w:val="single" w:sz="2" w:space="0" w:color="auto"/>
+            </w:tcBorders>
+            <w:tcMar>
+              <w:top w:w="180" w:type="dxa"/>
+              <w:left w:w="180" w:type="dxa"/>
+              <w:bottom w:w="180" w:type="dxa"/>
+              <w:right w:w="180" w:type="dxa"/>
+            </w:tcMar>
+            <w:hideMark/>
+          </w:tcPr>
+          <w:p>
+            <w:pPr>
+              <w:rPr>
+                <w:lang w:val="en-IN"/>
+              </w:rPr>
+            </w:pPr>
+            <w:r>
+              <w:rPr>
+                <w:lang w:val="en-IN"/>
+              </w:rPr>
+              <w:t>Flask~=3.1.0</w:t>
+            </w:r>
+          </w:p>
+        </w:tc>
+        <w:tc>
+          <w:tcPr>
+            <w:tcW w:w="0" w:type="auto"/>
+            <w:tcBorders>
+              <w:top w:val="single" w:sz="2" w:space="0" w:color="auto"/>
+              <w:left w:val="single" w:sz="2" w:space="0" w:color="auto"/>
+              <w:bottom w:val="single" w:sz="4" w:space="0" w:color="auto"/>
+              <w:right w:val="single" w:sz="2" w:space="0" w:color="auto"/>
+            </w:tcBorders>
+            <w:tcMar>
+              <w:top w:w="180" w:type="dxa"/>
+              <w:left w:w="180" w:type="dxa"/>
+              <w:bottom w:w="180" w:type="dxa"/>
+              <w:right w:w="180" w:type="dxa"/>
+            </w:tcMar>
+            <w:hideMark/>
+          </w:tcPr>
+          <w:p>
+            <w:pPr>
+              <w:rPr>
+                <w:lang w:val="en-IN"/>
+              </w:rPr>
+            </w:pPr>
+            <w:r>
+              <w:rPr>
+                <w:lang w:val="en-IN"/>
+              </w:rPr>
+              <w:t>3.1.x (patch updates allowed)</w:t>
+            </w:r>
+          </w:p>
+        </w:tc>
+      </w:tr>
+      <w:tr>
+        <w:tc>
+          <w:tcPr>
+            <w:tcW w:w="0" w:type="auto"/>
+            <w:tcBorders>
+              <w:top w:val="single" w:sz="2" w:space="0" w:color="auto"/>
+              <w:left w:val="single" w:sz="2" w:space="0" w:color="auto"/>
+              <w:bottom w:val="single" w:sz="4" w:space="0" w:color="auto"/>
+              <w:right w:val="single" w:sz="2" w:space="0" w:color="auto"/>
+            </w:tcBorders>
+            <w:tcMar>
+              <w:top w:w="180" w:type="dxa"/>
+              <w:left w:w="180" w:type="dxa"/>
+              <w:bottom w:w="180" w:type="dxa"/>
+              <w:right w:w="180" w:type="dxa"/>
+            </w:tcMar>
+            <w:hideMark/>
+          </w:tcPr>
+          <w:p>
+            <w:pPr>
+              <w:rPr>
+                <w:lang w:val="en-IN"/>
+              </w:rPr>
+            </w:pPr>
+            <w:r>
+              <w:rPr>
+                <w:lang w:val="en-IN"/>
+              </w:rPr>
+              <w:t>Flask</w:t>
+            </w:r>
+          </w:p>
+        </w:tc>
+        <w:tc>
+          <w:tcPr>
+            <w:tcW w:w="0" w:type="auto"/>
+            <w:tcBorders>
+              <w:top w:val="single" w:sz="2" w:space="0" w:color="auto"/>
+              <w:left w:val="single" w:sz="2" w:space="0" w:color="auto"/>
+              <w:bottom w:val="single" w:sz="4" w:space="0" w:color="auto"/>
+              <w:right w:val="single" w:sz="2" w:space="0" w:color="auto"/>
+            </w:tcBorders>
+            <w:tcMar>
+              <w:top w:w="180" w:type="dxa"/>
+              <w:left w:w="180" w:type="dxa"/>
+              <w:bottom w:w="180" w:type="dxa"/>
+              <w:right w:w="180" w:type="dxa"/>
+            </w:tcMar>
+            <w:hideMark/>
+          </w:tcPr>
+          <w:p>
+            <w:pPr>
+              <w:rPr>
+                <w:lang w:val="en-IN"/>
+              </w:rPr>
+            </w:pPr>
+            <w:r>
+              <w:rPr>
+                <w:lang w:val="en-IN"/>
+              </w:rPr>
+              <w:t>latest (not recommended)</w:t>
+            </w:r>
+          </w:p>
+        </w:tc>
+      </w:tr>
+    </w:tbl>
+    <w:p/>
+    <w:p>
+      <w:r>
+        <w:t xml:space="preserve">requirements.txt tells pip install -r requirements.txt to install Flask 3.1.3 and </w:t>
+      </w:r>
+      <w:proofErr w:type="spellStart"/>
+      <w:r>
+        <w:t>gunicorn</w:t>
+      </w:r>
+      <w:proofErr w:type="spellEnd"/>
+      <w:r>
+        <w:t xml:space="preserve"> 23.0.0 exactly.</w:t>
+      </w:r>
+    </w:p>
+    <w:p/>
+    <w:p>
+      <w:r>
+        <w:t>git add .</w:t>
+      </w:r>
+    </w:p>
+    <w:p>
+      <w:r>
+        <w:t>git commit -m "Ready for deploy"</w:t>
+      </w:r>
+    </w:p>
+    <w:p>
+      <w:r>
+        <w:t>git branch -M main</w:t>
+      </w:r>
+    </w:p>
+    <w:p>
+      <w:r>
+        <w:t xml:space="preserve">git remote add origin </w:t>
+      </w:r>
+      <w:hyperlink r:id="rId10" w:history="1">
+        <w:r>
+          <w:rPr>
+            <w:rStyle w:val="Hyperlink"/>
+          </w:rPr>
+          <w:t>https://github.com/yourusername/flask-tasks-api.git</w:t>
+        </w:r>
+      </w:hyperlink>
+    </w:p>
+    <w:p>
+      <w:r>
+        <w:t xml:space="preserve">git remote add origin </w:t>
+      </w:r>
+      <w:hyperlink r:id="rId11" w:history="1">
+        <w:r>
+          <w:rPr>
+            <w:rStyle w:val="Hyperlink"/>
+          </w:rPr>
+          <w:t>https://github.com/shilpaputanikar-sketch/deployprogram.git</w:t>
+        </w:r>
+      </w:hyperlink>
+    </w:p>
+    <w:p>
+      <w:r>
+        <w:t xml:space="preserve">git remote add origin </w:t>
+      </w:r>
+      <w:r>
+        <w:t>https://github.com/shilpaputanikar-sketch/deployprogram</w:t>
+      </w:r>
+    </w:p>
+    <w:p>
+      <w:r>
+        <w:t>git push -u origin main</w:t>
+      </w:r>
+    </w:p>
+    <w:p/>
+    <w:p>
+      <w:r>
+        <w:t xml:space="preserve">==&gt; Your service is live </w:t>
+      </w:r>
+      <w:r>
+        <w:rPr>
+          <w:rFonts w:ascii="Segoe UI Emoji" w:hAnsi="Segoe UI Emoji" w:cs="Segoe UI Emoji"/>
+        </w:rPr>
+        <w:t>🎉</w:t>
+      </w:r>
+    </w:p>
+    <w:p>
+      <w:r>
+        <w:t>==&gt;</w:t>
+      </w:r>
+    </w:p>
+    <w:p>
+      <w:r>
+        <w:t xml:space="preserve">==&gt; Available at your primary URL https://deployprogram-xxxx.onrender.com </w:t>
+      </w:r>
+    </w:p>
+    <w:p>
+      <w:r>
+        <w:t>curl.exe https://deployprogram-xxxx.onrender.com/</w:t>
+      </w:r>
+    </w:p>
+    <w:p>
+      <w:r>
+        <w:lastRenderedPageBreak/>
+        <w:t>curl.exe https://deployprogram-xxxx.onrender.com/users</w:t>
       </w:r>
     </w:p>
     <w:p>
@@ -8598,12 +13743,28 @@
     </w:p>
     <w:p>
       <w:r>
-        <w:t>3. Install additional packages as needed: pip install requests openai sqlite3</w:t>
-      </w:r>
-    </w:p>
-    <w:p>
-      <w:r>
-        <w:t>4. Save the code as app.py (or any .py file)</w:t>
+        <w:t xml:space="preserve">3. Install additional packages as needed: pip install requests </w:t>
+      </w:r>
+      <w:proofErr w:type="spellStart"/>
+      <w:r>
+        <w:t>openai</w:t>
+      </w:r>
+      <w:proofErr w:type="spellEnd"/>
+      <w:r>
+        <w:t xml:space="preserve"> sqlite3</w:t>
+      </w:r>
+    </w:p>
+    <w:p>
+      <w:r>
+        <w:t>4. Save the code as app.py (or any .</w:t>
+      </w:r>
+      <w:proofErr w:type="spellStart"/>
+      <w:r>
+        <w:t>py</w:t>
+      </w:r>
+      <w:proofErr w:type="spellEnd"/>
+      <w:r>
+        <w:t xml:space="preserve"> file)</w:t>
       </w:r>
     </w:p>
     <w:p>
@@ -8627,7 +13788,23 @@
           <w:rFonts w:ascii="Consolas" w:hAnsi="Consolas"/>
           <w:sz w:val="18"/>
         </w:rPr>
-        <w:t>curl -X POST http://127.0.0.1:5000/register -H "Content-Type: application/json" -d '{"name":"Test","email":"test@example.com"}'</w:t>
+        <w:t>curl -X POST http://127.0.0.1:5000/register -H "Content-Type: application/</w:t>
+      </w:r>
+      <w:proofErr w:type="spellStart"/>
+      <w:r>
+        <w:rPr>
+          <w:rFonts w:ascii="Consolas" w:hAnsi="Consolas"/>
+          <w:sz w:val="18"/>
+        </w:rPr>
+        <w:t>json</w:t>
+      </w:r>
+      <w:proofErr w:type="spellEnd"/>
+      <w:r>
+        <w:rPr>
+          <w:rFonts w:ascii="Consolas" w:hAnsi="Consolas"/>
+          <w:sz w:val="18"/>
+        </w:rPr>
+        <w:t>" -d '{"name":"Test","email":"test@example.com"}'</w:t>
       </w:r>
     </w:p>
     <w:p/>
@@ -8651,12 +13828,44 @@
     </w:p>
     <w:p>
       <w:r>
-        <w:t>3. Run: npm init -y (creates package.json)</w:t>
-      </w:r>
-    </w:p>
-    <w:p>
-      <w:r>
-        <w:t>4. Install Express: npm install express</w:t>
+        <w:t xml:space="preserve">3. Run: </w:t>
+      </w:r>
+      <w:proofErr w:type="spellStart"/>
+      <w:r>
+        <w:t>npm</w:t>
+      </w:r>
+      <w:proofErr w:type="spellEnd"/>
+      <w:r>
+        <w:t xml:space="preserve"> </w:t>
+      </w:r>
+      <w:proofErr w:type="spellStart"/>
+      <w:r>
+        <w:t>init</w:t>
+      </w:r>
+      <w:proofErr w:type="spellEnd"/>
+      <w:r>
+        <w:t xml:space="preserve"> -y (creates </w:t>
+      </w:r>
+      <w:proofErr w:type="spellStart"/>
+      <w:r>
+        <w:t>package.json</w:t>
+      </w:r>
+      <w:proofErr w:type="spellEnd"/>
+      <w:r>
+        <w:t>)</w:t>
+      </w:r>
+    </w:p>
+    <w:p>
+      <w:r>
+        <w:t xml:space="preserve">4. Install Express: </w:t>
+      </w:r>
+      <w:proofErr w:type="spellStart"/>
+      <w:r>
+        <w:t>npm</w:t>
+      </w:r>
+      <w:proofErr w:type="spellEnd"/>
+      <w:r>
+        <w:t xml:space="preserve"> install express</w:t>
       </w:r>
     </w:p>
     <w:p>
@@ -8894,9 +14103,307 @@
     </w:lvl>
   </w:abstractNum>
   <w:abstractNum w:abstractNumId="9" w15:restartNumberingAfterBreak="0">
+    <w:nsid w:val="04BE19B9"/>
+    <w:multiLevelType w:val="multilevel"/>
+    <w:tmpl w:val="12EC605C"/>
+    <w:lvl w:ilvl="0">
+      <w:start w:val="1"/>
+      <w:numFmt w:val="bullet"/>
+      <w:lvlText w:val=""/>
+      <w:lvlJc w:val="left"/>
+      <w:pPr>
+        <w:tabs>
+          <w:tab w:val="num" w:pos="720"/>
+        </w:tabs>
+        <w:ind w:left="720" w:hanging="360"/>
+      </w:pPr>
+      <w:rPr>
+        <w:rFonts w:ascii="Symbol" w:hAnsi="Symbol" w:hint="default"/>
+        <w:sz w:val="20"/>
+      </w:rPr>
+    </w:lvl>
+    <w:lvl w:ilvl="1" w:tentative="1">
+      <w:start w:val="1"/>
+      <w:numFmt w:val="bullet"/>
+      <w:lvlText w:val=""/>
+      <w:lvlJc w:val="left"/>
+      <w:pPr>
+        <w:tabs>
+          <w:tab w:val="num" w:pos="1440"/>
+        </w:tabs>
+        <w:ind w:left="1440" w:hanging="360"/>
+      </w:pPr>
+      <w:rPr>
+        <w:rFonts w:ascii="Symbol" w:hAnsi="Symbol" w:hint="default"/>
+        <w:sz w:val="20"/>
+      </w:rPr>
+    </w:lvl>
+    <w:lvl w:ilvl="2" w:tentative="1">
+      <w:start w:val="1"/>
+      <w:numFmt w:val="bullet"/>
+      <w:lvlText w:val=""/>
+      <w:lvlJc w:val="left"/>
+      <w:pPr>
+        <w:tabs>
+          <w:tab w:val="num" w:pos="2160"/>
+        </w:tabs>
+        <w:ind w:left="2160" w:hanging="360"/>
+      </w:pPr>
+      <w:rPr>
+        <w:rFonts w:ascii="Symbol" w:hAnsi="Symbol" w:hint="default"/>
+        <w:sz w:val="20"/>
+      </w:rPr>
+    </w:lvl>
+    <w:lvl w:ilvl="3" w:tentative="1">
+      <w:start w:val="1"/>
+      <w:numFmt w:val="bullet"/>
+      <w:lvlText w:val=""/>
+      <w:lvlJc w:val="left"/>
+      <w:pPr>
+        <w:tabs>
+          <w:tab w:val="num" w:pos="2880"/>
+        </w:tabs>
+        <w:ind w:left="2880" w:hanging="360"/>
+      </w:pPr>
+      <w:rPr>
+        <w:rFonts w:ascii="Symbol" w:hAnsi="Symbol" w:hint="default"/>
+        <w:sz w:val="20"/>
+      </w:rPr>
+    </w:lvl>
+    <w:lvl w:ilvl="4" w:tentative="1">
+      <w:start w:val="1"/>
+      <w:numFmt w:val="bullet"/>
+      <w:lvlText w:val=""/>
+      <w:lvlJc w:val="left"/>
+      <w:pPr>
+        <w:tabs>
+          <w:tab w:val="num" w:pos="3600"/>
+        </w:tabs>
+        <w:ind w:left="3600" w:hanging="360"/>
+      </w:pPr>
+      <w:rPr>
+        <w:rFonts w:ascii="Symbol" w:hAnsi="Symbol" w:hint="default"/>
+        <w:sz w:val="20"/>
+      </w:rPr>
+    </w:lvl>
+    <w:lvl w:ilvl="5" w:tentative="1">
+      <w:start w:val="1"/>
+      <w:numFmt w:val="bullet"/>
+      <w:lvlText w:val=""/>
+      <w:lvlJc w:val="left"/>
+      <w:pPr>
+        <w:tabs>
+          <w:tab w:val="num" w:pos="4320"/>
+        </w:tabs>
+        <w:ind w:left="4320" w:hanging="360"/>
+      </w:pPr>
+      <w:rPr>
+        <w:rFonts w:ascii="Symbol" w:hAnsi="Symbol" w:hint="default"/>
+        <w:sz w:val="20"/>
+      </w:rPr>
+    </w:lvl>
+    <w:lvl w:ilvl="6" w:tentative="1">
+      <w:start w:val="1"/>
+      <w:numFmt w:val="bullet"/>
+      <w:lvlText w:val=""/>
+      <w:lvlJc w:val="left"/>
+      <w:pPr>
+        <w:tabs>
+          <w:tab w:val="num" w:pos="5040"/>
+        </w:tabs>
+        <w:ind w:left="5040" w:hanging="360"/>
+      </w:pPr>
+      <w:rPr>
+        <w:rFonts w:ascii="Symbol" w:hAnsi="Symbol" w:hint="default"/>
+        <w:sz w:val="20"/>
+      </w:rPr>
+    </w:lvl>
+    <w:lvl w:ilvl="7" w:tentative="1">
+      <w:start w:val="1"/>
+      <w:numFmt w:val="bullet"/>
+      <w:lvlText w:val=""/>
+      <w:lvlJc w:val="left"/>
+      <w:pPr>
+        <w:tabs>
+          <w:tab w:val="num" w:pos="5760"/>
+        </w:tabs>
+        <w:ind w:left="5760" w:hanging="360"/>
+      </w:pPr>
+      <w:rPr>
+        <w:rFonts w:ascii="Symbol" w:hAnsi="Symbol" w:hint="default"/>
+        <w:sz w:val="20"/>
+      </w:rPr>
+    </w:lvl>
+    <w:lvl w:ilvl="8" w:tentative="1">
+      <w:start w:val="1"/>
+      <w:numFmt w:val="bullet"/>
+      <w:lvlText w:val=""/>
+      <w:lvlJc w:val="left"/>
+      <w:pPr>
+        <w:tabs>
+          <w:tab w:val="num" w:pos="6480"/>
+        </w:tabs>
+        <w:ind w:left="6480" w:hanging="360"/>
+      </w:pPr>
+      <w:rPr>
+        <w:rFonts w:ascii="Symbol" w:hAnsi="Symbol" w:hint="default"/>
+        <w:sz w:val="20"/>
+      </w:rPr>
+    </w:lvl>
+  </w:abstractNum>
+  <w:abstractNum w:abstractNumId="10" w15:restartNumberingAfterBreak="0">
     <w:nsid w:val="2FEF14E4"/>
     <w:multiLevelType w:val="multilevel"/>
     <w:tmpl w:val="2D6CFDB0"/>
+    <w:lvl w:ilvl="0">
+      <w:start w:val="1"/>
+      <w:numFmt w:val="bullet"/>
+      <w:lvlText w:val=""/>
+      <w:lvlJc w:val="left"/>
+      <w:pPr>
+        <w:tabs>
+          <w:tab w:val="num" w:pos="720"/>
+        </w:tabs>
+        <w:ind w:left="720" w:hanging="360"/>
+      </w:pPr>
+      <w:rPr>
+        <w:rFonts w:ascii="Symbol" w:hAnsi="Symbol" w:hint="default"/>
+        <w:sz w:val="20"/>
+      </w:rPr>
+    </w:lvl>
+    <w:lvl w:ilvl="1" w:tentative="1">
+      <w:start w:val="1"/>
+      <w:numFmt w:val="bullet"/>
+      <w:lvlText w:val=""/>
+      <w:lvlJc w:val="left"/>
+      <w:pPr>
+        <w:tabs>
+          <w:tab w:val="num" w:pos="1440"/>
+        </w:tabs>
+        <w:ind w:left="1440" w:hanging="360"/>
+      </w:pPr>
+      <w:rPr>
+        <w:rFonts w:ascii="Symbol" w:hAnsi="Symbol" w:hint="default"/>
+        <w:sz w:val="20"/>
+      </w:rPr>
+    </w:lvl>
+    <w:lvl w:ilvl="2" w:tentative="1">
+      <w:start w:val="1"/>
+      <w:numFmt w:val="bullet"/>
+      <w:lvlText w:val=""/>
+      <w:lvlJc w:val="left"/>
+      <w:pPr>
+        <w:tabs>
+          <w:tab w:val="num" w:pos="2160"/>
+        </w:tabs>
+        <w:ind w:left="2160" w:hanging="360"/>
+      </w:pPr>
+      <w:rPr>
+        <w:rFonts w:ascii="Symbol" w:hAnsi="Symbol" w:hint="default"/>
+        <w:sz w:val="20"/>
+      </w:rPr>
+    </w:lvl>
+    <w:lvl w:ilvl="3" w:tentative="1">
+      <w:start w:val="1"/>
+      <w:numFmt w:val="bullet"/>
+      <w:lvlText w:val=""/>
+      <w:lvlJc w:val="left"/>
+      <w:pPr>
+        <w:tabs>
+          <w:tab w:val="num" w:pos="2880"/>
+        </w:tabs>
+        <w:ind w:left="2880" w:hanging="360"/>
+      </w:pPr>
+      <w:rPr>
+        <w:rFonts w:ascii="Symbol" w:hAnsi="Symbol" w:hint="default"/>
+        <w:sz w:val="20"/>
+      </w:rPr>
+    </w:lvl>
+    <w:lvl w:ilvl="4" w:tentative="1">
+      <w:start w:val="1"/>
+      <w:numFmt w:val="bullet"/>
+      <w:lvlText w:val=""/>
+      <w:lvlJc w:val="left"/>
+      <w:pPr>
+        <w:tabs>
+          <w:tab w:val="num" w:pos="3600"/>
+        </w:tabs>
+        <w:ind w:left="3600" w:hanging="360"/>
+      </w:pPr>
+      <w:rPr>
+        <w:rFonts w:ascii="Symbol" w:hAnsi="Symbol" w:hint="default"/>
+        <w:sz w:val="20"/>
+      </w:rPr>
+    </w:lvl>
+    <w:lvl w:ilvl="5" w:tentative="1">
+      <w:start w:val="1"/>
+      <w:numFmt w:val="bullet"/>
+      <w:lvlText w:val=""/>
+      <w:lvlJc w:val="left"/>
+      <w:pPr>
+        <w:tabs>
+          <w:tab w:val="num" w:pos="4320"/>
+        </w:tabs>
+        <w:ind w:left="4320" w:hanging="360"/>
+      </w:pPr>
+      <w:rPr>
+        <w:rFonts w:ascii="Symbol" w:hAnsi="Symbol" w:hint="default"/>
+        <w:sz w:val="20"/>
+      </w:rPr>
+    </w:lvl>
+    <w:lvl w:ilvl="6" w:tentative="1">
+      <w:start w:val="1"/>
+      <w:numFmt w:val="bullet"/>
+      <w:lvlText w:val=""/>
+      <w:lvlJc w:val="left"/>
+      <w:pPr>
+        <w:tabs>
+          <w:tab w:val="num" w:pos="5040"/>
+        </w:tabs>
+        <w:ind w:left="5040" w:hanging="360"/>
+      </w:pPr>
+      <w:rPr>
+        <w:rFonts w:ascii="Symbol" w:hAnsi="Symbol" w:hint="default"/>
+        <w:sz w:val="20"/>
+      </w:rPr>
+    </w:lvl>
+    <w:lvl w:ilvl="7" w:tentative="1">
+      <w:start w:val="1"/>
+      <w:numFmt w:val="bullet"/>
+      <w:lvlText w:val=""/>
+      <w:lvlJc w:val="left"/>
+      <w:pPr>
+        <w:tabs>
+          <w:tab w:val="num" w:pos="5760"/>
+        </w:tabs>
+        <w:ind w:left="5760" w:hanging="360"/>
+      </w:pPr>
+      <w:rPr>
+        <w:rFonts w:ascii="Symbol" w:hAnsi="Symbol" w:hint="default"/>
+        <w:sz w:val="20"/>
+      </w:rPr>
+    </w:lvl>
+    <w:lvl w:ilvl="8" w:tentative="1">
+      <w:start w:val="1"/>
+      <w:numFmt w:val="bullet"/>
+      <w:lvlText w:val=""/>
+      <w:lvlJc w:val="left"/>
+      <w:pPr>
+        <w:tabs>
+          <w:tab w:val="num" w:pos="6480"/>
+        </w:tabs>
+        <w:ind w:left="6480" w:hanging="360"/>
+      </w:pPr>
+      <w:rPr>
+        <w:rFonts w:ascii="Symbol" w:hAnsi="Symbol" w:hint="default"/>
+        <w:sz w:val="20"/>
+      </w:rPr>
+    </w:lvl>
+  </w:abstractNum>
+  <w:abstractNum w:abstractNumId="11" w15:restartNumberingAfterBreak="0">
+    <w:nsid w:val="533723ED"/>
+    <w:multiLevelType w:val="multilevel"/>
+    <w:tmpl w:val="EA28A3F8"/>
     <w:lvl w:ilvl="0">
       <w:start w:val="1"/>
       <w:numFmt w:val="bullet"/>
@@ -9070,7 +14577,13 @@
     <w:abstractNumId w:val="0"/>
   </w:num>
   <w:num w:numId="10" w16cid:durableId="1978218833">
+    <w:abstractNumId w:val="10"/>
+  </w:num>
+  <w:num w:numId="11" w16cid:durableId="2123379356">
     <w:abstractNumId w:val="9"/>
+  </w:num>
+  <w:num w:numId="12" w16cid:durableId="2054885003">
+    <w:abstractNumId w:val="11"/>
   </w:num>
 </w:numbering>
 </file>
@@ -20535,6 +26048,29 @@
       <w:szCs w:val="20"/>
     </w:rPr>
   </w:style>
+  <w:style w:type="character" w:styleId="Hyperlink">
+    <w:name w:val="Hyperlink"/>
+    <w:basedOn w:val="DefaultParagraphFont"/>
+    <w:uiPriority w:val="99"/>
+    <w:unhideWhenUsed/>
+    <w:rsid w:val="00CC7C2D"/>
+    <w:rPr>
+      <w:color w:val="0000FF" w:themeColor="hyperlink"/>
+      <w:u w:val="single"/>
+    </w:rPr>
+  </w:style>
+  <w:style w:type="character" w:styleId="UnresolvedMention">
+    <w:name w:val="Unresolved Mention"/>
+    <w:basedOn w:val="DefaultParagraphFont"/>
+    <w:uiPriority w:val="99"/>
+    <w:semiHidden/>
+    <w:unhideWhenUsed/>
+    <w:rsid w:val="00CC7C2D"/>
+    <w:rPr>
+      <w:color w:val="605E5C"/>
+      <w:shd w:val="clear" w:color="auto" w:fill="E1DFDD"/>
+    </w:rPr>
+  </w:style>
 </w:styles>
 </file>
 
